--- a/fuentes/CF8_621209_DU.docx
+++ b/fuentes/CF8_621209_DU.docx
@@ -1,6 +1,6 @@
 
 <file path=word/document.xml><?xml version="1.0" encoding="utf-8"?>
-<w:document xmlns:wpc="http://schemas.microsoft.com/office/word/2010/wordprocessingCanvas" xmlns:cx="http://schemas.microsoft.com/office/drawing/2014/chartex" xmlns:cx1="http://schemas.microsoft.com/office/drawing/2015/9/8/chartex" xmlns:cx2="http://schemas.microsoft.com/office/drawing/2015/10/21/chartex" xmlns:cx3="http://schemas.microsoft.com/office/drawing/2016/5/9/chartex" xmlns:cx4="http://schemas.microsoft.com/office/drawing/2016/5/10/chartex" xmlns:cx5="http://schemas.microsoft.com/office/drawing/2016/5/11/chartex" xmlns:cx6="http://schemas.microsoft.com/office/drawing/2016/5/12/chartex" xmlns:cx7="http://schemas.microsoft.com/office/drawing/2016/5/13/chartex" xmlns:cx8="http://schemas.microsoft.com/office/drawing/2016/5/14/chartex" xmlns:mc="http://schemas.openxmlformats.org/markup-compatibility/2006" xmlns:aink="http://schemas.microsoft.com/office/drawing/2016/ink" xmlns:am3d="http://schemas.microsoft.com/office/drawing/2017/model3d" xmlns:o="urn:schemas-microsoft-com:office:office" xmlns:oel="http://schemas.microsoft.com/office/2019/extlst" xmlns:r="http://schemas.openxmlformats.org/officeDocument/2006/relationships" xmlns:m="http://schemas.openxmlformats.org/officeDocument/2006/math" xmlns:v="urn:schemas-microsoft-com:vml" xmlns:wp14="http://schemas.microsoft.com/office/word/2010/wordprocessingDrawing" xmlns:wp="http://schemas.openxmlformats.org/drawingml/2006/wordprocessingDrawing" xmlns:w10="urn:schemas-microsoft-com:office:word" xmlns:w="http://schemas.openxmlformats.org/wordprocessingml/2006/main" xmlns:w14="http://schemas.microsoft.com/office/word/2010/wordml" xmlns:w15="http://schemas.microsoft.com/office/word/2012/wordml" xmlns:w16cex="http://schemas.microsoft.com/office/word/2018/wordml/cex" xmlns:w16cid="http://schemas.microsoft.com/office/word/2016/wordml/cid" xmlns:w16="http://schemas.microsoft.com/office/word/2018/wordml" xmlns:w16du="http://schemas.microsoft.com/office/word/2023/wordml/word16du" xmlns:w16sdtdh="http://schemas.microsoft.com/office/word/2020/wordml/sdtdatahash" xmlns:w16sdtfl="http://schemas.microsoft.com/office/word/2024/wordml/sdtformatlock" xmlns:w16se="http://schemas.microsoft.com/office/word/2015/wordml/symex" xmlns:wpg="http://schemas.microsoft.com/office/word/2010/wordprocessingGroup" xmlns:wpi="http://schemas.microsoft.com/office/word/2010/wordprocessingInk" xmlns:wne="http://schemas.microsoft.com/office/word/2006/wordml" xmlns:wps="http://schemas.microsoft.com/office/word/2010/wordprocessingShape" mc:Ignorable="w14 w15 w16se w16cid w16 w16cex w16sdtdh w16sdtfl w16du wp14">
+<w:document xmlns:wpc="http://schemas.microsoft.com/office/word/2010/wordprocessingCanvas" xmlns:cx="http://schemas.microsoft.com/office/drawing/2014/chartex" xmlns:cx1="http://schemas.microsoft.com/office/drawing/2015/9/8/chartex" xmlns:cx2="http://schemas.microsoft.com/office/drawing/2015/10/21/chartex" xmlns:cx3="http://schemas.microsoft.com/office/drawing/2016/5/9/chartex" xmlns:cx4="http://schemas.microsoft.com/office/drawing/2016/5/10/chartex" xmlns:cx5="http://schemas.microsoft.com/office/drawing/2016/5/11/chartex" xmlns:cx6="http://schemas.microsoft.com/office/drawing/2016/5/12/chartex" xmlns:cx7="http://schemas.microsoft.com/office/drawing/2016/5/13/chartex" xmlns:cx8="http://schemas.microsoft.com/office/drawing/2016/5/14/chartex" xmlns:mc="http://schemas.openxmlformats.org/markup-compatibility/2006" xmlns:aink="http://schemas.microsoft.com/office/drawing/2016/ink" xmlns:am3d="http://schemas.microsoft.com/office/drawing/2017/model3d" xmlns:o="urn:schemas-microsoft-com:office:office" xmlns:oel="http://schemas.microsoft.com/office/2019/extlst" xmlns:r="http://schemas.openxmlformats.org/officeDocument/2006/relationships" xmlns:m="http://schemas.openxmlformats.org/officeDocument/2006/math" xmlns:v="urn:schemas-microsoft-com:vml" xmlns:wp14="http://schemas.microsoft.com/office/word/2010/wordprocessingDrawing" xmlns:wp="http://schemas.openxmlformats.org/drawingml/2006/wordprocessingDrawing" xmlns:w10="urn:schemas-microsoft-com:office:word" xmlns:w="http://schemas.openxmlformats.org/wordprocessingml/2006/main" xmlns:w14="http://schemas.microsoft.com/office/word/2010/wordml" xmlns:w15="http://schemas.microsoft.com/office/word/2012/wordml" xmlns:w16cei="http://schemas.microsoft.com/office/word/2026/wordml/cei" xmlns:w16cex="http://schemas.microsoft.com/office/word/2018/wordml/cex" xmlns:w16cid="http://schemas.microsoft.com/office/word/2016/wordml/cid" xmlns:w16="http://schemas.microsoft.com/office/word/2018/wordml" xmlns:w16du="http://schemas.microsoft.com/office/word/2023/wordml/word16du" xmlns:w16sdtdh="http://schemas.microsoft.com/office/word/2020/wordml/sdtdatahash" xmlns:w16sdtfl="http://schemas.microsoft.com/office/word/2024/wordml/sdtformatlock" xmlns:w16se="http://schemas.microsoft.com/office/word/2015/wordml/symex" xmlns:wpg="http://schemas.microsoft.com/office/word/2010/wordprocessingGroup" xmlns:wpi="http://schemas.microsoft.com/office/word/2010/wordprocessingInk" xmlns:wne="http://schemas.microsoft.com/office/word/2006/wordml" xmlns:wps="http://schemas.microsoft.com/office/word/2010/wordprocessingShape" mc:Ignorable="w14 w15 w16se w16cid w16 w16cex w16sdtdh w16sdtfl w16du wp14">
   <w:body>
     <w:p>
       <w:pPr>
@@ -648,6 +648,9 @@
       <w:bookmarkStart w:id="0" w:name="_Toc230620453"/>
       <w:bookmarkStart w:id="1" w:name="_Toc232760553"/>
       <w:bookmarkStart w:id="2" w:name="_Toc232764737"/>
+      <w:bookmarkStart w:id="3" w:name="_Toc236040201"/>
+      <w:bookmarkStart w:id="4" w:name="_Toc236059750"/>
+      <w:bookmarkStart w:id="5" w:name="_Toc236059855"/>
       <w:r>
         <w:lastRenderedPageBreak/>
         <w:t>Tabla de contenido</w:t>
@@ -655,6 +658,9 @@
       <w:bookmarkEnd w:id="0"/>
       <w:bookmarkEnd w:id="1"/>
       <w:bookmarkEnd w:id="2"/>
+      <w:bookmarkEnd w:id="3"/>
+      <w:bookmarkEnd w:id="4"/>
+      <w:bookmarkEnd w:id="5"/>
       <w:r>
         <w:rPr>
           <w:rFonts w:eastAsia="Calibri"/>
@@ -688,7 +694,7 @@
           <w14:ligatures w14:val="standardContextual"/>
         </w:rPr>
       </w:pPr>
-      <w:hyperlink w:anchor="_Toc232764738" w:history="1">
+      <w:hyperlink w:anchor="_Toc236059856" w:history="1">
         <w:r>
           <w:rPr>
             <w:rStyle w:val="Hipervnculo"/>
@@ -715,7 +721,7 @@
             <w:noProof/>
             <w:webHidden/>
           </w:rPr>
-          <w:instrText xml:space="preserve"> PAGEREF _Toc232764738 \h </w:instrText>
+          <w:instrText xml:space="preserve"> PAGEREF _Toc236059856 \h </w:instrText>
         </w:r>
         <w:r>
           <w:rPr>
@@ -758,7 +764,7 @@
           <w14:ligatures w14:val="standardContextual"/>
         </w:rPr>
       </w:pPr>
-      <w:hyperlink w:anchor="_Toc232764739" w:history="1">
+      <w:hyperlink w:anchor="_Toc236059857" w:history="1">
         <w:r>
           <w:rPr>
             <w:rStyle w:val="Hipervnculo"/>
@@ -803,7 +809,7 @@
             <w:noProof/>
             <w:webHidden/>
           </w:rPr>
-          <w:instrText xml:space="preserve"> PAGEREF _Toc232764739 \h </w:instrText>
+          <w:instrText xml:space="preserve"> PAGEREF _Toc236059857 \h </w:instrText>
         </w:r>
         <w:r>
           <w:rPr>
@@ -823,7 +829,7 @@
             <w:noProof/>
             <w:webHidden/>
           </w:rPr>
-          <w:t>5</w:t>
+          <w:t>6</w:t>
         </w:r>
         <w:r>
           <w:rPr>
@@ -846,7 +852,7 @@
           <w14:ligatures w14:val="standardContextual"/>
         </w:rPr>
       </w:pPr>
-      <w:hyperlink w:anchor="_Toc232764740" w:history="1">
+      <w:hyperlink w:anchor="_Toc236059858" w:history="1">
         <w:r>
           <w:rPr>
             <w:rStyle w:val="Hipervnculo"/>
@@ -891,7 +897,7 @@
             <w:noProof/>
             <w:webHidden/>
           </w:rPr>
-          <w:instrText xml:space="preserve"> PAGEREF _Toc232764740 \h </w:instrText>
+          <w:instrText xml:space="preserve"> PAGEREF _Toc236059858 \h </w:instrText>
         </w:r>
         <w:r>
           <w:rPr>
@@ -911,7 +917,7 @@
             <w:noProof/>
             <w:webHidden/>
           </w:rPr>
-          <w:t>9</w:t>
+          <w:t>11</w:t>
         </w:r>
         <w:r>
           <w:rPr>
@@ -939,7 +945,7 @@
           <w14:ligatures w14:val="standardContextual"/>
         </w:rPr>
       </w:pPr>
-      <w:hyperlink w:anchor="_Toc232764741" w:history="1">
+      <w:hyperlink w:anchor="_Toc236059859" w:history="1">
         <w:r>
           <w:rPr>
             <w:rStyle w:val="Hipervnculo"/>
@@ -984,7 +990,7 @@
             <w:noProof/>
             <w:webHidden/>
           </w:rPr>
-          <w:instrText xml:space="preserve"> PAGEREF _Toc232764741 \h </w:instrText>
+          <w:instrText xml:space="preserve"> PAGEREF _Toc236059859 \h </w:instrText>
         </w:r>
         <w:r>
           <w:rPr>
@@ -1004,7 +1010,7 @@
             <w:noProof/>
             <w:webHidden/>
           </w:rPr>
-          <w:t>9</w:t>
+          <w:t>11</w:t>
         </w:r>
         <w:r>
           <w:rPr>
@@ -1032,7 +1038,7 @@
           <w14:ligatures w14:val="standardContextual"/>
         </w:rPr>
       </w:pPr>
-      <w:hyperlink w:anchor="_Toc232764742" w:history="1">
+      <w:hyperlink w:anchor="_Toc236059860" w:history="1">
         <w:r>
           <w:rPr>
             <w:rStyle w:val="Hipervnculo"/>
@@ -1077,7 +1083,7 @@
             <w:noProof/>
             <w:webHidden/>
           </w:rPr>
-          <w:instrText xml:space="preserve"> PAGEREF _Toc232764742 \h </w:instrText>
+          <w:instrText xml:space="preserve"> PAGEREF _Toc236059860 \h </w:instrText>
         </w:r>
         <w:r>
           <w:rPr>
@@ -1097,7 +1103,7 @@
             <w:noProof/>
             <w:webHidden/>
           </w:rPr>
-          <w:t>10</w:t>
+          <w:t>12</w:t>
         </w:r>
         <w:r>
           <w:rPr>
@@ -1125,7 +1131,7 @@
           <w14:ligatures w14:val="standardContextual"/>
         </w:rPr>
       </w:pPr>
-      <w:hyperlink w:anchor="_Toc232764743" w:history="1">
+      <w:hyperlink w:anchor="_Toc236059861" w:history="1">
         <w:r>
           <w:rPr>
             <w:rStyle w:val="Hipervnculo"/>
@@ -1170,7 +1176,7 @@
             <w:noProof/>
             <w:webHidden/>
           </w:rPr>
-          <w:instrText xml:space="preserve"> PAGEREF _Toc232764743 \h </w:instrText>
+          <w:instrText xml:space="preserve"> PAGEREF _Toc236059861 \h </w:instrText>
         </w:r>
         <w:r>
           <w:rPr>
@@ -1190,7 +1196,7 @@
             <w:noProof/>
             <w:webHidden/>
           </w:rPr>
-          <w:t>12</w:t>
+          <w:t>14</w:t>
         </w:r>
         <w:r>
           <w:rPr>
@@ -1218,7 +1224,7 @@
           <w14:ligatures w14:val="standardContextual"/>
         </w:rPr>
       </w:pPr>
-      <w:hyperlink w:anchor="_Toc232764744" w:history="1">
+      <w:hyperlink w:anchor="_Toc236059862" w:history="1">
         <w:r>
           <w:rPr>
             <w:rStyle w:val="Hipervnculo"/>
@@ -1263,7 +1269,7 @@
             <w:noProof/>
             <w:webHidden/>
           </w:rPr>
-          <w:instrText xml:space="preserve"> PAGEREF _Toc232764744 \h </w:instrText>
+          <w:instrText xml:space="preserve"> PAGEREF _Toc236059862 \h </w:instrText>
         </w:r>
         <w:r>
           <w:rPr>
@@ -1283,7 +1289,7 @@
             <w:noProof/>
             <w:webHidden/>
           </w:rPr>
-          <w:t>14</w:t>
+          <w:t>16</w:t>
         </w:r>
         <w:r>
           <w:rPr>
@@ -1306,7 +1312,7 @@
           <w14:ligatures w14:val="standardContextual"/>
         </w:rPr>
       </w:pPr>
-      <w:hyperlink w:anchor="_Toc232764745" w:history="1">
+      <w:hyperlink w:anchor="_Toc236059863" w:history="1">
         <w:r>
           <w:rPr>
             <w:rStyle w:val="Hipervnculo"/>
@@ -1353,7 +1359,7 @@
             <w:noProof/>
             <w:webHidden/>
           </w:rPr>
-          <w:instrText xml:space="preserve"> PAGEREF _Toc232764745 \h </w:instrText>
+          <w:instrText xml:space="preserve"> PAGEREF _Toc236059863 \h </w:instrText>
         </w:r>
         <w:r>
           <w:rPr>
@@ -1373,7 +1379,7 @@
             <w:noProof/>
             <w:webHidden/>
           </w:rPr>
-          <w:t>15</w:t>
+          <w:t>17</w:t>
         </w:r>
         <w:r>
           <w:rPr>
@@ -1396,7 +1402,7 @@
           <w14:ligatures w14:val="standardContextual"/>
         </w:rPr>
       </w:pPr>
-      <w:hyperlink w:anchor="_Toc232764746" w:history="1">
+      <w:hyperlink w:anchor="_Toc236059864" w:history="1">
         <w:r>
           <w:rPr>
             <w:rStyle w:val="Hipervnculo"/>
@@ -1443,221 +1449,7 @@
             <w:noProof/>
             <w:webHidden/>
           </w:rPr>
-          <w:instrText xml:space="preserve"> PAGEREF _Toc232764746 \h </w:instrText>
-        </w:r>
-        <w:r>
-          <w:rPr>
-            <w:noProof/>
-            <w:webHidden/>
-          </w:rPr>
-        </w:r>
-        <w:r>
-          <w:rPr>
-            <w:noProof/>
-            <w:webHidden/>
-          </w:rPr>
-          <w:fldChar w:fldCharType="separate"/>
-        </w:r>
-        <w:r>
-          <w:rPr>
-            <w:noProof/>
-            <w:webHidden/>
-          </w:rPr>
-          <w:t>19</w:t>
-        </w:r>
-        <w:r>
-          <w:rPr>
-            <w:noProof/>
-            <w:webHidden/>
-          </w:rPr>
-          <w:fldChar w:fldCharType="end"/>
-        </w:r>
-      </w:hyperlink>
-    </w:p>
-    <w:p>
-      <w:pPr>
-        <w:pStyle w:val="TDC2"/>
-        <w:tabs>
-          <w:tab w:val="left" w:pos="1680"/>
-          <w:tab w:val="right" w:leader="dot" w:pos="9962"/>
-        </w:tabs>
-        <w:spacing w:before="0" w:after="0"/>
-        <w:rPr>
-          <w:rFonts w:asciiTheme="minorHAnsi" w:eastAsiaTheme="minorEastAsia" w:hAnsiTheme="minorHAnsi" w:cstheme="minorBidi"/>
-          <w:noProof/>
-          <w:sz w:val="24"/>
-          <w:szCs w:val="24"/>
-          <w:lang w:eastAsia="es-CO"/>
-          <w14:ligatures w14:val="standardContextual"/>
-        </w:rPr>
-      </w:pPr>
-      <w:hyperlink w:anchor="_Toc232764747" w:history="1">
-        <w:r>
-          <w:rPr>
-            <w:rStyle w:val="Hipervnculo"/>
-            <w:noProof/>
-          </w:rPr>
-          <w:t>4.1.</w:t>
-        </w:r>
-        <w:r>
-          <w:rPr>
-            <w:rFonts w:asciiTheme="minorHAnsi" w:eastAsiaTheme="minorEastAsia" w:hAnsiTheme="minorHAnsi" w:cstheme="minorBidi"/>
-            <w:noProof/>
-            <w:sz w:val="24"/>
-            <w:szCs w:val="24"/>
-            <w:lang w:eastAsia="es-CO"/>
-            <w14:ligatures w14:val="standardContextual"/>
-          </w:rPr>
-          <w:tab/>
-        </w:r>
-        <w:r>
-          <w:rPr>
-            <w:rStyle w:val="Hipervnculo"/>
-            <w:noProof/>
-          </w:rPr>
-          <w:t xml:space="preserve">Seguridad y </w:t>
-        </w:r>
-        <w:r>
-          <w:rPr>
-            <w:rStyle w:val="Hipervnculo"/>
-            <w:noProof/>
-          </w:rPr>
-          <w:t>s</w:t>
-        </w:r>
-        <w:r>
-          <w:rPr>
-            <w:rStyle w:val="Hipervnculo"/>
-            <w:noProof/>
-          </w:rPr>
-          <w:t xml:space="preserve">alud en el </w:t>
-        </w:r>
-        <w:r>
-          <w:rPr>
-            <w:rStyle w:val="Hipervnculo"/>
-            <w:noProof/>
-          </w:rPr>
-          <w:t>t</w:t>
-        </w:r>
-        <w:r>
-          <w:rPr>
-            <w:rStyle w:val="Hipervnculo"/>
-            <w:noProof/>
-          </w:rPr>
-          <w:t>rabajo</w:t>
-        </w:r>
-        <w:r>
-          <w:rPr>
-            <w:noProof/>
-            <w:webHidden/>
-          </w:rPr>
-          <w:tab/>
-        </w:r>
-        <w:r>
-          <w:rPr>
-            <w:noProof/>
-            <w:webHidden/>
-          </w:rPr>
-          <w:fldChar w:fldCharType="begin"/>
-        </w:r>
-        <w:r>
-          <w:rPr>
-            <w:noProof/>
-            <w:webHidden/>
-          </w:rPr>
-          <w:instrText xml:space="preserve"> PAGEREF _Toc232764747 \h </w:instrText>
-        </w:r>
-        <w:r>
-          <w:rPr>
-            <w:noProof/>
-            <w:webHidden/>
-          </w:rPr>
-        </w:r>
-        <w:r>
-          <w:rPr>
-            <w:noProof/>
-            <w:webHidden/>
-          </w:rPr>
-          <w:fldChar w:fldCharType="separate"/>
-        </w:r>
-        <w:r>
-          <w:rPr>
-            <w:noProof/>
-            <w:webHidden/>
-          </w:rPr>
-          <w:t>19</w:t>
-        </w:r>
-        <w:r>
-          <w:rPr>
-            <w:noProof/>
-            <w:webHidden/>
-          </w:rPr>
-          <w:fldChar w:fldCharType="end"/>
-        </w:r>
-      </w:hyperlink>
-    </w:p>
-    <w:p>
-      <w:pPr>
-        <w:pStyle w:val="TDC2"/>
-        <w:tabs>
-          <w:tab w:val="left" w:pos="1680"/>
-          <w:tab w:val="right" w:leader="dot" w:pos="9962"/>
-        </w:tabs>
-        <w:spacing w:before="0" w:after="0"/>
-        <w:rPr>
-          <w:rFonts w:asciiTheme="minorHAnsi" w:eastAsiaTheme="minorEastAsia" w:hAnsiTheme="minorHAnsi" w:cstheme="minorBidi"/>
-          <w:noProof/>
-          <w:sz w:val="24"/>
-          <w:szCs w:val="24"/>
-          <w:lang w:eastAsia="es-CO"/>
-          <w14:ligatures w14:val="standardContextual"/>
-        </w:rPr>
-      </w:pPr>
-      <w:hyperlink w:anchor="_Toc232764748" w:history="1">
-        <w:r>
-          <w:rPr>
-            <w:rStyle w:val="Hipervnculo"/>
-            <w:noProof/>
-          </w:rPr>
-          <w:t>4.2.</w:t>
-        </w:r>
-        <w:r>
-          <w:rPr>
-            <w:rFonts w:asciiTheme="minorHAnsi" w:eastAsiaTheme="minorEastAsia" w:hAnsiTheme="minorHAnsi" w:cstheme="minorBidi"/>
-            <w:noProof/>
-            <w:sz w:val="24"/>
-            <w:szCs w:val="24"/>
-            <w:lang w:eastAsia="es-CO"/>
-            <w14:ligatures w14:val="standardContextual"/>
-          </w:rPr>
-          <w:tab/>
-        </w:r>
-        <w:r>
-          <w:rPr>
-            <w:rStyle w:val="Hipervnculo"/>
-            <w:noProof/>
-          </w:rPr>
-          <w:t>Leyes de protección de datos</w:t>
-        </w:r>
-        <w:r>
-          <w:rPr>
-            <w:noProof/>
-            <w:webHidden/>
-          </w:rPr>
-          <w:tab/>
-        </w:r>
-        <w:r>
-          <w:rPr>
-            <w:noProof/>
-            <w:webHidden/>
-          </w:rPr>
-          <w:fldChar w:fldCharType="begin"/>
-        </w:r>
-        <w:r>
-          <w:rPr>
-            <w:noProof/>
-            <w:webHidden/>
-          </w:rPr>
-          <w:instrText xml:space="preserve"> PAGEREF _Toc232764748 \h </w:instrText>
+          <w:instrText xml:space="preserve"> PAGEREF _Toc236059864 \h </w:instrText>
         </w:r>
         <w:r>
           <w:rPr>
@@ -1690,7 +1482,12 @@
     </w:p>
     <w:p>
       <w:pPr>
-        <w:pStyle w:val="TDC1"/>
+        <w:pStyle w:val="TDC2"/>
+        <w:tabs>
+          <w:tab w:val="left" w:pos="1680"/>
+          <w:tab w:val="right" w:leader="dot" w:pos="9962"/>
+        </w:tabs>
+        <w:spacing w:before="0" w:after="0"/>
         <w:rPr>
           <w:rFonts w:asciiTheme="minorHAnsi" w:eastAsiaTheme="minorEastAsia" w:hAnsiTheme="minorHAnsi" w:cstheme="minorBidi"/>
           <w:noProof/>
@@ -1700,13 +1497,31 @@
           <w14:ligatures w14:val="standardContextual"/>
         </w:rPr>
       </w:pPr>
-      <w:hyperlink w:anchor="_Toc232764749" w:history="1">
+      <w:hyperlink w:anchor="_Toc236059865" w:history="1">
         <w:r>
           <w:rPr>
             <w:rStyle w:val="Hipervnculo"/>
             <w:noProof/>
           </w:rPr>
-          <w:t>Síntesis</w:t>
+          <w:t>4.1.</w:t>
+        </w:r>
+        <w:r>
+          <w:rPr>
+            <w:rFonts w:asciiTheme="minorHAnsi" w:eastAsiaTheme="minorEastAsia" w:hAnsiTheme="minorHAnsi" w:cstheme="minorBidi"/>
+            <w:noProof/>
+            <w:sz w:val="24"/>
+            <w:szCs w:val="24"/>
+            <w:lang w:eastAsia="es-CO"/>
+            <w14:ligatures w14:val="standardContextual"/>
+          </w:rPr>
+          <w:tab/>
+        </w:r>
+        <w:r>
+          <w:rPr>
+            <w:rStyle w:val="Hipervnculo"/>
+            <w:noProof/>
+          </w:rPr>
+          <w:t>Seguridad y salud en el trabajo</w:t>
         </w:r>
         <w:r>
           <w:rPr>
@@ -1727,7 +1542,7 @@
             <w:noProof/>
             <w:webHidden/>
           </w:rPr>
-          <w:instrText xml:space="preserve"> PAGEREF _Toc232764749 \h </w:instrText>
+          <w:instrText xml:space="preserve"> PAGEREF _Toc236059865 \h </w:instrText>
         </w:r>
         <w:r>
           <w:rPr>
@@ -1747,7 +1562,7 @@
             <w:noProof/>
             <w:webHidden/>
           </w:rPr>
-          <w:t>23</w:t>
+          <w:t>22</w:t>
         </w:r>
         <w:r>
           <w:rPr>
@@ -1760,7 +1575,12 @@
     </w:p>
     <w:p>
       <w:pPr>
-        <w:pStyle w:val="TDC1"/>
+        <w:pStyle w:val="TDC2"/>
+        <w:tabs>
+          <w:tab w:val="left" w:pos="1680"/>
+          <w:tab w:val="right" w:leader="dot" w:pos="9962"/>
+        </w:tabs>
+        <w:spacing w:before="0" w:after="0"/>
         <w:rPr>
           <w:rFonts w:asciiTheme="minorHAnsi" w:eastAsiaTheme="minorEastAsia" w:hAnsiTheme="minorHAnsi" w:cstheme="minorBidi"/>
           <w:noProof/>
@@ -1770,13 +1590,31 @@
           <w14:ligatures w14:val="standardContextual"/>
         </w:rPr>
       </w:pPr>
-      <w:hyperlink w:anchor="_Toc232764750" w:history="1">
+      <w:hyperlink w:anchor="_Toc236059866" w:history="1">
         <w:r>
           <w:rPr>
             <w:rStyle w:val="Hipervnculo"/>
             <w:noProof/>
           </w:rPr>
-          <w:t>Glosario</w:t>
+          <w:t>4.2.</w:t>
+        </w:r>
+        <w:r>
+          <w:rPr>
+            <w:rFonts w:asciiTheme="minorHAnsi" w:eastAsiaTheme="minorEastAsia" w:hAnsiTheme="minorHAnsi" w:cstheme="minorBidi"/>
+            <w:noProof/>
+            <w:sz w:val="24"/>
+            <w:szCs w:val="24"/>
+            <w:lang w:eastAsia="es-CO"/>
+            <w14:ligatures w14:val="standardContextual"/>
+          </w:rPr>
+          <w:tab/>
+        </w:r>
+        <w:r>
+          <w:rPr>
+            <w:rStyle w:val="Hipervnculo"/>
+            <w:noProof/>
+          </w:rPr>
+          <w:t>Protección de datos personales</w:t>
         </w:r>
         <w:r>
           <w:rPr>
@@ -1797,7 +1635,7 @@
             <w:noProof/>
             <w:webHidden/>
           </w:rPr>
-          <w:instrText xml:space="preserve"> PAGEREF _Toc232764750 \h </w:instrText>
+          <w:instrText xml:space="preserve"> PAGEREF _Toc236059866 \h </w:instrText>
         </w:r>
         <w:r>
           <w:rPr>
@@ -1840,13 +1678,13 @@
           <w14:ligatures w14:val="standardContextual"/>
         </w:rPr>
       </w:pPr>
-      <w:hyperlink w:anchor="_Toc232764751" w:history="1">
+      <w:hyperlink w:anchor="_Toc236059867" w:history="1">
         <w:r>
           <w:rPr>
             <w:rStyle w:val="Hipervnculo"/>
             <w:noProof/>
           </w:rPr>
-          <w:t>Referencias bibliográficas</w:t>
+          <w:t>Síntesis</w:t>
         </w:r>
         <w:r>
           <w:rPr>
@@ -1867,7 +1705,77 @@
             <w:noProof/>
             <w:webHidden/>
           </w:rPr>
-          <w:instrText xml:space="preserve"> PAGEREF _Toc232764751 \h </w:instrText>
+          <w:instrText xml:space="preserve"> PAGEREF _Toc236059867 \h </w:instrText>
+        </w:r>
+        <w:r>
+          <w:rPr>
+            <w:noProof/>
+            <w:webHidden/>
+          </w:rPr>
+        </w:r>
+        <w:r>
+          <w:rPr>
+            <w:noProof/>
+            <w:webHidden/>
+          </w:rPr>
+          <w:fldChar w:fldCharType="separate"/>
+        </w:r>
+        <w:r>
+          <w:rPr>
+            <w:noProof/>
+            <w:webHidden/>
+          </w:rPr>
+          <w:t>26</w:t>
+        </w:r>
+        <w:r>
+          <w:rPr>
+            <w:noProof/>
+            <w:webHidden/>
+          </w:rPr>
+          <w:fldChar w:fldCharType="end"/>
+        </w:r>
+      </w:hyperlink>
+    </w:p>
+    <w:p>
+      <w:pPr>
+        <w:pStyle w:val="TDC1"/>
+        <w:rPr>
+          <w:rFonts w:asciiTheme="minorHAnsi" w:eastAsiaTheme="minorEastAsia" w:hAnsiTheme="minorHAnsi" w:cstheme="minorBidi"/>
+          <w:noProof/>
+          <w:sz w:val="24"/>
+          <w:szCs w:val="24"/>
+          <w:lang w:eastAsia="es-CO"/>
+          <w14:ligatures w14:val="standardContextual"/>
+        </w:rPr>
+      </w:pPr>
+      <w:hyperlink w:anchor="_Toc236059868" w:history="1">
+        <w:r>
+          <w:rPr>
+            <w:rStyle w:val="Hipervnculo"/>
+            <w:noProof/>
+          </w:rPr>
+          <w:t>Glosario</w:t>
+        </w:r>
+        <w:r>
+          <w:rPr>
+            <w:noProof/>
+            <w:webHidden/>
+          </w:rPr>
+          <w:tab/>
+        </w:r>
+        <w:r>
+          <w:rPr>
+            <w:noProof/>
+            <w:webHidden/>
+          </w:rPr>
+          <w:fldChar w:fldCharType="begin"/>
+        </w:r>
+        <w:r>
+          <w:rPr>
+            <w:noProof/>
+            <w:webHidden/>
+          </w:rPr>
+          <w:instrText xml:space="preserve"> PAGEREF _Toc236059868 \h </w:instrText>
         </w:r>
         <w:r>
           <w:rPr>
@@ -1910,7 +1818,77 @@
           <w14:ligatures w14:val="standardContextual"/>
         </w:rPr>
       </w:pPr>
-      <w:hyperlink w:anchor="_Toc232764752" w:history="1">
+      <w:hyperlink w:anchor="_Toc236059869" w:history="1">
+        <w:r>
+          <w:rPr>
+            <w:rStyle w:val="Hipervnculo"/>
+            <w:noProof/>
+          </w:rPr>
+          <w:t>Referencias bibliográficas</w:t>
+        </w:r>
+        <w:r>
+          <w:rPr>
+            <w:noProof/>
+            <w:webHidden/>
+          </w:rPr>
+          <w:tab/>
+        </w:r>
+        <w:r>
+          <w:rPr>
+            <w:noProof/>
+            <w:webHidden/>
+          </w:rPr>
+          <w:fldChar w:fldCharType="begin"/>
+        </w:r>
+        <w:r>
+          <w:rPr>
+            <w:noProof/>
+            <w:webHidden/>
+          </w:rPr>
+          <w:instrText xml:space="preserve"> PAGEREF _Toc236059869 \h </w:instrText>
+        </w:r>
+        <w:r>
+          <w:rPr>
+            <w:noProof/>
+            <w:webHidden/>
+          </w:rPr>
+        </w:r>
+        <w:r>
+          <w:rPr>
+            <w:noProof/>
+            <w:webHidden/>
+          </w:rPr>
+          <w:fldChar w:fldCharType="separate"/>
+        </w:r>
+        <w:r>
+          <w:rPr>
+            <w:noProof/>
+            <w:webHidden/>
+          </w:rPr>
+          <w:t>29</w:t>
+        </w:r>
+        <w:r>
+          <w:rPr>
+            <w:noProof/>
+            <w:webHidden/>
+          </w:rPr>
+          <w:fldChar w:fldCharType="end"/>
+        </w:r>
+      </w:hyperlink>
+    </w:p>
+    <w:p>
+      <w:pPr>
+        <w:pStyle w:val="TDC1"/>
+        <w:rPr>
+          <w:rFonts w:asciiTheme="minorHAnsi" w:eastAsiaTheme="minorEastAsia" w:hAnsiTheme="minorHAnsi" w:cstheme="minorBidi"/>
+          <w:noProof/>
+          <w:sz w:val="24"/>
+          <w:szCs w:val="24"/>
+          <w:lang w:eastAsia="es-CO"/>
+          <w14:ligatures w14:val="standardContextual"/>
+        </w:rPr>
+      </w:pPr>
+      <w:hyperlink w:anchor="_Toc236059870" w:history="1">
         <w:r>
           <w:rPr>
             <w:rStyle w:val="Hipervnculo"/>
@@ -1937,7 +1915,7 @@
             <w:noProof/>
             <w:webHidden/>
           </w:rPr>
-          <w:instrText xml:space="preserve"> PAGEREF _Toc232764752 \h </w:instrText>
+          <w:instrText xml:space="preserve"> PAGEREF _Toc236059870 \h </w:instrText>
         </w:r>
         <w:r>
           <w:rPr>
@@ -1957,7 +1935,7 @@
             <w:noProof/>
             <w:webHidden/>
           </w:rPr>
-          <w:t>28</w:t>
+          <w:t>30</w:t>
         </w:r>
         <w:r>
           <w:rPr>
@@ -1981,7 +1959,7 @@
         </w:rPr>
         <w:fldChar w:fldCharType="end"/>
       </w:r>
-      <w:bookmarkStart w:id="3" w:name="_Toc176443691"/>
+      <w:bookmarkStart w:id="6" w:name="_Toc176443691"/>
     </w:p>
     <w:p>
       <w:pPr>
@@ -2022,13 +2000,13 @@
       <w:pPr>
         <w:pStyle w:val="Ttulo1"/>
       </w:pPr>
-      <w:bookmarkStart w:id="4" w:name="_Toc232764738"/>
+      <w:bookmarkStart w:id="7" w:name="_Toc236059856"/>
       <w:r>
         <w:lastRenderedPageBreak/>
         <w:t>Introducción</w:t>
       </w:r>
-      <w:bookmarkEnd w:id="3"/>
-      <w:bookmarkEnd w:id="4"/>
+      <w:bookmarkEnd w:id="6"/>
+      <w:bookmarkEnd w:id="7"/>
     </w:p>
     <w:p>
       <w:pPr>
@@ -2116,10 +2094,10 @@
           <w:noProof/>
         </w:rPr>
         <w:drawing>
-          <wp:inline distT="0" distB="0" distL="0" distR="0" wp14:anchorId="65B03127" wp14:editId="616B2A3A">
-            <wp:extent cx="4680000" cy="2633335"/>
+          <wp:inline distT="0" distB="0" distL="0" distR="0" wp14:anchorId="0A10DDCA" wp14:editId="1C34991E">
+            <wp:extent cx="4680000" cy="2633336"/>
             <wp:effectExtent l="0" t="0" r="6350" b="0"/>
-            <wp:docPr id="322509605" name="Imagen 4">
+            <wp:docPr id="1964419447" name="Imagen 4">
               <a:extLst xmlns:a="http://schemas.openxmlformats.org/drawingml/2006/main">
                 <a:ext uri="{C183D7F6-B498-43B3-948B-1728B52AA6E4}">
                   <adec:decorative xmlns:adec="http://schemas.microsoft.com/office/drawing/2017/decorative" val="1"/>
@@ -2133,7 +2111,7 @@
               <a:graphicData uri="http://schemas.openxmlformats.org/drawingml/2006/picture">
                 <pic:pic xmlns:pic="http://schemas.openxmlformats.org/drawingml/2006/picture">
                   <pic:nvPicPr>
-                    <pic:cNvPr id="322509605" name="Imagen 4">
+                    <pic:cNvPr id="1964419447" name="Imagen 4">
                       <a:extLst>
                         <a:ext uri="{C183D7F6-B498-43B3-948B-1728B52AA6E4}">
                           <adec:decorative xmlns:adec="http://schemas.microsoft.com/office/drawing/2017/decorative" val="1"/>
@@ -2160,7 +2138,7 @@
                   <pic:spPr bwMode="auto">
                     <a:xfrm>
                       <a:off x="0" y="0"/>
-                      <a:ext cx="4680000" cy="2633335"/>
+                      <a:ext cx="4680000" cy="2633336"/>
                     </a:xfrm>
                     <a:prstGeom prst="rect">
                       <a:avLst/>
@@ -2237,7 +2215,25 @@
               <w:rPr>
                 <w:bCs/>
               </w:rPr>
-              <w:t>Recursos del cajero: Introducción</w:t>
+              <w:t>recursos del cajero</w:t>
+            </w:r>
+            <w:r>
+              <w:rPr>
+                <w:bCs/>
+              </w:rPr>
+              <w:t xml:space="preserve">: </w:t>
+            </w:r>
+            <w:r>
+              <w:rPr>
+                <w:bCs/>
+              </w:rPr>
+              <w:t>i</w:t>
+            </w:r>
+            <w:r>
+              <w:rPr>
+                <w:bCs/>
+              </w:rPr>
+              <w:t>ntroducción</w:t>
             </w:r>
           </w:p>
         </w:tc>
@@ -2390,19 +2386,20 @@
         <w:pStyle w:val="Titulosgenerales"/>
         <w:numPr>
           <w:ilvl w:val="0"/>
-          <w:numId w:val="24"/>
+          <w:numId w:val="31"/>
         </w:numPr>
       </w:pPr>
-      <w:bookmarkStart w:id="5" w:name="_Toc232764739"/>
+      <w:bookmarkStart w:id="8" w:name="_Toc236059857"/>
       <w:r>
         <w:lastRenderedPageBreak/>
         <w:t>El cajero</w:t>
       </w:r>
-      <w:bookmarkEnd w:id="5"/>
-    </w:p>
-    <w:p>
-      <w:pPr>
-        <w:spacing w:before="0" w:after="0"/>
+      <w:bookmarkEnd w:id="8"/>
+    </w:p>
+    <w:p>
+      <w:pPr>
+        <w:spacing w:before="0" w:after="0"/>
+        <w:ind w:firstLine="426"/>
         <w:rPr>
           <w:rFonts w:cs="Calibri"/>
           <w:lang w:eastAsia="es-CO"/>
@@ -2431,44 +2428,6 @@
           <w:lang w:eastAsia="es-CO"/>
         </w:rPr>
         <w:t>El cajero debe recibir, empacar y entregar la mercancía, además de custodiar el dinero en efectivo, cheques, giros y otros documentos de valor. Su objetivo principal es asegurar la recaudación de ingresos para la organización y la correcta cancelación de pagos, de acuerdo con las políticas y procedimientos de cada empresa. Además, el cajero debe manejar con precisión el punto de venta (POS), proporcionar información clara y precisa al cliente, y mantener una actitud profesional en todo momento. Esta combinación de responsabilidades técnicas y servicio al cliente destacan la importancia de su rol en el éxito general del punto de venta.</w:t>
-      </w:r>
-    </w:p>
-    <w:p>
-      <w:pPr>
-        <w:spacing w:before="0" w:after="0"/>
-        <w:ind w:firstLine="708"/>
-        <w:rPr>
-          <w:rFonts w:cs="Calibri"/>
-          <w:b/>
-          <w:bCs/>
-          <w:lang w:eastAsia="es-CO"/>
-        </w:rPr>
-      </w:pPr>
-      <w:r>
-        <w:rPr>
-          <w:rFonts w:cs="Calibri"/>
-          <w:b/>
-          <w:bCs/>
-          <w:lang w:eastAsia="es-CO"/>
-        </w:rPr>
-        <w:t>Funciones del cajero</w:t>
-      </w:r>
-    </w:p>
-    <w:p>
-      <w:pPr>
-        <w:spacing w:before="0" w:after="0"/>
-        <w:ind w:firstLine="708"/>
-        <w:rPr>
-          <w:rFonts w:cs="Calibri"/>
-          <w:lang w:eastAsia="es-CO"/>
-        </w:rPr>
-      </w:pPr>
-      <w:r>
-        <w:rPr>
-          <w:rFonts w:cs="Calibri"/>
-          <w:lang w:eastAsia="es-CO"/>
-        </w:rPr>
-        <w:t>Algunas de las funciones más importantes que tienen a cargo los cajeros en el punto de pago son:</w:t>
       </w:r>
     </w:p>
     <w:p>
@@ -2476,21 +2435,42 @@
         <w:pStyle w:val="Prrafodelista"/>
         <w:numPr>
           <w:ilvl w:val="0"/>
-          <w:numId w:val="4"/>
+          <w:numId w:val="32"/>
         </w:numPr>
         <w:spacing w:before="0" w:after="0"/>
-        <w:ind w:left="993"/>
-        <w:rPr>
-          <w:rFonts w:cs="Calibri"/>
-          <w:lang w:eastAsia="es-CO"/>
-        </w:rPr>
-      </w:pPr>
-      <w:r>
-        <w:rPr>
-          <w:rFonts w:cs="Calibri"/>
-          <w:lang w:eastAsia="es-CO"/>
-        </w:rPr>
-        <w:t>Recibir y entregar cheques, dinero en efectivo, depósitos bancarios y otros documentos de valor. No tener en cuenta salidas de dinero para compras u otros gastos del negocio.</w:t>
+        <w:ind w:left="709"/>
+        <w:rPr>
+          <w:rFonts w:cs="Calibri"/>
+          <w:b/>
+          <w:bCs/>
+          <w:lang w:eastAsia="es-CO"/>
+        </w:rPr>
+      </w:pPr>
+      <w:r>
+        <w:rPr>
+          <w:rFonts w:cs="Calibri"/>
+          <w:b/>
+          <w:bCs/>
+          <w:lang w:eastAsia="es-CO"/>
+        </w:rPr>
+        <w:t>Funciones del cajero</w:t>
+      </w:r>
+    </w:p>
+    <w:p>
+      <w:pPr>
+        <w:spacing w:before="0" w:after="0"/>
+        <w:ind w:left="349" w:firstLine="359"/>
+        <w:rPr>
+          <w:rFonts w:cs="Calibri"/>
+          <w:lang w:eastAsia="es-CO"/>
+        </w:rPr>
+      </w:pPr>
+      <w:r>
+        <w:rPr>
+          <w:rFonts w:cs="Calibri"/>
+          <w:lang w:eastAsia="es-CO"/>
+        </w:rPr>
+        <w:t>Algunas de las funciones más importantes que tienen a cargo los cajeros en el punto de pago son:</w:t>
       </w:r>
     </w:p>
     <w:p>
@@ -2498,7 +2478,7 @@
         <w:pStyle w:val="Prrafodelista"/>
         <w:numPr>
           <w:ilvl w:val="0"/>
-          <w:numId w:val="4"/>
+          <w:numId w:val="33"/>
         </w:numPr>
         <w:spacing w:before="0" w:after="0"/>
         <w:ind w:left="993"/>
@@ -2512,7 +2492,7 @@
           <w:rFonts w:cs="Calibri"/>
           <w:lang w:eastAsia="es-CO"/>
         </w:rPr>
-        <w:t>Hacer un proceso directo de registro operando una computadora o caja, ingresando los movimientos de entrada y salida de dinero. No se registran algunos descuentos concedidos a los clientes.</w:t>
+        <w:t>Recibir y entregar cheques, dinero en efectivo, depósitos bancarios y otros documentos de valor. No tener en cuenta salidas de dinero para compras u otros gastos del negocio.</w:t>
       </w:r>
     </w:p>
     <w:p>
@@ -2520,7 +2500,7 @@
         <w:pStyle w:val="Prrafodelista"/>
         <w:numPr>
           <w:ilvl w:val="0"/>
-          <w:numId w:val="4"/>
+          <w:numId w:val="33"/>
         </w:numPr>
         <w:spacing w:before="0" w:after="0"/>
         <w:ind w:left="993"/>
@@ -2534,7 +2514,7 @@
           <w:rFonts w:cs="Calibri"/>
           <w:lang w:eastAsia="es-CO"/>
         </w:rPr>
-        <w:t>Realizar arqueos de caja.</w:t>
+        <w:t>Hacer un proceso directo de registro operando una computadora o caja, ingresando los movimientos de entrada y salida de dinero. No se registran algunos descuentos concedidos a los clientes.</w:t>
       </w:r>
     </w:p>
     <w:p>
@@ -2542,7 +2522,7 @@
         <w:pStyle w:val="Prrafodelista"/>
         <w:numPr>
           <w:ilvl w:val="0"/>
-          <w:numId w:val="4"/>
+          <w:numId w:val="33"/>
         </w:numPr>
         <w:spacing w:before="0" w:after="0"/>
         <w:ind w:left="993"/>
@@ -2556,8 +2536,7 @@
           <w:rFonts w:cs="Calibri"/>
           <w:lang w:eastAsia="es-CO"/>
         </w:rPr>
-        <w:lastRenderedPageBreak/>
-        <w:t>Suministrar a su superior los informes relacionados a los movimientos diarios de caja.</w:t>
+        <w:t>Realizar arqueos de caja.</w:t>
       </w:r>
     </w:p>
     <w:p>
@@ -2565,7 +2544,7 @@
         <w:pStyle w:val="Prrafodelista"/>
         <w:numPr>
           <w:ilvl w:val="0"/>
-          <w:numId w:val="4"/>
+          <w:numId w:val="33"/>
         </w:numPr>
         <w:spacing w:before="0" w:after="0"/>
         <w:ind w:left="993"/>
@@ -2579,7 +2558,8 @@
           <w:rFonts w:cs="Calibri"/>
           <w:lang w:eastAsia="es-CO"/>
         </w:rPr>
-        <w:t>Sellar, estampar recibos de ingresos por caja, planillas y otros documentos.</w:t>
+        <w:lastRenderedPageBreak/>
+        <w:t>Suministrar a su superior los informes relacionados a los movimientos diarios de caja.</w:t>
       </w:r>
     </w:p>
     <w:p>
@@ -2587,7 +2567,7 @@
         <w:pStyle w:val="Prrafodelista"/>
         <w:numPr>
           <w:ilvl w:val="0"/>
-          <w:numId w:val="4"/>
+          <w:numId w:val="33"/>
         </w:numPr>
         <w:spacing w:before="0" w:after="0"/>
         <w:ind w:left="993"/>
@@ -2601,7 +2581,7 @@
           <w:rFonts w:cs="Calibri"/>
           <w:lang w:eastAsia="es-CO"/>
         </w:rPr>
-        <w:t>Cumplir con las normas y procedimientos en materia de seguridad integral, establecidos por la empresa.</w:t>
+        <w:t>Sellar, estampar recibos de ingresos por caja, planillas y otros documentos.</w:t>
       </w:r>
     </w:p>
     <w:p>
@@ -2609,7 +2589,7 @@
         <w:pStyle w:val="Prrafodelista"/>
         <w:numPr>
           <w:ilvl w:val="0"/>
-          <w:numId w:val="4"/>
+          <w:numId w:val="33"/>
         </w:numPr>
         <w:spacing w:before="0" w:after="0"/>
         <w:ind w:left="993"/>
@@ -2623,7 +2603,7 @@
           <w:rFonts w:cs="Calibri"/>
           <w:lang w:eastAsia="es-CO"/>
         </w:rPr>
-        <w:t>Mantener en orden equipo y sitio de trabajo, reportando cualquier anomalía.</w:t>
+        <w:t>Cumplir con las normas y procedimientos en materia de seguridad integral, establecidos por la empresa.</w:t>
       </w:r>
     </w:p>
     <w:p>
@@ -2631,7 +2611,7 @@
         <w:pStyle w:val="Prrafodelista"/>
         <w:numPr>
           <w:ilvl w:val="0"/>
-          <w:numId w:val="4"/>
+          <w:numId w:val="33"/>
         </w:numPr>
         <w:spacing w:before="0" w:after="0"/>
         <w:ind w:left="993"/>
@@ -2645,6 +2625,28 @@
           <w:rFonts w:cs="Calibri"/>
           <w:lang w:eastAsia="es-CO"/>
         </w:rPr>
+        <w:t>Mantener en orden equipo y sitio de trabajo, reportando cualquier anomalía.</w:t>
+      </w:r>
+    </w:p>
+    <w:p>
+      <w:pPr>
+        <w:pStyle w:val="Prrafodelista"/>
+        <w:numPr>
+          <w:ilvl w:val="0"/>
+          <w:numId w:val="33"/>
+        </w:numPr>
+        <w:spacing w:before="0" w:after="0"/>
+        <w:ind w:left="993"/>
+        <w:rPr>
+          <w:rFonts w:cs="Calibri"/>
+          <w:lang w:eastAsia="es-CO"/>
+        </w:rPr>
+      </w:pPr>
+      <w:r>
+        <w:rPr>
+          <w:rFonts w:cs="Calibri"/>
+          <w:lang w:eastAsia="es-CO"/>
+        </w:rPr>
         <w:t>Realizar otras tareas a fines a su puesto de trabajo que le sean asignadas.</w:t>
       </w:r>
     </w:p>
@@ -2682,6 +2684,21 @@
         <w:ind w:firstLine="708"/>
         <w:rPr>
           <w:rFonts w:cs="Calibri"/>
+          <w:lang w:eastAsia="es-CO"/>
+        </w:rPr>
+      </w:pPr>
+    </w:p>
+    <w:p>
+      <w:pPr>
+        <w:pStyle w:val="Prrafodelista"/>
+        <w:numPr>
+          <w:ilvl w:val="0"/>
+          <w:numId w:val="32"/>
+        </w:numPr>
+        <w:spacing w:before="0" w:after="0"/>
+        <w:ind w:left="709"/>
+        <w:rPr>
+          <w:rFonts w:cs="Calibri"/>
           <w:b/>
           <w:bCs/>
           <w:lang w:eastAsia="es-CO"/>
@@ -2700,34 +2717,34 @@
     <w:p>
       <w:pPr>
         <w:spacing w:before="0" w:after="0"/>
+        <w:ind w:left="349" w:firstLine="359"/>
+        <w:rPr>
+          <w:rFonts w:cs="Calibri"/>
+          <w:lang w:eastAsia="es-CO"/>
+        </w:rPr>
+      </w:pPr>
+      <w:r>
+        <w:rPr>
+          <w:rFonts w:cs="Calibri"/>
+          <w:lang w:eastAsia="es-CO"/>
+        </w:rPr>
+        <w:t>El propósito del puesto de pago es generar en el cliente comprador bienestar, seguridad y ligereza al momento de registrar sus productos; por otra parte, a nivel físico, está conformado por el mueble donde se ubica el cajero para registrar los productos y atender a los clientes. El diseño del puesto de pago y la distribución de los equipos facilitan la realización de las labores como cajero. Es importante mantenerlo en óptimas condiciones de limpieza y descongestionado de mercancía.</w:t>
+      </w:r>
+    </w:p>
+    <w:p>
+      <w:pPr>
+        <w:spacing w:before="0" w:after="0"/>
         <w:ind w:firstLine="708"/>
         <w:rPr>
           <w:rFonts w:cs="Calibri"/>
           <w:lang w:eastAsia="es-CO"/>
         </w:rPr>
       </w:pPr>
-      <w:r>
-        <w:rPr>
-          <w:rFonts w:cs="Calibri"/>
-          <w:lang w:eastAsia="es-CO"/>
-        </w:rPr>
-        <w:t>El propósito del puesto de pago es generar en el cliente comprador bienestar, seguridad y ligereza al momento de registrar sus productos; por otra parte, a nivel físico, está conformado por el mueble donde se ubica el cajero para registrar los productos y atender a los clientes. El diseño del puesto de pago y la distribución de los equipos facilitan la realización de las labores como cajero. Es importante mantenerlo en óptimas condiciones de limpieza y descongestionado de mercancía.</w:t>
-      </w:r>
-    </w:p>
-    <w:p>
-      <w:pPr>
-        <w:spacing w:before="0" w:after="0"/>
-        <w:ind w:firstLine="708"/>
-        <w:rPr>
-          <w:rFonts w:cs="Calibri"/>
-          <w:lang w:eastAsia="es-CO"/>
-        </w:rPr>
-      </w:pPr>
-    </w:p>
-    <w:p>
-      <w:pPr>
-        <w:spacing w:before="0" w:after="0"/>
-        <w:ind w:firstLine="708"/>
+    </w:p>
+    <w:p>
+      <w:pPr>
+        <w:spacing w:before="0" w:after="0"/>
+        <w:ind w:left="349" w:firstLine="359"/>
         <w:rPr>
           <w:rFonts w:cs="Calibri"/>
           <w:lang w:eastAsia="es-CO"/>
@@ -3347,8 +3364,13 @@
     </w:p>
     <w:p>
       <w:pPr>
-        <w:spacing w:before="0" w:after="0"/>
-        <w:ind w:firstLine="708"/>
+        <w:pStyle w:val="Prrafodelista"/>
+        <w:numPr>
+          <w:ilvl w:val="0"/>
+          <w:numId w:val="32"/>
+        </w:numPr>
+        <w:spacing w:before="0" w:after="0"/>
+        <w:ind w:left="709"/>
         <w:rPr>
           <w:rFonts w:cs="Calibri"/>
           <w:b/>
@@ -3369,7 +3391,7 @@
     <w:p>
       <w:pPr>
         <w:spacing w:before="0" w:after="0"/>
-        <w:ind w:firstLine="708"/>
+        <w:ind w:left="708" w:firstLine="426"/>
         <w:rPr>
           <w:rFonts w:cs="Calibri"/>
           <w:lang w:eastAsia="es-CO"/>
@@ -3409,7 +3431,7 @@
     <w:p>
       <w:pPr>
         <w:spacing w:before="0" w:after="0"/>
-        <w:ind w:firstLine="708"/>
+        <w:ind w:left="708" w:firstLine="0"/>
         <w:rPr>
           <w:rFonts w:cs="Calibri"/>
           <w:lang w:eastAsia="es-CO"/>
@@ -3422,16 +3444,6 @@
         </w:rPr>
         <w:t>El cajero debe ser una persona íntegra, honrada y responsable, comprometida con el buen manejo de equipos y materiales. Es responsable directo del manejo de dinero en efectivo, cheques y otros documentos de valor, manteniendo siempre un alto nivel de confidencialidad y profesionalismo frente a la organización.</w:t>
       </w:r>
-    </w:p>
-    <w:p>
-      <w:pPr>
-        <w:spacing w:before="0" w:after="0"/>
-        <w:ind w:firstLine="708"/>
-        <w:rPr>
-          <w:rFonts w:cs="Calibri"/>
-          <w:lang w:eastAsia="es-CO"/>
-        </w:rPr>
-      </w:pPr>
     </w:p>
     <w:p>
       <w:pPr>
@@ -3458,42 +3470,52 @@
     <w:p>
       <w:pPr>
         <w:spacing w:before="0" w:after="0"/>
+        <w:ind w:left="708" w:firstLine="426"/>
+        <w:rPr>
+          <w:rFonts w:cs="Calibri"/>
+          <w:lang w:eastAsia="es-CO"/>
+        </w:rPr>
+      </w:pPr>
+      <w:r>
+        <w:rPr>
+          <w:rFonts w:cs="Calibri"/>
+          <w:lang w:eastAsia="es-CO"/>
+        </w:rPr>
+        <w:t xml:space="preserve">En el </w:t>
+      </w:r>
+      <w:proofErr w:type="spellStart"/>
+      <w:r>
+        <w:rPr>
+          <w:rStyle w:val="Extranjerismo"/>
+          <w:lang w:eastAsia="es-CO"/>
+        </w:rPr>
+        <w:t>reta</w:t>
+      </w:r>
+      <w:r>
+        <w:rPr>
+          <w:rFonts w:cs="Calibri"/>
+          <w:lang w:eastAsia="es-CO"/>
+        </w:rPr>
+        <w:t>il</w:t>
+      </w:r>
+      <w:proofErr w:type="spellEnd"/>
+      <w:r>
+        <w:rPr>
+          <w:rFonts w:cs="Calibri"/>
+          <w:lang w:eastAsia="es-CO"/>
+        </w:rPr>
+        <w:t>, el protocolo se refiere a un conjunto de normas, hábitos y costumbres institucionales que permiten a los empleados desenvolverse adecuadamente en las diferentes áreas de la organización. Cada empresa tiene su propio protocolo basado en sus políticas y objetivos, asegurando un entorno de trabajo ordenado y eficiente, donde todos los empleados conocen y cumplen con los estándares establecidos.</w:t>
+      </w:r>
+    </w:p>
+    <w:p>
+      <w:pPr>
+        <w:spacing w:before="0" w:after="0"/>
         <w:ind w:firstLine="708"/>
         <w:rPr>
           <w:rFonts w:cs="Calibri"/>
           <w:lang w:eastAsia="es-CO"/>
         </w:rPr>
       </w:pPr>
-      <w:r>
-        <w:rPr>
-          <w:rFonts w:cs="Calibri"/>
-          <w:lang w:eastAsia="es-CO"/>
-        </w:rPr>
-        <w:t xml:space="preserve">En el </w:t>
-      </w:r>
-      <w:proofErr w:type="spellStart"/>
-      <w:r>
-        <w:rPr>
-          <w:rStyle w:val="Extranjerismo"/>
-          <w:lang w:eastAsia="es-CO"/>
-        </w:rPr>
-        <w:t>reta</w:t>
-      </w:r>
-      <w:r>
-        <w:rPr>
-          <w:rFonts w:cs="Calibri"/>
-          <w:lang w:eastAsia="es-CO"/>
-        </w:rPr>
-        <w:t>il</w:t>
-      </w:r>
-      <w:proofErr w:type="spellEnd"/>
-      <w:r>
-        <w:rPr>
-          <w:rFonts w:cs="Calibri"/>
-          <w:lang w:eastAsia="es-CO"/>
-        </w:rPr>
-        <w:t>, el protocolo se refiere a un conjunto de normas, hábitos y costumbres institucionales que permiten a los empleados desenvolverse adecuadamente en las diferentes áreas de la organización. Cada empresa tiene su propio protocolo basado en sus políticas y objetivos, asegurando un entorno de trabajo ordenado y eficiente, donde todos los empleados conocen y cumplen con los estándares establecidos.</w:t>
-      </w:r>
     </w:p>
     <w:p>
       <w:pPr>
@@ -3657,32 +3679,24 @@
     </w:p>
     <w:p>
       <w:pPr>
-        <w:spacing w:before="0" w:after="0"/>
-        <w:ind w:firstLine="708"/>
-        <w:rPr>
-          <w:rFonts w:cs="Calibri"/>
-          <w:lang w:eastAsia="es-CO"/>
-        </w:rPr>
-      </w:pPr>
-    </w:p>
-    <w:p>
-      <w:pPr>
-        <w:pStyle w:val="Ttulo1"/>
+        <w:pStyle w:val="Titulosgenerales"/>
         <w:numPr>
           <w:ilvl w:val="0"/>
-          <w:numId w:val="24"/>
+          <w:numId w:val="31"/>
         </w:numPr>
-      </w:pPr>
-      <w:bookmarkStart w:id="6" w:name="_Toc232764740"/>
+        <w:ind w:left="426"/>
+      </w:pPr>
+      <w:bookmarkStart w:id="9" w:name="_Toc236059858"/>
       <w:r>
         <w:lastRenderedPageBreak/>
         <w:t>Recursos del puesto de pago</w:t>
       </w:r>
-      <w:bookmarkEnd w:id="6"/>
-    </w:p>
-    <w:p>
-      <w:pPr>
-        <w:spacing w:before="0" w:after="0"/>
+      <w:bookmarkEnd w:id="9"/>
+    </w:p>
+    <w:p>
+      <w:pPr>
+        <w:spacing w:before="0" w:after="0"/>
+        <w:ind w:firstLine="426"/>
       </w:pPr>
       <w:r>
         <w:t>Es principal recurso es la terminal POS (punto de venta), es una máquina que se encuentra ubicada en cada puesto de pago. Su función es registrar los productos, brindar información al cliente y recopilar datos de ventas para el almacén.</w:t>
@@ -3691,6 +3705,7 @@
     <w:p>
       <w:pPr>
         <w:spacing w:before="0" w:after="0"/>
+        <w:ind w:firstLine="426"/>
       </w:pPr>
       <w:r>
         <w:t>La terminal POS se compone de las siguientes partes:</w:t>
@@ -3703,6 +3718,8 @@
           <w:ilvl w:val="0"/>
           <w:numId w:val="11"/>
         </w:numPr>
+        <w:spacing w:before="0" w:after="0"/>
+        <w:ind w:left="851"/>
       </w:pPr>
       <w:r>
         <w:rPr>
@@ -3722,6 +3739,8 @@
           <w:ilvl w:val="0"/>
           <w:numId w:val="11"/>
         </w:numPr>
+        <w:spacing w:before="0" w:after="0"/>
+        <w:ind w:left="851"/>
       </w:pPr>
       <w:r>
         <w:rPr>
@@ -3741,6 +3760,8 @@
           <w:ilvl w:val="0"/>
           <w:numId w:val="11"/>
         </w:numPr>
+        <w:spacing w:before="0" w:after="0"/>
+        <w:ind w:left="851"/>
       </w:pPr>
       <w:r>
         <w:rPr>
@@ -3760,6 +3781,8 @@
           <w:ilvl w:val="0"/>
           <w:numId w:val="11"/>
         </w:numPr>
+        <w:spacing w:before="0" w:after="0"/>
+        <w:ind w:left="851"/>
       </w:pPr>
       <w:r>
         <w:rPr>
@@ -3779,6 +3802,8 @@
           <w:ilvl w:val="0"/>
           <w:numId w:val="11"/>
         </w:numPr>
+        <w:spacing w:before="0" w:after="0"/>
+        <w:ind w:left="851"/>
       </w:pPr>
       <w:r>
         <w:rPr>
@@ -3790,22 +3815,32 @@
       <w:r>
         <w:t xml:space="preserve"> permite ingresar los datos necesarios para procesar las transacciones.</w:t>
       </w:r>
+    </w:p>
+    <w:p>
+      <w:pPr>
+        <w:pStyle w:val="Prrafodelista"/>
+        <w:spacing w:before="0" w:after="0"/>
+        <w:ind w:left="851" w:firstLine="0"/>
+      </w:pPr>
     </w:p>
     <w:p>
       <w:pPr>
         <w:pStyle w:val="Ttulo2"/>
         <w:numPr>
           <w:ilvl w:val="1"/>
-          <w:numId w:val="19"/>
+          <w:numId w:val="31"/>
         </w:numPr>
       </w:pPr>
-      <w:bookmarkStart w:id="7" w:name="_Toc232764741"/>
+      <w:bookmarkStart w:id="10" w:name="_Toc236059859"/>
       <w:r>
         <w:t>Administrar dinero y documentos</w:t>
       </w:r>
-      <w:bookmarkEnd w:id="7"/>
-    </w:p>
-    <w:p>
+      <w:bookmarkEnd w:id="10"/>
+    </w:p>
+    <w:p>
+      <w:pPr>
+        <w:spacing w:before="0" w:after="0"/>
+      </w:pPr>
       <w:r>
         <w:t xml:space="preserve">Al preparar la jornada laboral, de acuerdo con las instrucciones del </w:t>
       </w:r>
@@ -3831,6 +3866,7 @@
           <w:ilvl w:val="0"/>
           <w:numId w:val="25"/>
         </w:numPr>
+        <w:spacing w:before="0" w:after="0"/>
         <w:ind w:left="1134"/>
         <w:rPr>
           <w:b/>
@@ -3848,6 +3884,7 @@
     <w:p>
       <w:pPr>
         <w:pStyle w:val="Prrafodelista"/>
+        <w:spacing w:before="0" w:after="0"/>
         <w:ind w:left="1134" w:firstLine="0"/>
       </w:pPr>
       <w:r>
@@ -3861,6 +3898,7 @@
           <w:ilvl w:val="0"/>
           <w:numId w:val="25"/>
         </w:numPr>
+        <w:spacing w:before="0" w:after="0"/>
         <w:ind w:left="1134"/>
         <w:rPr>
           <w:b/>
@@ -3878,6 +3916,7 @@
     <w:p>
       <w:pPr>
         <w:pStyle w:val="Prrafodelista"/>
+        <w:spacing w:before="0" w:after="0"/>
         <w:ind w:left="1134" w:firstLine="0"/>
       </w:pPr>
       <w:r>
@@ -3891,6 +3930,7 @@
           <w:ilvl w:val="0"/>
           <w:numId w:val="25"/>
         </w:numPr>
+        <w:spacing w:before="0" w:after="0"/>
         <w:ind w:left="1134"/>
         <w:rPr>
           <w:b/>
@@ -3908,11 +3948,19 @@
     <w:p>
       <w:pPr>
         <w:pStyle w:val="Prrafodelista"/>
+        <w:spacing w:before="0" w:after="0"/>
         <w:ind w:left="1134" w:firstLine="0"/>
       </w:pPr>
       <w:r>
         <w:t>La caja registradora se abre de acuerdo con los controles administrativos y de seguridad establecidos.</w:t>
       </w:r>
+    </w:p>
+    <w:p>
+      <w:pPr>
+        <w:pStyle w:val="Prrafodelista"/>
+        <w:spacing w:before="0" w:after="0"/>
+        <w:ind w:left="1134" w:firstLine="0"/>
+      </w:pPr>
     </w:p>
     <w:p>
       <w:pPr>
@@ -3921,6 +3969,7 @@
           <w:ilvl w:val="0"/>
           <w:numId w:val="25"/>
         </w:numPr>
+        <w:spacing w:before="0" w:after="0"/>
         <w:ind w:left="1134"/>
         <w:rPr>
           <w:b/>
@@ -3939,6 +3988,7 @@
     <w:p>
       <w:pPr>
         <w:pStyle w:val="Prrafodelista"/>
+        <w:spacing w:before="0" w:after="0"/>
         <w:ind w:left="1134" w:firstLine="0"/>
       </w:pPr>
       <w:r>
@@ -3952,6 +4002,7 @@
           <w:ilvl w:val="0"/>
           <w:numId w:val="25"/>
         </w:numPr>
+        <w:spacing w:before="0" w:after="0"/>
         <w:ind w:left="1134"/>
         <w:rPr>
           <w:b/>
@@ -3983,6 +4034,7 @@
     <w:p>
       <w:pPr>
         <w:pStyle w:val="Prrafodelista"/>
+        <w:spacing w:before="0" w:after="0"/>
         <w:ind w:left="1134" w:firstLine="0"/>
       </w:pPr>
       <w:r>
@@ -3994,17 +4046,18 @@
         <w:pStyle w:val="Ttulo2"/>
         <w:numPr>
           <w:ilvl w:val="1"/>
-          <w:numId w:val="19"/>
+          <w:numId w:val="31"/>
         </w:numPr>
       </w:pPr>
-      <w:bookmarkStart w:id="8" w:name="_Toc232764742"/>
+      <w:bookmarkStart w:id="11" w:name="_Toc236059860"/>
       <w:r>
         <w:t>Equipos tecnológicos</w:t>
       </w:r>
-      <w:bookmarkEnd w:id="8"/>
-    </w:p>
-    <w:p>
-      <w:pPr>
+      <w:bookmarkEnd w:id="11"/>
+    </w:p>
+    <w:p>
+      <w:pPr>
+        <w:spacing w:before="0" w:after="0"/>
         <w:rPr>
           <w:lang w:eastAsia="es-CO"/>
         </w:rPr>
@@ -4014,87 +4067,6 @@
           <w:lang w:eastAsia="es-CO"/>
         </w:rPr>
         <w:t>La tecnología es esencial para el trabajo del cajero. A continuación, se presentan algunos de los equipos disponibles para su función:</w:t>
-      </w:r>
-    </w:p>
-    <w:p>
-      <w:pPr>
-        <w:rPr>
-          <w:b/>
-          <w:bCs/>
-          <w:lang w:eastAsia="es-CO"/>
-        </w:rPr>
-      </w:pPr>
-      <w:r>
-        <w:rPr>
-          <w:b/>
-          <w:bCs/>
-          <w:lang w:eastAsia="es-CO"/>
-        </w:rPr>
-        <w:t xml:space="preserve">El </w:t>
-      </w:r>
-      <w:r>
-        <w:rPr>
-          <w:rStyle w:val="Extranjerismo"/>
-          <w:b/>
-          <w:bCs/>
-          <w:lang w:eastAsia="es-CO"/>
-        </w:rPr>
-        <w:t xml:space="preserve">scanner </w:t>
-      </w:r>
-      <w:r>
-        <w:rPr>
-          <w:b/>
-          <w:bCs/>
-          <w:lang w:eastAsia="es-CO"/>
-        </w:rPr>
-        <w:t>balanza</w:t>
-      </w:r>
-    </w:p>
-    <w:p>
-      <w:pPr>
-        <w:rPr>
-          <w:lang w:eastAsia="es-CO"/>
-        </w:rPr>
-      </w:pPr>
-      <w:r>
-        <w:rPr>
-          <w:lang w:eastAsia="es-CO"/>
-        </w:rPr>
-        <w:t>Este equipo combina un lector de códigos de barras y una balanza para pesar frutas y verduras, conectándose a la terminal POS. Su función es proporcionar información de ventas con agilidad y exactitud.</w:t>
-      </w:r>
-    </w:p>
-    <w:p>
-      <w:pPr>
-        <w:rPr>
-          <w:b/>
-          <w:bCs/>
-          <w:lang w:eastAsia="es-CO"/>
-        </w:rPr>
-      </w:pPr>
-      <w:r>
-        <w:rPr>
-          <w:b/>
-          <w:bCs/>
-          <w:lang w:eastAsia="es-CO"/>
-        </w:rPr>
-        <w:t xml:space="preserve">El uso del </w:t>
-      </w:r>
-      <w:r>
-        <w:rPr>
-          <w:rStyle w:val="Extranjerismo"/>
-          <w:b/>
-          <w:bCs/>
-          <w:lang w:eastAsia="es-CO"/>
-        </w:rPr>
-        <w:t>scanner</w:t>
-      </w:r>
-      <w:r>
-        <w:rPr>
-          <w:b/>
-          <w:bCs/>
-          <w:lang w:eastAsia="es-CO"/>
-        </w:rPr>
-        <w:t xml:space="preserve"> balanza permite:</w:t>
       </w:r>
     </w:p>
     <w:p>
@@ -4102,18 +4074,90 @@
         <w:pStyle w:val="Prrafodelista"/>
         <w:numPr>
           <w:ilvl w:val="0"/>
-          <w:numId w:val="5"/>
+          <w:numId w:val="37"/>
         </w:numPr>
+        <w:spacing w:before="0" w:after="0"/>
         <w:ind w:left="1134"/>
         <w:rPr>
-          <w:lang w:eastAsia="es-CO"/>
-        </w:rPr>
-      </w:pPr>
-      <w:r>
-        <w:rPr>
-          <w:lang w:eastAsia="es-CO"/>
-        </w:rPr>
-        <w:t>Brindar al cliente mayor seguridad, rapidez y exactitud en el registro.</w:t>
+          <w:b/>
+          <w:bCs/>
+          <w:lang w:eastAsia="es-CO"/>
+        </w:rPr>
+      </w:pPr>
+      <w:r>
+        <w:rPr>
+          <w:b/>
+          <w:bCs/>
+          <w:lang w:eastAsia="es-CO"/>
+        </w:rPr>
+        <w:t xml:space="preserve">El </w:t>
+      </w:r>
+      <w:r>
+        <w:rPr>
+          <w:rStyle w:val="Extranjerismo"/>
+          <w:b/>
+          <w:bCs/>
+          <w:lang w:eastAsia="es-CO"/>
+        </w:rPr>
+        <w:t xml:space="preserve">scanner </w:t>
+      </w:r>
+      <w:r>
+        <w:rPr>
+          <w:b/>
+          <w:bCs/>
+        </w:rPr>
+        <w:t>balanza</w:t>
+      </w:r>
+    </w:p>
+    <w:p>
+      <w:pPr>
+        <w:spacing w:before="0" w:after="0"/>
+        <w:ind w:left="708" w:firstLine="426"/>
+        <w:rPr>
+          <w:lang w:eastAsia="es-CO"/>
+        </w:rPr>
+      </w:pPr>
+      <w:r>
+        <w:rPr>
+          <w:lang w:eastAsia="es-CO"/>
+        </w:rPr>
+        <w:t>Este equipo combina un lector de códigos de barras y una balanza para pesar frutas y verduras, conectándose a la terminal POS. Su función es proporcionar información de ventas con agilidad y exactitud.</w:t>
+      </w:r>
+    </w:p>
+    <w:p>
+      <w:pPr>
+        <w:spacing w:before="0" w:after="0"/>
+        <w:ind w:left="360"/>
+        <w:rPr>
+          <w:b/>
+          <w:bCs/>
+          <w:lang w:eastAsia="es-CO"/>
+        </w:rPr>
+      </w:pPr>
+      <w:r>
+        <w:rPr>
+          <w:b/>
+          <w:bCs/>
+          <w:lang w:eastAsia="es-CO"/>
+        </w:rPr>
+        <w:t xml:space="preserve">El uso del </w:t>
+      </w:r>
+      <w:r>
+        <w:rPr>
+          <w:rStyle w:val="Extranjerismo"/>
+          <w:b/>
+          <w:bCs/>
+          <w:lang w:eastAsia="es-CO"/>
+        </w:rPr>
+        <w:t>scanner</w:t>
+      </w:r>
+      <w:r>
+        <w:rPr>
+          <w:b/>
+          <w:bCs/>
+          <w:lang w:eastAsia="es-CO"/>
+        </w:rPr>
+        <w:t xml:space="preserve"> balanza permite:</w:t>
       </w:r>
     </w:p>
     <w:p>
@@ -4121,18 +4165,18 @@
         <w:pStyle w:val="Prrafodelista"/>
         <w:numPr>
           <w:ilvl w:val="0"/>
-          <w:numId w:val="5"/>
+          <w:numId w:val="38"/>
         </w:numPr>
-        <w:ind w:left="1134"/>
-        <w:rPr>
-          <w:lang w:eastAsia="es-CO"/>
-        </w:rPr>
-      </w:pPr>
-      <w:r>
-        <w:rPr>
-          <w:lang w:eastAsia="es-CO"/>
-        </w:rPr>
-        <w:t>Aumentar la productividad en el puesto de pago.</w:t>
+        <w:spacing w:before="0" w:after="0"/>
+        <w:rPr>
+          <w:lang w:eastAsia="es-CO"/>
+        </w:rPr>
+      </w:pPr>
+      <w:r>
+        <w:rPr>
+          <w:lang w:eastAsia="es-CO"/>
+        </w:rPr>
+        <w:t>Brindar al cliente mayor seguridad, rapidez y exactitud en el registro.</w:t>
       </w:r>
     </w:p>
     <w:p>
@@ -4140,237 +4184,18 @@
         <w:pStyle w:val="Prrafodelista"/>
         <w:numPr>
           <w:ilvl w:val="0"/>
-          <w:numId w:val="5"/>
+          <w:numId w:val="38"/>
         </w:numPr>
-        <w:ind w:left="1134"/>
-        <w:rPr>
-          <w:lang w:eastAsia="es-CO"/>
-        </w:rPr>
-      </w:pPr>
-      <w:r>
-        <w:rPr>
-          <w:lang w:eastAsia="es-CO"/>
-        </w:rPr>
-        <w:t>Mejorar la confiabilidad en la información de ventas.</w:t>
-      </w:r>
-    </w:p>
-    <w:p>
-      <w:pPr>
-        <w:rPr>
-          <w:b/>
-          <w:bCs/>
-          <w:lang w:eastAsia="es-CO"/>
-        </w:rPr>
-      </w:pPr>
-      <w:r>
-        <w:rPr>
-          <w:b/>
-          <w:bCs/>
-          <w:lang w:eastAsia="es-CO"/>
-        </w:rPr>
-        <w:t>El datáfono</w:t>
-      </w:r>
-    </w:p>
-    <w:p>
-      <w:pPr>
-        <w:rPr>
-          <w:lang w:eastAsia="es-CO"/>
-        </w:rPr>
-      </w:pPr>
-      <w:r>
-        <w:rPr>
-          <w:lang w:eastAsia="es-CO"/>
-        </w:rPr>
-        <w:t xml:space="preserve">El datáfono es el equipo que permite procesar los pagos cuando los clientes utilizan tarjetas de débito o crédito. Su función principal es comunicarse con los bancos y las entidades financieras para autorizar y completar las transacciones. Algunos </w:t>
-      </w:r>
-      <w:r>
-        <w:rPr>
-          <w:lang w:eastAsia="es-CO"/>
-        </w:rPr>
-        <w:lastRenderedPageBreak/>
-        <w:t xml:space="preserve">datáfonos incluyen un teclado o PIN </w:t>
-      </w:r>
-      <w:r>
-        <w:rPr>
-          <w:rStyle w:val="Extranjerismo"/>
-          <w:lang w:eastAsia="es-CO"/>
-        </w:rPr>
-        <w:t>pad</w:t>
-      </w:r>
-      <w:r>
-        <w:rPr>
-          <w:lang w:eastAsia="es-CO"/>
-        </w:rPr>
-        <w:t xml:space="preserve"> separado para que los clientes ingresen su clave personal de manera segura.</w:t>
-      </w:r>
-    </w:p>
-    <w:p>
-      <w:pPr>
-        <w:rPr>
-          <w:b/>
-          <w:bCs/>
-          <w:lang w:eastAsia="es-CO"/>
-        </w:rPr>
-      </w:pPr>
-      <w:r>
-        <w:rPr>
-          <w:b/>
-          <w:bCs/>
-          <w:lang w:eastAsia="es-CO"/>
-        </w:rPr>
-        <w:t xml:space="preserve">El desactivador de </w:t>
-      </w:r>
-      <w:r>
-        <w:rPr>
-          <w:rStyle w:val="Extranjerismo"/>
-          <w:b/>
-          <w:bCs/>
-          <w:lang w:eastAsia="es-CO"/>
-        </w:rPr>
-        <w:t>tags</w:t>
-      </w:r>
-    </w:p>
-    <w:p>
-      <w:pPr>
-        <w:rPr>
-          <w:lang w:eastAsia="es-CO"/>
-        </w:rPr>
-      </w:pPr>
-      <w:r>
-        <w:rPr>
-          <w:lang w:eastAsia="es-CO"/>
-        </w:rPr>
-        <w:t xml:space="preserve">El desactivador de </w:t>
-      </w:r>
-      <w:r>
-        <w:rPr>
-          <w:rStyle w:val="Extranjerismo"/>
-          <w:lang w:eastAsia="es-CO"/>
-        </w:rPr>
-        <w:t>tags</w:t>
-      </w:r>
-      <w:r>
-        <w:rPr>
-          <w:lang w:eastAsia="es-CO"/>
-        </w:rPr>
-        <w:t xml:space="preserve"> es el equipo utilizado para desactivar los dispositivos de seguridad colocados en los productos del almacén, evitando que salgan sin ser registrados. Estos </w:t>
-      </w:r>
-      <w:r>
-        <w:rPr>
-          <w:rStyle w:val="Extranjerismo"/>
-          <w:lang w:eastAsia="es-CO"/>
-        </w:rPr>
-        <w:t>tags</w:t>
-      </w:r>
-      <w:r>
-        <w:rPr>
-          <w:lang w:eastAsia="es-CO"/>
-        </w:rPr>
-        <w:t xml:space="preserve"> se encuentran principalmente en textiles, variedades y licores.</w:t>
-      </w:r>
-    </w:p>
-    <w:p>
-      <w:pPr>
-        <w:rPr>
-          <w:lang w:eastAsia="es-CO"/>
-        </w:rPr>
-      </w:pPr>
-      <w:r>
-        <w:rPr>
-          <w:lang w:eastAsia="es-CO"/>
-        </w:rPr>
-        <w:t xml:space="preserve">Los puestos de pago también incorporan desactivadores para los </w:t>
-      </w:r>
-      <w:r>
-        <w:rPr>
-          <w:rStyle w:val="Extranjerismo"/>
-          <w:lang w:eastAsia="es-CO"/>
-        </w:rPr>
-        <w:t>tags</w:t>
-      </w:r>
-      <w:r>
-        <w:rPr>
-          <w:lang w:eastAsia="es-CO"/>
-        </w:rPr>
-        <w:t xml:space="preserve"> que se encuentran internamente en el empaque de algunos cosméticos y medicamentos. Estos dispositivos son colocados por el fabricante y no son reutilizables.</w:t>
-      </w:r>
-    </w:p>
-    <w:p>
-      <w:pPr>
-        <w:rPr>
-          <w:lang w:eastAsia="es-CO"/>
-        </w:rPr>
-      </w:pPr>
-      <w:r>
-        <w:rPr>
-          <w:lang w:eastAsia="es-CO"/>
-        </w:rPr>
-        <w:t>Es importante retirar el tag del producto para evitar que las alarmas se activen en las salidas del almacén, incomodando al cliente.</w:t>
-      </w:r>
-    </w:p>
-    <w:p>
-      <w:pPr>
-        <w:rPr>
-          <w:b/>
-          <w:bCs/>
-          <w:lang w:eastAsia="es-CO"/>
-        </w:rPr>
-      </w:pPr>
-      <w:r>
-        <w:rPr>
-          <w:b/>
-          <w:bCs/>
-          <w:lang w:eastAsia="es-CO"/>
-        </w:rPr>
-        <w:t xml:space="preserve">Sistema neumático </w:t>
-      </w:r>
-      <w:r>
-        <w:rPr>
-          <w:rStyle w:val="Extranjerismo"/>
-          <w:b/>
-          <w:bCs/>
-          <w:lang w:eastAsia="es-CO"/>
-        </w:rPr>
-        <w:t>(shut)</w:t>
-      </w:r>
-    </w:p>
-    <w:p>
-      <w:pPr>
-        <w:rPr>
-          <w:lang w:eastAsia="es-CO"/>
-        </w:rPr>
-      </w:pPr>
-      <w:r>
-        <w:rPr>
-          <w:lang w:eastAsia="es-CO"/>
-        </w:rPr>
-        <w:t xml:space="preserve">El sistema neumático, conocido como </w:t>
-      </w:r>
-      <w:r>
-        <w:rPr>
-          <w:rStyle w:val="Extranjerismo"/>
-          <w:lang w:eastAsia="es-CO"/>
-        </w:rPr>
-        <w:t>shut,</w:t>
-      </w:r>
-      <w:r>
-        <w:rPr>
-          <w:lang w:eastAsia="es-CO"/>
-        </w:rPr>
-        <w:t xml:space="preserve"> consiste en una serie de conductos que conectan el puesto de pago con la caja general o tesorería. Su función es transportar una cápsula que contiene el dinero de las ventas realizadas. En los </w:t>
-      </w:r>
-      <w:r>
-        <w:rPr>
-          <w:rStyle w:val="Extranjerismo"/>
-          <w:lang w:eastAsia="es-CO"/>
-        </w:rPr>
-        <w:t xml:space="preserve">retailers </w:t>
-      </w:r>
-      <w:r>
-        <w:rPr>
-          <w:lang w:eastAsia="es-CO"/>
-        </w:rPr>
-        <w:t>que no disponen de este sistema, el dinero se envía con un directivo encargado de la recogida.</w:t>
+        <w:spacing w:before="0" w:after="0"/>
+        <w:rPr>
+          <w:lang w:eastAsia="es-CO"/>
+        </w:rPr>
+      </w:pPr>
+      <w:r>
+        <w:rPr>
+          <w:lang w:eastAsia="es-CO"/>
+        </w:rPr>
+        <w:t>Aumentar la productividad en el puesto de pago.</w:t>
       </w:r>
     </w:p>
     <w:p>
@@ -4378,86 +4203,38 @@
         <w:pStyle w:val="Prrafodelista"/>
         <w:numPr>
           <w:ilvl w:val="0"/>
-          <w:numId w:val="13"/>
+          <w:numId w:val="38"/>
         </w:numPr>
-        <w:ind w:left="1134"/>
-        <w:rPr>
-          <w:b/>
-          <w:bCs/>
-          <w:lang w:eastAsia="es-CO"/>
-        </w:rPr>
-      </w:pPr>
-      <w:r>
-        <w:rPr>
-          <w:b/>
-          <w:bCs/>
-          <w:lang w:eastAsia="es-CO"/>
-        </w:rPr>
-        <w:t>Teclados</w:t>
-      </w:r>
-    </w:p>
-    <w:p>
-      <w:pPr>
-        <w:rPr>
-          <w:lang w:eastAsia="es-CO"/>
-        </w:rPr>
-      </w:pPr>
-      <w:r>
-        <w:rPr>
-          <w:lang w:eastAsia="es-CO"/>
-        </w:rPr>
-        <w:t>La distribución del teclado y su correcto uso permiten operar fácilmente la terminal, brindar un mejor servicio a los clientes y diferenciar los medios de pago para cumplir con lo establecido por la Dirección de Impuestos y Aduanas Nacionales (DIAN).</w:t>
-      </w:r>
-    </w:p>
-    <w:p>
-      <w:pPr>
-        <w:rPr>
-          <w:lang w:eastAsia="es-CO"/>
-        </w:rPr>
-      </w:pPr>
-      <w:r>
-        <w:rPr>
-          <w:lang w:eastAsia="es-CO"/>
-        </w:rPr>
-        <w:lastRenderedPageBreak/>
-        <w:t xml:space="preserve">En el siguiente video, se presenta el proceso de registro de productos, como uno de los ejemplos de teclados utilizados en </w:t>
-      </w:r>
-      <w:r>
-        <w:rPr>
-          <w:rStyle w:val="Extranjerismo"/>
-          <w:lang w:eastAsia="es-CO"/>
-        </w:rPr>
-        <w:t>retail.</w:t>
-      </w:r>
-    </w:p>
-    <w:p>
-      <w:pPr>
-        <w:rPr>
-          <w:lang w:eastAsia="es-CO"/>
-        </w:rPr>
-      </w:pPr>
-      <w:r>
-        <w:rPr>
-          <w:b/>
-          <w:bCs/>
-          <w:lang w:eastAsia="es-CO"/>
-        </w:rPr>
-        <w:t>Nota:</w:t>
-      </w:r>
-      <w:r>
-        <w:rPr>
-          <w:lang w:eastAsia="es-CO"/>
-        </w:rPr>
-        <w:t xml:space="preserve"> se debe considerar que no hay un estándar único para este tipo de operaciones.</w:t>
-      </w:r>
+        <w:spacing w:before="0" w:after="0"/>
+        <w:rPr>
+          <w:lang w:eastAsia="es-CO"/>
+        </w:rPr>
+      </w:pPr>
+      <w:r>
+        <w:rPr>
+          <w:lang w:eastAsia="es-CO"/>
+        </w:rPr>
+        <w:t>Mejorar la confiabilidad en la información de ventas.</w:t>
+      </w:r>
+    </w:p>
+    <w:p>
+      <w:pPr>
+        <w:pStyle w:val="Prrafodelista"/>
+        <w:spacing w:before="0" w:after="0"/>
+        <w:ind w:left="1429" w:firstLine="0"/>
+        <w:rPr>
+          <w:lang w:eastAsia="es-CO"/>
+        </w:rPr>
+      </w:pPr>
     </w:p>
     <w:p>
       <w:pPr>
         <w:pStyle w:val="Prrafodelista"/>
         <w:numPr>
           <w:ilvl w:val="0"/>
-          <w:numId w:val="13"/>
+          <w:numId w:val="34"/>
         </w:numPr>
+        <w:spacing w:before="0" w:after="0"/>
         <w:ind w:left="1134"/>
         <w:rPr>
           <w:b/>
@@ -4471,11 +4248,376 @@
           <w:bCs/>
           <w:lang w:eastAsia="es-CO"/>
         </w:rPr>
+        <w:t>El datáfono</w:t>
+      </w:r>
+    </w:p>
+    <w:p>
+      <w:pPr>
+        <w:spacing w:before="0" w:after="0"/>
+        <w:ind w:left="708" w:firstLine="426"/>
+        <w:rPr>
+          <w:lang w:eastAsia="es-CO"/>
+        </w:rPr>
+      </w:pPr>
+      <w:r>
+        <w:rPr>
+          <w:lang w:eastAsia="es-CO"/>
+        </w:rPr>
+        <w:t xml:space="preserve">El datáfono es el equipo que permite procesar los pagos cuando los clientes utilizan tarjetas de débito o crédito. Su función principal es comunicarse con los bancos y las entidades financieras para autorizar y completar las transacciones. Algunos datáfonos incluyen un teclado o PIN </w:t>
+      </w:r>
+      <w:r>
+        <w:rPr>
+          <w:rStyle w:val="Extranjerismo"/>
+          <w:lang w:eastAsia="es-CO"/>
+        </w:rPr>
+        <w:t>pad</w:t>
+      </w:r>
+      <w:r>
+        <w:rPr>
+          <w:lang w:eastAsia="es-CO"/>
+        </w:rPr>
+        <w:t xml:space="preserve"> separado para que los clientes ingresen su clave personal de manera segura.</w:t>
+      </w:r>
+    </w:p>
+    <w:p>
+      <w:pPr>
+        <w:pStyle w:val="Prrafodelista"/>
+        <w:numPr>
+          <w:ilvl w:val="0"/>
+          <w:numId w:val="34"/>
+        </w:numPr>
+        <w:spacing w:before="0" w:after="0"/>
+        <w:ind w:left="1134"/>
+        <w:rPr>
+          <w:b/>
+          <w:bCs/>
+          <w:lang w:eastAsia="es-CO"/>
+        </w:rPr>
+      </w:pPr>
+      <w:r>
+        <w:rPr>
+          <w:b/>
+          <w:bCs/>
+          <w:lang w:eastAsia="es-CO"/>
+        </w:rPr>
+        <w:lastRenderedPageBreak/>
+        <w:t xml:space="preserve">El desactivador de </w:t>
+      </w:r>
+      <w:r>
+        <w:rPr>
+          <w:rStyle w:val="Extranjerismo"/>
+          <w:b/>
+          <w:bCs/>
+          <w:lang w:val="es-CO" w:eastAsia="es-CO"/>
+        </w:rPr>
+        <w:t>tags</w:t>
+      </w:r>
+    </w:p>
+    <w:p>
+      <w:pPr>
+        <w:spacing w:before="0" w:after="0"/>
+        <w:ind w:left="708" w:firstLine="426"/>
+        <w:rPr>
+          <w:lang w:eastAsia="es-CO"/>
+        </w:rPr>
+      </w:pPr>
+      <w:r>
+        <w:rPr>
+          <w:lang w:eastAsia="es-CO"/>
+        </w:rPr>
+        <w:t xml:space="preserve">El desactivador de </w:t>
+      </w:r>
+      <w:r>
+        <w:rPr>
+          <w:rStyle w:val="Extranjerismo"/>
+          <w:lang w:eastAsia="es-CO"/>
+        </w:rPr>
+        <w:t>tags</w:t>
+      </w:r>
+      <w:r>
+        <w:rPr>
+          <w:lang w:eastAsia="es-CO"/>
+        </w:rPr>
+        <w:t xml:space="preserve"> es el equipo utilizado para desactivar los dispositivos de seguridad colocados en los productos del almacén, evitando que salgan sin ser registrados. Estos </w:t>
+      </w:r>
+      <w:r>
+        <w:rPr>
+          <w:rStyle w:val="Extranjerismo"/>
+          <w:lang w:eastAsia="es-CO"/>
+        </w:rPr>
+        <w:t>tags</w:t>
+      </w:r>
+      <w:r>
+        <w:rPr>
+          <w:lang w:eastAsia="es-CO"/>
+        </w:rPr>
+        <w:t xml:space="preserve"> se encuentran principalmente en textiles, variedades y licores.</w:t>
+      </w:r>
+    </w:p>
+    <w:p>
+      <w:pPr>
+        <w:spacing w:before="0" w:after="0"/>
+        <w:ind w:left="708" w:firstLine="426"/>
+        <w:rPr>
+          <w:lang w:eastAsia="es-CO"/>
+        </w:rPr>
+      </w:pPr>
+      <w:r>
+        <w:rPr>
+          <w:lang w:eastAsia="es-CO"/>
+        </w:rPr>
+        <w:t xml:space="preserve">Los puestos de pago también incorporan desactivadores para los </w:t>
+      </w:r>
+      <w:r>
+        <w:rPr>
+          <w:rStyle w:val="Extranjerismo"/>
+          <w:lang w:eastAsia="es-CO"/>
+        </w:rPr>
+        <w:t>tags</w:t>
+      </w:r>
+      <w:r>
+        <w:rPr>
+          <w:lang w:eastAsia="es-CO"/>
+        </w:rPr>
+        <w:t xml:space="preserve"> que se encuentran internamente en el empaque de algunos cosméticos y medicamentos. Estos dispositivos son colocados por el fabricante y no son reutilizables.</w:t>
+      </w:r>
+    </w:p>
+    <w:p>
+      <w:pPr>
+        <w:spacing w:before="0" w:after="0"/>
+        <w:ind w:left="708" w:firstLine="426"/>
+        <w:rPr>
+          <w:lang w:eastAsia="es-CO"/>
+        </w:rPr>
+      </w:pPr>
+      <w:r>
+        <w:rPr>
+          <w:lang w:eastAsia="es-CO"/>
+        </w:rPr>
+        <w:t>Es importante retirar el tag del producto para evitar que las alarmas se activen en las salidas del almacén, incomodando al cliente.</w:t>
+      </w:r>
+    </w:p>
+    <w:p>
+      <w:pPr>
+        <w:spacing w:before="0" w:after="0"/>
+        <w:ind w:left="708" w:firstLine="426"/>
+        <w:rPr>
+          <w:lang w:eastAsia="es-CO"/>
+        </w:rPr>
+      </w:pPr>
+    </w:p>
+    <w:p>
+      <w:pPr>
+        <w:pStyle w:val="Prrafodelista"/>
+        <w:numPr>
+          <w:ilvl w:val="0"/>
+          <w:numId w:val="34"/>
+        </w:numPr>
+        <w:spacing w:before="0" w:after="0"/>
+        <w:ind w:left="1134"/>
+        <w:rPr>
+          <w:b/>
+          <w:bCs/>
+          <w:lang w:eastAsia="es-CO"/>
+        </w:rPr>
+      </w:pPr>
+      <w:r>
+        <w:rPr>
+          <w:b/>
+          <w:bCs/>
+          <w:lang w:eastAsia="es-CO"/>
+        </w:rPr>
+        <w:t xml:space="preserve">Sistema neumático </w:t>
+      </w:r>
+      <w:r>
+        <w:rPr>
+          <w:rStyle w:val="Extranjerismo"/>
+          <w:b/>
+          <w:bCs/>
+          <w:lang w:val="es-CO" w:eastAsia="es-CO"/>
+        </w:rPr>
+        <w:t>(</w:t>
+      </w:r>
+      <w:proofErr w:type="spellStart"/>
+      <w:r>
+        <w:rPr>
+          <w:rStyle w:val="Extranjerismo"/>
+          <w:b/>
+          <w:bCs/>
+          <w:lang w:val="es-CO" w:eastAsia="es-CO"/>
+        </w:rPr>
+        <w:t>shut</w:t>
+      </w:r>
+      <w:proofErr w:type="spellEnd"/>
+      <w:r>
+        <w:rPr>
+          <w:rStyle w:val="Extranjerismo"/>
+          <w:b/>
+          <w:bCs/>
+          <w:lang w:val="es-CO" w:eastAsia="es-CO"/>
+        </w:rPr>
+        <w:t>)</w:t>
+      </w:r>
+    </w:p>
+    <w:p>
+      <w:pPr>
+        <w:spacing w:before="0" w:after="0"/>
+        <w:ind w:left="708" w:firstLine="426"/>
+        <w:rPr>
+          <w:lang w:eastAsia="es-CO"/>
+        </w:rPr>
+      </w:pPr>
+      <w:r>
+        <w:rPr>
+          <w:lang w:eastAsia="es-CO"/>
+        </w:rPr>
+        <w:t xml:space="preserve">El sistema neumático, conocido como </w:t>
+      </w:r>
+      <w:r>
+        <w:rPr>
+          <w:rStyle w:val="Extranjerismo"/>
+          <w:lang w:eastAsia="es-CO"/>
+        </w:rPr>
+        <w:t>shut,</w:t>
+      </w:r>
+      <w:r>
+        <w:rPr>
+          <w:lang w:eastAsia="es-CO"/>
+        </w:rPr>
+        <w:t xml:space="preserve"> consiste en una serie de conductos que conectan el puesto de pago con la caja general o tesorería. Su función es transportar una cápsula que contiene el dinero de las ventas realizadas. En los </w:t>
+      </w:r>
+      <w:r>
+        <w:rPr>
+          <w:rStyle w:val="Extranjerismo"/>
+          <w:lang w:eastAsia="es-CO"/>
+        </w:rPr>
+        <w:t xml:space="preserve">retailers </w:t>
+      </w:r>
+      <w:r>
+        <w:rPr>
+          <w:lang w:eastAsia="es-CO"/>
+        </w:rPr>
+        <w:t>que no disponen de este sistema, el dinero se envía con un directivo encargado de la recogida.</w:t>
+      </w:r>
+    </w:p>
+    <w:p>
+      <w:pPr>
+        <w:spacing w:before="0" w:after="0"/>
+        <w:ind w:left="708" w:firstLine="426"/>
+        <w:rPr>
+          <w:lang w:eastAsia="es-CO"/>
+        </w:rPr>
+      </w:pPr>
+    </w:p>
+    <w:p>
+      <w:pPr>
+        <w:pStyle w:val="Prrafodelista"/>
+        <w:numPr>
+          <w:ilvl w:val="0"/>
+          <w:numId w:val="25"/>
+        </w:numPr>
+        <w:spacing w:before="0" w:after="0"/>
+        <w:ind w:left="709"/>
+        <w:rPr>
+          <w:b/>
+          <w:bCs/>
+          <w:lang w:eastAsia="es-CO"/>
+        </w:rPr>
+      </w:pPr>
+      <w:r>
+        <w:rPr>
+          <w:b/>
+          <w:bCs/>
+          <w:lang w:eastAsia="es-CO"/>
+        </w:rPr>
+        <w:t>Teclados</w:t>
+      </w:r>
+    </w:p>
+    <w:p>
+      <w:pPr>
+        <w:spacing w:before="0" w:after="0"/>
+        <w:rPr>
+          <w:lang w:eastAsia="es-CO"/>
+        </w:rPr>
+      </w:pPr>
+      <w:r>
+        <w:rPr>
+          <w:lang w:eastAsia="es-CO"/>
+        </w:rPr>
+        <w:t>La distribución del teclado y su correcto uso permiten operar fácilmente la terminal, brindar un mejor servicio a los clientes y diferenciar los medios de pago para cumplir con lo establecido por la Dirección de Impuestos y Aduanas Nacionales (DIAN).</w:t>
+      </w:r>
+    </w:p>
+    <w:p>
+      <w:pPr>
+        <w:spacing w:before="0" w:after="0"/>
+        <w:rPr>
+          <w:lang w:eastAsia="es-CO"/>
+        </w:rPr>
+      </w:pPr>
+      <w:r>
+        <w:rPr>
+          <w:lang w:eastAsia="es-CO"/>
+        </w:rPr>
+        <w:t xml:space="preserve">En el siguiente video, se presenta el proceso de registro de productos, como uno de los ejemplos de teclados utilizados en </w:t>
+      </w:r>
+      <w:r>
+        <w:rPr>
+          <w:rStyle w:val="Extranjerismo"/>
+          <w:lang w:eastAsia="es-CO"/>
+        </w:rPr>
+        <w:t>retail.</w:t>
+      </w:r>
+    </w:p>
+    <w:p>
+      <w:pPr>
+        <w:spacing w:before="0" w:after="0"/>
+        <w:rPr>
+          <w:lang w:eastAsia="es-CO"/>
+        </w:rPr>
+      </w:pPr>
+      <w:r>
+        <w:rPr>
+          <w:b/>
+          <w:bCs/>
+          <w:lang w:eastAsia="es-CO"/>
+        </w:rPr>
+        <w:lastRenderedPageBreak/>
+        <w:t>Nota:</w:t>
+      </w:r>
+      <w:r>
+        <w:rPr>
+          <w:lang w:eastAsia="es-CO"/>
+        </w:rPr>
+        <w:t xml:space="preserve"> se debe considerar que no hay un estándar único para este tipo de operaciones.</w:t>
+      </w:r>
+    </w:p>
+    <w:p>
+      <w:pPr>
+        <w:pStyle w:val="Prrafodelista"/>
+        <w:numPr>
+          <w:ilvl w:val="0"/>
+          <w:numId w:val="25"/>
+        </w:numPr>
+        <w:spacing w:before="0" w:after="0"/>
+        <w:ind w:left="709"/>
+        <w:rPr>
+          <w:b/>
+          <w:bCs/>
+          <w:lang w:eastAsia="es-CO"/>
+        </w:rPr>
+      </w:pPr>
+      <w:r>
+        <w:rPr>
+          <w:b/>
+          <w:bCs/>
+          <w:lang w:eastAsia="es-CO"/>
+        </w:rPr>
         <w:t>Sistema transaccional</w:t>
       </w:r>
     </w:p>
     <w:p>
       <w:pPr>
+        <w:spacing w:before="0" w:after="0"/>
         <w:rPr>
           <w:lang w:eastAsia="es-CO"/>
         </w:rPr>
@@ -4489,6 +4631,7 @@
     </w:p>
     <w:p>
       <w:pPr>
+        <w:spacing w:before="0" w:after="0"/>
         <w:rPr>
           <w:lang w:eastAsia="es-CO"/>
         </w:rPr>
@@ -4528,6 +4671,7 @@
     </w:p>
     <w:p>
       <w:pPr>
+        <w:spacing w:before="0" w:after="0"/>
         <w:rPr>
           <w:lang w:eastAsia="es-CO"/>
         </w:rPr>
@@ -4557,46 +4701,46 @@
         <w:pStyle w:val="Ttulo2"/>
         <w:numPr>
           <w:ilvl w:val="1"/>
-          <w:numId w:val="19"/>
+          <w:numId w:val="31"/>
         </w:numPr>
       </w:pPr>
-      <w:bookmarkStart w:id="9" w:name="_Toc232764743"/>
+      <w:bookmarkStart w:id="12" w:name="_Toc236059861"/>
       <w:r>
         <w:t>Elementos en el puesto de trabajo</w:t>
       </w:r>
-      <w:bookmarkEnd w:id="9"/>
-    </w:p>
-    <w:p>
-      <w:pPr>
-        <w:rPr>
-          <w:lang w:eastAsia="es-CO"/>
-        </w:rPr>
-      </w:pPr>
-      <w:r>
-        <w:rPr>
-          <w:lang w:eastAsia="es-CO"/>
-        </w:rPr>
-        <w:t xml:space="preserve">El cargo de cajero se desempeña en un sitio cerrado y/o abierto, normalmente en cubículos. Este puesto de trabajo conlleva ciertos riesgos, como la pérdida de dinero por errores al dar cambio, cobrar incorrectamente un producto o realizar un registro de transacción de forma incorrecta, es por esto, considerando que el cajero maneja </w:t>
+      <w:bookmarkEnd w:id="12"/>
+    </w:p>
+    <w:p>
+      <w:pPr>
+        <w:rPr>
+          <w:lang w:eastAsia="es-CO"/>
+        </w:rPr>
+      </w:pPr>
+      <w:r>
+        <w:rPr>
+          <w:lang w:eastAsia="es-CO"/>
+        </w:rPr>
+        <w:t>El cargo de cajero se desempeña en un sitio cerrado y/o abierto, normalmente en cubículos. Este puesto de trabajo conlleva ciertos riesgos, como la pérdida de dinero por errores al dar cambio, cobrar incorrectamente un producto o realizar un registro de transacción de forma incorrecta, es por esto, considerando que el cajero maneja valores de la organización, que se requiere de su parte de una gran atención y precisión en sus tareas.</w:t>
+      </w:r>
+    </w:p>
+    <w:p>
+      <w:pPr>
+        <w:rPr>
+          <w:lang w:eastAsia="es-CO"/>
+        </w:rPr>
+      </w:pPr>
+      <w:r>
+        <w:rPr>
+          <w:lang w:eastAsia="es-CO"/>
+        </w:rPr>
+        <w:t xml:space="preserve">El cajero pasa la mayor parte de su jornada laboral de pie y no puede abandonar la caja sin previo aviso a su superior y dejando constancia del hecho. Es fundamental </w:t>
       </w:r>
       <w:r>
         <w:rPr>
           <w:lang w:eastAsia="es-CO"/>
         </w:rPr>
         <w:lastRenderedPageBreak/>
-        <w:t>valores de la organización, que se requiere de su parte de una gran atención y precisión en sus tareas.</w:t>
-      </w:r>
-    </w:p>
-    <w:p>
-      <w:pPr>
-        <w:rPr>
-          <w:lang w:eastAsia="es-CO"/>
-        </w:rPr>
-      </w:pPr>
-      <w:r>
-        <w:rPr>
-          <w:lang w:eastAsia="es-CO"/>
-        </w:rPr>
-        <w:t>El cajero pasa la mayor parte de su jornada laboral de pie y no puede abandonar la caja sin previo aviso a su superior y dejando constancia del hecho. Es fundamental que el cajero mantenga un alto nivel de concentración para evitar errores y garantizar un servicio eficiente y seguro. Por ello, también se debe prestar atención a su comodidad y bienestar, proporcionando un entorno de trabajo ergonómico y pausas regulares para prevenir la fatiga.</w:t>
+        <w:t>que el cajero mantenga un alto nivel de concentración para evitar errores y garantizar un servicio eficiente y seguro. Por ello, también se debe prestar atención a su comodidad y bienestar, proporcionando un entorno de trabajo ergonómico y pausas regulares para prevenir la fatiga.</w:t>
       </w:r>
     </w:p>
     <w:p>
@@ -4754,6 +4898,8 @@
       <w:r>
         <w:rPr>
           <w:rStyle w:val="Extranjerismo"/>
+          <w:b/>
+          <w:bCs/>
           <w:lang w:eastAsia="es-CO"/>
         </w:rPr>
         <w:t>Stock</w:t>
@@ -4857,7 +5003,6 @@
           <w:bCs/>
           <w:lang w:eastAsia="es-CO"/>
         </w:rPr>
-        <w:lastRenderedPageBreak/>
         <w:t>Precios</w:t>
       </w:r>
       <w:r>
@@ -4899,6 +5044,7 @@
           <w:bCs/>
           <w:lang w:eastAsia="es-CO"/>
         </w:rPr>
+        <w:lastRenderedPageBreak/>
         <w:t>Ventanilla</w:t>
       </w:r>
       <w:r>
@@ -5018,14 +5164,14 @@
         <w:pStyle w:val="Ttulo2"/>
         <w:numPr>
           <w:ilvl w:val="1"/>
-          <w:numId w:val="19"/>
+          <w:numId w:val="31"/>
         </w:numPr>
       </w:pPr>
-      <w:bookmarkStart w:id="10" w:name="_Toc232764744"/>
+      <w:bookmarkStart w:id="13" w:name="_Toc236059862"/>
       <w:r>
         <w:t>Manejo de valores</w:t>
       </w:r>
-      <w:bookmarkEnd w:id="10"/>
+      <w:bookmarkEnd w:id="13"/>
     </w:p>
     <w:p>
       <w:pPr>
@@ -5116,140 +5262,21 @@
         <w:rPr>
           <w:lang w:eastAsia="es-CO"/>
         </w:rPr>
-        <w:t xml:space="preserve">se refiere al conjunto de operaciones y registros en el punto de pago, así como a la administración de efectivo y otros medios de pago, por </w:t>
-      </w:r>
-      <w:r>
-        <w:rPr>
-          <w:lang w:eastAsia="es-CO"/>
-        </w:rPr>
-        <w:lastRenderedPageBreak/>
-        <w:t>esto, es importante que sea un proceso gestionado por personas que mantengan relaciones éticas y profesionales con los clientes compradores, garantizando transparencia, confianza en cada transacción y una experiencia de compra segura, en los diversos canales que se ejecute.</w:t>
-      </w:r>
-    </w:p>
-    <w:p>
-      <w:pPr>
-        <w:rPr>
-          <w:lang w:eastAsia="es-CO"/>
-        </w:rPr>
-      </w:pPr>
-    </w:p>
-    <w:p>
-      <w:pPr>
-        <w:rPr>
-          <w:lang w:eastAsia="es-CO"/>
-        </w:rPr>
-      </w:pPr>
-    </w:p>
-    <w:p>
-      <w:pPr>
-        <w:rPr>
-          <w:lang w:eastAsia="es-CO"/>
-        </w:rPr>
-      </w:pPr>
-    </w:p>
-    <w:p>
-      <w:pPr>
-        <w:rPr>
-          <w:lang w:eastAsia="es-CO"/>
-        </w:rPr>
-      </w:pPr>
-    </w:p>
-    <w:p>
-      <w:pPr>
-        <w:rPr>
-          <w:lang w:eastAsia="es-CO"/>
-        </w:rPr>
-      </w:pPr>
-    </w:p>
-    <w:p>
-      <w:pPr>
-        <w:rPr>
-          <w:lang w:eastAsia="es-CO"/>
-        </w:rPr>
-      </w:pPr>
-    </w:p>
-    <w:p>
-      <w:pPr>
-        <w:rPr>
-          <w:lang w:eastAsia="es-CO"/>
-        </w:rPr>
-      </w:pPr>
-    </w:p>
-    <w:p>
-      <w:pPr>
-        <w:rPr>
-          <w:lang w:eastAsia="es-CO"/>
-        </w:rPr>
-      </w:pPr>
-    </w:p>
-    <w:p>
-      <w:pPr>
-        <w:rPr>
-          <w:lang w:eastAsia="es-CO"/>
-        </w:rPr>
-      </w:pPr>
-    </w:p>
-    <w:p>
-      <w:pPr>
-        <w:rPr>
-          <w:lang w:eastAsia="es-CO"/>
-        </w:rPr>
-      </w:pPr>
-    </w:p>
-    <w:p>
-      <w:pPr>
-        <w:rPr>
-          <w:lang w:eastAsia="es-CO"/>
-        </w:rPr>
-      </w:pPr>
-    </w:p>
-    <w:p>
-      <w:pPr>
-        <w:rPr>
-          <w:lang w:eastAsia="es-CO"/>
-        </w:rPr>
-      </w:pPr>
-    </w:p>
-    <w:p>
-      <w:pPr>
-        <w:rPr>
-          <w:lang w:eastAsia="es-CO"/>
-        </w:rPr>
-      </w:pPr>
-    </w:p>
-    <w:p>
-      <w:pPr>
-        <w:rPr>
-          <w:lang w:eastAsia="es-CO"/>
-        </w:rPr>
-      </w:pPr>
-    </w:p>
-    <w:p>
-      <w:pPr>
-        <w:rPr>
-          <w:lang w:eastAsia="es-CO"/>
-        </w:rPr>
-      </w:pPr>
-    </w:p>
-    <w:p>
-      <w:pPr>
-        <w:rPr>
-          <w:lang w:eastAsia="es-CO"/>
-        </w:rPr>
-      </w:pPr>
+        <w:t>se refiere al conjunto de operaciones y registros en el punto de pago, así como a la administración de efectivo y otros medios de pago, por esto, es importante que sea un proceso gestionado por personas que mantengan relaciones éticas y profesionales con los clientes compradores, garantizando transparencia, confianza en cada transacción y una experiencia de compra segura, en los diversos canales que se ejecute.</w:t>
+      </w:r>
     </w:p>
     <w:p>
       <w:pPr>
         <w:pStyle w:val="Ttulo1"/>
         <w:numPr>
           <w:ilvl w:val="0"/>
-          <w:numId w:val="24"/>
+          <w:numId w:val="31"/>
         </w:numPr>
         <w:rPr>
           <w:lang w:val="en-US"/>
         </w:rPr>
       </w:pPr>
-      <w:bookmarkStart w:id="11" w:name="_Toc232764745"/>
+      <w:bookmarkStart w:id="14" w:name="_Toc236059863"/>
       <w:r>
         <w:rPr>
           <w:lang w:val="en-US"/>
@@ -5257,7 +5284,7 @@
         <w:lastRenderedPageBreak/>
         <w:t>Medios de pago</w:t>
       </w:r>
-      <w:bookmarkEnd w:id="11"/>
+      <w:bookmarkEnd w:id="14"/>
     </w:p>
     <w:p>
       <w:pPr>
@@ -5390,7 +5417,6 @@
       </w:r>
       <w:r>
         <w:rPr>
-          <w:rStyle w:val="Extranjerismo"/>
           <w:lang w:eastAsia="es-CO"/>
         </w:rPr>
         <w:t>PayPal.</w:t>
@@ -5465,6 +5491,7 @@
     </w:p>
     <w:p>
       <w:pPr>
+        <w:spacing w:before="0" w:after="0"/>
         <w:ind w:left="708" w:firstLine="708"/>
         <w:rPr>
           <w:b/>
@@ -5520,20 +5547,29 @@
         <w:rPr>
           <w:lang w:eastAsia="es-CO"/>
         </w:rPr>
-        <w:t xml:space="preserve">Por otro lado, las tarjetas de débito deducen el importe directamente de la cuenta del titular, descontando el saldo disponible de manera inmediata. Esto </w:t>
-      </w:r>
+        <w:t xml:space="preserve">Por otro lado, las tarjetas de débito deducen el importe directamente de la cuenta del titular, descontando el saldo disponible de manera inmediata. </w:t>
+      </w:r>
+    </w:p>
+    <w:p>
+      <w:pPr>
+        <w:spacing w:before="0" w:after="0"/>
+        <w:ind w:left="708" w:firstLine="708"/>
+        <w:rPr>
+          <w:lang w:eastAsia="es-CO"/>
+        </w:rPr>
+      </w:pPr>
       <w:r>
         <w:rPr>
           <w:lang w:eastAsia="es-CO"/>
         </w:rPr>
         <w:lastRenderedPageBreak/>
-        <w:t>asegura que las compras se realicen dentro de los límites de los fondos disponibles, evitando el endeudamiento.</w:t>
-      </w:r>
-    </w:p>
-    <w:p>
-      <w:pPr>
-        <w:spacing w:before="0" w:after="0"/>
-        <w:ind w:left="708"/>
+        <w:t>Esto asegura que las compras se realicen dentro de los límites de los fondos disponibles, evitando el endeudamiento.</w:t>
+      </w:r>
+    </w:p>
+    <w:p>
+      <w:pPr>
+        <w:spacing w:before="0" w:after="0"/>
+        <w:ind w:left="708" w:firstLine="708"/>
         <w:rPr>
           <w:lang w:eastAsia="es-CO"/>
         </w:rPr>
@@ -5956,7 +5992,7 @@
           <w:noProof/>
         </w:rPr>
         <w:drawing>
-          <wp:inline distT="0" distB="0" distL="0" distR="0" wp14:anchorId="4EEE0B36" wp14:editId="5D9CBF7E">
+          <wp:inline distT="0" distB="0" distL="0" distR="0" wp14:anchorId="4EEE0B36" wp14:editId="3C080F02">
             <wp:extent cx="4680000" cy="2633336"/>
             <wp:effectExtent l="0" t="0" r="6350" b="0"/>
             <wp:docPr id="1789593201" name="Imagen 5">
@@ -6077,7 +6113,13 @@
               <w:rPr>
                 <w:bCs/>
               </w:rPr>
-              <w:t>Razones para utilizar el pago en línea</w:t>
+              <w:t>r</w:t>
+            </w:r>
+            <w:r>
+              <w:rPr>
+                <w:bCs/>
+              </w:rPr>
+              <w:t>azones para utilizar el pago en línea</w:t>
             </w:r>
           </w:p>
         </w:tc>
@@ -6206,13 +6248,13 @@
         <w:pStyle w:val="Ttulo1"/>
         <w:numPr>
           <w:ilvl w:val="0"/>
-          <w:numId w:val="24"/>
+          <w:numId w:val="31"/>
         </w:numPr>
         <w:rPr>
           <w:lang w:val="en-US"/>
         </w:rPr>
       </w:pPr>
-      <w:bookmarkStart w:id="12" w:name="_Toc232764746"/>
+      <w:bookmarkStart w:id="15" w:name="_Toc236059864"/>
       <w:r>
         <w:rPr>
           <w:lang w:val="en-US"/>
@@ -6220,7 +6262,7 @@
         <w:lastRenderedPageBreak/>
         <w:t>Normativa del recaudo de caja</w:t>
       </w:r>
-      <w:bookmarkEnd w:id="12"/>
+      <w:bookmarkEnd w:id="15"/>
     </w:p>
     <w:p>
       <w:pPr>
@@ -6260,6 +6302,15 @@
         </w:rPr>
         <w:t xml:space="preserve"> ha llevado a la transformación de procedimientos destinados a cumplir con las normas de recaudo de caja. Esto incluye la implementación de recursos físicos, materiales y humanos para asegurar la precisión y seguridad en estas operaciones.</w:t>
       </w:r>
+    </w:p>
+    <w:p>
+      <w:pPr>
+        <w:spacing w:before="0" w:after="0"/>
+        <w:rPr>
+          <w:rFonts w:cs="Calibri"/>
+          <w:lang w:eastAsia="es-CO"/>
+        </w:rPr>
+      </w:pPr>
     </w:p>
     <w:p>
       <w:pPr>
@@ -6376,6 +6427,7 @@
     <w:p>
       <w:pPr>
         <w:spacing w:before="0" w:after="0"/>
+        <w:ind w:firstLine="708"/>
         <w:rPr>
           <w:rFonts w:cs="Calibri"/>
           <w:lang w:eastAsia="es-CO"/>
@@ -6419,11 +6471,12 @@
         <w:pStyle w:val="Ttulo2"/>
         <w:numPr>
           <w:ilvl w:val="1"/>
-          <w:numId w:val="20"/>
+          <w:numId w:val="31"/>
         </w:numPr>
       </w:pPr>
-      <w:bookmarkStart w:id="13" w:name="_Toc232764747"/>
-      <w:r>
+      <w:bookmarkStart w:id="16" w:name="_Toc236059865"/>
+      <w:r>
+        <w:lastRenderedPageBreak/>
         <w:t xml:space="preserve">Seguridad y </w:t>
       </w:r>
       <w:r>
@@ -6438,10 +6491,11 @@
       <w:r>
         <w:t>rabajo</w:t>
       </w:r>
-      <w:bookmarkEnd w:id="13"/>
-    </w:p>
-    <w:p>
-      <w:pPr>
+      <w:bookmarkEnd w:id="16"/>
+    </w:p>
+    <w:p>
+      <w:pPr>
+        <w:ind w:left="360"/>
         <w:rPr>
           <w:lang w:eastAsia="es-CO"/>
         </w:rPr>
@@ -6486,18 +6540,12 @@
         <w:rPr>
           <w:lang w:eastAsia="es-CO"/>
         </w:rPr>
-        <w:t xml:space="preserve">rabajo se refiere a la prevención de lesiones y enfermedades causadas por las condiciones laborales, así como a la protección y </w:t>
-      </w:r>
-      <w:r>
-        <w:rPr>
-          <w:lang w:eastAsia="es-CO"/>
-        </w:rPr>
-        <w:lastRenderedPageBreak/>
-        <w:t>promoción de la salud de los trabajadores. Para los cajeros en el punto de pago, es crucial implementar medidas específicas para garantizar su bienestar y seguridad, por ejemplo, adecuación de sistemas de vigilancia, prácticas seguras del manejo de efectivo, ergonomía, pausas activas, y un área de trabajo saludable.</w:t>
-      </w:r>
-    </w:p>
-    <w:p>
-      <w:pPr>
+        <w:t>rabajo se refiere a la prevención de lesiones y enfermedades causadas por las condiciones laborales, así como a la protección y promoción de la salud de los trabajadores. Para los cajeros en el punto de pago, es crucial implementar medidas específicas para garantizar su bienestar y seguridad, por ejemplo, adecuación de sistemas de vigilancia, prácticas seguras del manejo de efectivo, ergonomía, pausas activas, y un área de trabajo saludable.</w:t>
+      </w:r>
+    </w:p>
+    <w:p>
+      <w:pPr>
+        <w:ind w:left="360" w:firstLine="349"/>
         <w:rPr>
           <w:lang w:eastAsia="es-CO"/>
         </w:rPr>
@@ -6511,6 +6559,7 @@
     </w:p>
     <w:p>
       <w:pPr>
+        <w:ind w:left="360" w:firstLine="349"/>
         <w:rPr>
           <w:lang w:eastAsia="es-CO"/>
         </w:rPr>
@@ -6628,7 +6677,7 @@
           <w:noProof/>
         </w:rPr>
         <w:drawing>
-          <wp:inline distT="0" distB="0" distL="0" distR="0" wp14:anchorId="08760CCC" wp14:editId="36961519">
+          <wp:inline distT="0" distB="0" distL="0" distR="0" wp14:anchorId="08760CCC" wp14:editId="3EFAF14E">
             <wp:extent cx="4680000" cy="2635188"/>
             <wp:effectExtent l="0" t="0" r="6350" b="0"/>
             <wp:docPr id="1987004080" name="Imagen 4">
@@ -6749,7 +6798,61 @@
               <w:rPr>
                 <w:bCs/>
               </w:rPr>
-              <w:t>Sistema de Gestión de la Seguridad y Salud en el Trabajo</w:t>
+              <w:t>s</w:t>
+            </w:r>
+            <w:r>
+              <w:rPr>
+                <w:bCs/>
+              </w:rPr>
+              <w:t xml:space="preserve">istema de </w:t>
+            </w:r>
+            <w:r>
+              <w:rPr>
+                <w:bCs/>
+              </w:rPr>
+              <w:t>g</w:t>
+            </w:r>
+            <w:r>
+              <w:rPr>
+                <w:bCs/>
+              </w:rPr>
+              <w:t xml:space="preserve">estión de la </w:t>
+            </w:r>
+            <w:r>
+              <w:rPr>
+                <w:bCs/>
+              </w:rPr>
+              <w:t>s</w:t>
+            </w:r>
+            <w:r>
+              <w:rPr>
+                <w:bCs/>
+              </w:rPr>
+              <w:t xml:space="preserve">eguridad y </w:t>
+            </w:r>
+            <w:r>
+              <w:rPr>
+                <w:bCs/>
+              </w:rPr>
+              <w:t>s</w:t>
+            </w:r>
+            <w:r>
+              <w:rPr>
+                <w:bCs/>
+              </w:rPr>
+              <w:t xml:space="preserve">alud en el </w:t>
+            </w:r>
+            <w:r>
+              <w:rPr>
+                <w:bCs/>
+              </w:rPr>
+              <w:t>t</w:t>
+            </w:r>
+            <w:r>
+              <w:rPr>
+                <w:bCs/>
+              </w:rPr>
+              <w:t>rabajo</w:t>
             </w:r>
           </w:p>
         </w:tc>
@@ -6765,15 +6868,8 @@
               <w:ind w:right="-142" w:firstLine="29"/>
             </w:pPr>
             <w:r>
-              <w:lastRenderedPageBreak/>
               <w:t>Sistemas de gestión de la seguridad y salud en el trabajo. La seguridad y salud en el trabajo (SST) es la disciplina que trata la prevención de las lesiones y enfermedades causadas por las condiciones de trabajo, y de la protección y promoción de la salud de los trabajadores.</w:t>
             </w:r>
-          </w:p>
-          <w:p>
-            <w:pPr>
-              <w:spacing w:before="0" w:after="0"/>
-              <w:ind w:right="-142" w:firstLine="29"/>
-            </w:pPr>
           </w:p>
           <w:p>
             <w:pPr>
@@ -6798,12 +6894,6 @@
               <w:spacing w:before="0" w:after="0"/>
               <w:ind w:right="-142" w:firstLine="29"/>
             </w:pPr>
-          </w:p>
-          <w:p>
-            <w:pPr>
-              <w:spacing w:before="0" w:after="0"/>
-              <w:ind w:right="-142" w:firstLine="29"/>
-            </w:pPr>
             <w:r>
               <w:t xml:space="preserve">El Sistema de Gestión de Seguridad y Salud en el Trabajo (SG-SST) debe ser implementado por todos los empleadores, que consiste en el desarrollo de un proceso lógico y por etapas basado en la mejora continua, lo cual incluye la política, la organización, la planificación, la aplicación, la evaluación, la auditoría y las acciones de mejora. Todo esto con el objetivo de anticipar, reconocer, evaluar y controlar los riesgos que pueden afectar la seguridad y la salud en los espacios laborales. </w:t>
             </w:r>
@@ -6835,31 +6925,53 @@
         <w:pStyle w:val="Ttulo2"/>
         <w:numPr>
           <w:ilvl w:val="1"/>
-          <w:numId w:val="20"/>
+          <w:numId w:val="31"/>
         </w:numPr>
       </w:pPr>
-      <w:bookmarkStart w:id="14" w:name="_Toc232764748"/>
-      <w:r>
-        <w:t>Leyes de protección de datos</w:t>
-      </w:r>
-      <w:bookmarkEnd w:id="14"/>
-    </w:p>
-    <w:p>
-      <w:pPr>
-        <w:rPr>
-          <w:lang w:eastAsia="es-CO"/>
-        </w:rPr>
-      </w:pPr>
-      <w:r>
-        <w:rPr>
-          <w:lang w:eastAsia="es-CO"/>
-        </w:rPr>
-        <w:t>Cuando se habla de datos personales, se hace referencia a toda la información asociada a una persona que permite su identificación. Las leyes de protección de datos están diseñadas para salvaguardar esta información, asegurando que se maneje de manera segura y respetuosa, protegiendo la privacidad de los individuos.</w:t>
-      </w:r>
-    </w:p>
-    <w:p>
-      <w:pPr>
-        <w:spacing w:before="0" w:after="0"/>
+      <w:bookmarkStart w:id="17" w:name="_Toc236059866"/>
+      <w:r>
+        <w:t>P</w:t>
+      </w:r>
+      <w:r>
+        <w:t>rotección de datos</w:t>
+      </w:r>
+      <w:r>
+        <w:t xml:space="preserve"> personales</w:t>
+      </w:r>
+      <w:bookmarkEnd w:id="17"/>
+    </w:p>
+    <w:p>
+      <w:pPr>
+        <w:ind w:left="360" w:firstLine="349"/>
+        <w:rPr>
+          <w:lang w:eastAsia="es-CO"/>
+        </w:rPr>
+      </w:pPr>
+      <w:r>
+        <w:rPr>
+          <w:lang w:eastAsia="es-CO"/>
+        </w:rPr>
+        <w:t>En Colombia, la protección de los datos personales se encuentra regulada principalmente por la Ley 1581 de 2012 y el Decreto 1074 de 2015. Estas normas establecen los principios, derechos y obligaciones relacionados con la recolección, el almacenamiento, el uso y la circulación de la información personal.</w:t>
+      </w:r>
+    </w:p>
+    <w:p>
+      <w:pPr>
+        <w:ind w:left="360" w:firstLine="349"/>
+        <w:rPr>
+          <w:lang w:eastAsia="es-CO"/>
+        </w:rPr>
+      </w:pPr>
+      <w:r>
+        <w:rPr>
+          <w:lang w:eastAsia="es-CO"/>
+        </w:rPr>
+        <w:t>Los datos personales corresponden a la información que identifica a una persona o que puede asociarse con ella. En el puesto de pago, esta información puede solicitarse para elaborar una factura, registrar al cliente en un programa de fidelización, aplicar un beneficio o gestionar una transacción.</w:t>
+      </w:r>
+    </w:p>
+    <w:p>
+      <w:pPr>
+        <w:spacing w:before="0" w:after="0"/>
+        <w:ind w:left="360" w:firstLine="349"/>
         <w:rPr>
           <w:lang w:eastAsia="es-CO"/>
         </w:rPr>
@@ -6888,7 +7000,7 @@
         <w:rPr>
           <w:lang w:eastAsia="es-CO"/>
         </w:rPr>
-        <w:t>Documento de identidad</w:t>
+        <w:t>Documento de identidad.</w:t>
       </w:r>
     </w:p>
     <w:p>
@@ -6908,7 +7020,7 @@
         <w:rPr>
           <w:lang w:eastAsia="es-CO"/>
         </w:rPr>
-        <w:t>Lugar de nacimiento</w:t>
+        <w:t>Datos de contacto.</w:t>
       </w:r>
     </w:p>
     <w:p>
@@ -6928,7 +7040,7 @@
         <w:rPr>
           <w:lang w:eastAsia="es-CO"/>
         </w:rPr>
-        <w:t>Estado civil</w:t>
+        <w:t>Datos de facturación.</w:t>
       </w:r>
     </w:p>
     <w:p>
@@ -6948,7 +7060,7 @@
         <w:rPr>
           <w:lang w:eastAsia="es-CO"/>
         </w:rPr>
-        <w:t>Edad</w:t>
+        <w:t>Información de fidelización.</w:t>
       </w:r>
     </w:p>
     <w:p>
@@ -6968,7 +7080,7 @@
         <w:rPr>
           <w:lang w:eastAsia="es-CO"/>
         </w:rPr>
-        <w:t>Lugar de residencia</w:t>
+        <w:t>Historial de compras.</w:t>
       </w:r>
     </w:p>
     <w:p>
@@ -6988,175 +7100,239 @@
         <w:rPr>
           <w:lang w:eastAsia="es-CO"/>
         </w:rPr>
-        <w:t>Trayectoria académica, laboral, o profesional</w:t>
-      </w:r>
-    </w:p>
-    <w:p>
-      <w:pPr>
-        <w:spacing w:before="0" w:after="0"/>
-        <w:rPr>
-          <w:lang w:eastAsia="es-CO"/>
-        </w:rPr>
-      </w:pPr>
-    </w:p>
-    <w:p>
-      <w:pPr>
-        <w:spacing w:before="0" w:after="0"/>
-        <w:rPr>
-          <w:lang w:eastAsia="es-CO"/>
-        </w:rPr>
-      </w:pPr>
-      <w:r>
-        <w:rPr>
-          <w:lang w:eastAsia="es-CO"/>
-        </w:rPr>
-        <w:t xml:space="preserve">También existe información más sensible, como el estado de salud, características físicas, ideología política y vida sexual de una persona. En el </w:t>
-      </w:r>
-      <w:proofErr w:type="spellStart"/>
-      <w:r>
-        <w:rPr>
-          <w:rStyle w:val="Extranjerismo"/>
-          <w:lang w:eastAsia="es-CO"/>
-        </w:rPr>
-        <w:t>reta</w:t>
-      </w:r>
-      <w:r>
-        <w:rPr>
-          <w:lang w:eastAsia="es-CO"/>
-        </w:rPr>
-        <w:t>il</w:t>
-      </w:r>
-      <w:proofErr w:type="spellEnd"/>
-      <w:r>
-        <w:rPr>
-          <w:lang w:eastAsia="es-CO"/>
-        </w:rPr>
-        <w:t xml:space="preserve">, es común solicitar esta información por razones de estrategia de mercadeo, con el objetivo de desarrollar </w:t>
-      </w:r>
-      <w:r>
-        <w:rPr>
-          <w:lang w:eastAsia="es-CO"/>
-        </w:rPr>
         <w:lastRenderedPageBreak/>
-        <w:t xml:space="preserve">estrategias basadas en las preferencias de los clientes en cuanto a marcas, productos, olores y empaques, entre otros aspectos. Esta recopilación de datos permite personalizar la experiencia del cliente y mejorar la efectividad de las campañas de </w:t>
-      </w:r>
-      <w:r>
-        <w:rPr>
-          <w:rStyle w:val="Extranjerismo"/>
-          <w:lang w:eastAsia="es-CO"/>
-        </w:rPr>
-        <w:t>marketing.</w:t>
-      </w:r>
-    </w:p>
-    <w:p>
-      <w:pPr>
-        <w:spacing w:before="0" w:after="0"/>
-        <w:rPr>
-          <w:lang w:eastAsia="es-CO"/>
-        </w:rPr>
-      </w:pPr>
-      <w:r>
-        <w:rPr>
-          <w:lang w:eastAsia="es-CO"/>
-        </w:rPr>
-        <w:t>Para lograr un manejo adecuado de toda esta información, es esencial solicitar la autorización del cliente comprador. La protección de datos se centra en encontrar un equilibrio entre la información que las personas desean mantener privada y la que están dispuestas a compartir públicamente. Este consentimiento asegura que el manejo de datos personales sea transparente y respetuoso con la privacidad de los individuos, permitiendo a las empresas utilizar esta información de manera ética y conforme a las leyes de protección de datos.</w:t>
-      </w:r>
-    </w:p>
-    <w:p>
-      <w:pPr>
-        <w:spacing w:before="0" w:after="0"/>
-        <w:rPr>
-          <w:lang w:eastAsia="es-CO"/>
-        </w:rPr>
-      </w:pPr>
-    </w:p>
-    <w:p>
-      <w:pPr>
-        <w:spacing w:before="0" w:after="0"/>
-        <w:rPr>
-          <w:lang w:eastAsia="es-CO"/>
-        </w:rPr>
-      </w:pPr>
-    </w:p>
-    <w:p>
-      <w:pPr>
-        <w:spacing w:before="0" w:after="0"/>
-        <w:rPr>
-          <w:lang w:eastAsia="es-CO"/>
-        </w:rPr>
-      </w:pPr>
-    </w:p>
-    <w:p>
-      <w:pPr>
-        <w:spacing w:before="0" w:after="0"/>
-        <w:rPr>
-          <w:lang w:eastAsia="es-CO"/>
-        </w:rPr>
-      </w:pPr>
-    </w:p>
-    <w:p>
-      <w:pPr>
-        <w:spacing w:before="0" w:after="0"/>
-        <w:rPr>
-          <w:lang w:eastAsia="es-CO"/>
-        </w:rPr>
-      </w:pPr>
-    </w:p>
-    <w:p>
-      <w:pPr>
-        <w:spacing w:before="0" w:after="0"/>
-        <w:rPr>
-          <w:lang w:eastAsia="es-CO"/>
-        </w:rPr>
-      </w:pPr>
-    </w:p>
-    <w:p>
-      <w:pPr>
-        <w:spacing w:before="0" w:after="0"/>
-        <w:rPr>
-          <w:lang w:eastAsia="es-CO"/>
-        </w:rPr>
-      </w:pPr>
-    </w:p>
-    <w:p>
-      <w:pPr>
-        <w:spacing w:before="0" w:after="0"/>
-        <w:rPr>
-          <w:lang w:eastAsia="es-CO"/>
-        </w:rPr>
-      </w:pPr>
-    </w:p>
-    <w:p>
-      <w:pPr>
-        <w:spacing w:before="0" w:after="0"/>
-        <w:rPr>
-          <w:lang w:eastAsia="es-CO"/>
-        </w:rPr>
-      </w:pPr>
-    </w:p>
-    <w:p>
-      <w:pPr>
-        <w:spacing w:before="0" w:after="0"/>
-        <w:rPr>
-          <w:lang w:eastAsia="es-CO"/>
-        </w:rPr>
-      </w:pPr>
-    </w:p>
-    <w:p>
-      <w:pPr>
-        <w:spacing w:before="0" w:after="0"/>
-        <w:rPr>
-          <w:lang w:eastAsia="es-CO"/>
-        </w:rPr>
-      </w:pPr>
-    </w:p>
-    <w:p>
-      <w:pPr>
-        <w:spacing w:before="0" w:after="0"/>
-        <w:rPr>
-          <w:lang w:eastAsia="es-CO"/>
-        </w:rPr>
-      </w:pPr>
+        <w:t>Información de la transacción.</w:t>
+      </w:r>
+    </w:p>
+    <w:p>
+      <w:pPr>
+        <w:spacing w:before="0" w:after="0"/>
+        <w:ind w:left="360" w:firstLine="349"/>
+        <w:rPr>
+          <w:lang w:eastAsia="es-CO"/>
+        </w:rPr>
+      </w:pPr>
+      <w:r>
+        <w:rPr>
+          <w:lang w:eastAsia="es-CO"/>
+        </w:rPr>
+        <w:t>Existen datos sensibles que pueden afectar la intimidad de una persona o generar discriminación, como los relacionados con la salud, el origen racial o étnico, la orientación política, las convicciones religiosas, la afiliación sindical, la vida sexual y los datos biométricos.</w:t>
+      </w:r>
+    </w:p>
+    <w:p>
+      <w:pPr>
+        <w:spacing w:before="0" w:after="0"/>
+        <w:ind w:left="360" w:firstLine="349"/>
+        <w:rPr>
+          <w:lang w:eastAsia="es-CO"/>
+        </w:rPr>
+      </w:pPr>
+      <w:r>
+        <w:rPr>
+          <w:lang w:eastAsia="es-CO"/>
+        </w:rPr>
+        <w:t>Su tratamiento está restringido y, salvo las excepciones establecidas por la ley, requiere autorización explícita del titular. Estos datos no deben solicitarse en el puesto de pago cuando no sean necesarios para la finalidad informada al cliente.</w:t>
+      </w:r>
+    </w:p>
+    <w:p>
+      <w:pPr>
+        <w:spacing w:before="0" w:after="0"/>
+        <w:rPr>
+          <w:b/>
+          <w:bCs/>
+          <w:lang w:eastAsia="es-CO"/>
+        </w:rPr>
+      </w:pPr>
+    </w:p>
+    <w:p>
+      <w:pPr>
+        <w:spacing w:before="0" w:after="0"/>
+        <w:rPr>
+          <w:b/>
+          <w:bCs/>
+          <w:lang w:eastAsia="es-CO"/>
+        </w:rPr>
+      </w:pPr>
+      <w:r>
+        <w:rPr>
+          <w:b/>
+          <w:bCs/>
+          <w:lang w:eastAsia="es-CO"/>
+        </w:rPr>
+        <w:t>Manejo de datos en el puesto de pago</w:t>
+      </w:r>
+    </w:p>
+    <w:p>
+      <w:pPr>
+        <w:spacing w:before="0" w:after="0"/>
+        <w:ind w:left="360" w:firstLine="349"/>
+        <w:rPr>
+          <w:lang w:eastAsia="es-CO"/>
+        </w:rPr>
+      </w:pPr>
+      <w:r>
+        <w:rPr>
+          <w:lang w:eastAsia="es-CO"/>
+        </w:rPr>
+        <w:t>Antes de solicitar información personal, se debe informar al cliente la finalidad para la cual será utilizada y solicitar su autorización cuando corresponda.</w:t>
+      </w:r>
+    </w:p>
+    <w:p>
+      <w:pPr>
+        <w:spacing w:before="0" w:after="0"/>
+        <w:ind w:left="360" w:firstLine="349"/>
+        <w:rPr>
+          <w:lang w:eastAsia="es-CO"/>
+        </w:rPr>
+      </w:pPr>
+      <w:r>
+        <w:rPr>
+          <w:lang w:eastAsia="es-CO"/>
+        </w:rPr>
+        <w:t>Durante la atención, el cajero debe:</w:t>
+      </w:r>
+    </w:p>
+    <w:p>
+      <w:pPr>
+        <w:pStyle w:val="Prrafodelista"/>
+        <w:numPr>
+          <w:ilvl w:val="0"/>
+          <w:numId w:val="29"/>
+        </w:numPr>
+        <w:spacing w:before="0" w:after="0"/>
+        <w:ind w:left="1134"/>
+        <w:rPr>
+          <w:lang w:eastAsia="es-CO"/>
+        </w:rPr>
+      </w:pPr>
+      <w:r>
+        <w:rPr>
+          <w:lang w:eastAsia="es-CO"/>
+        </w:rPr>
+        <w:t>Solicitar únicamente los datos necesarios.</w:t>
+      </w:r>
+    </w:p>
+    <w:p>
+      <w:pPr>
+        <w:pStyle w:val="Prrafodelista"/>
+        <w:numPr>
+          <w:ilvl w:val="0"/>
+          <w:numId w:val="29"/>
+        </w:numPr>
+        <w:spacing w:before="0" w:after="0"/>
+        <w:ind w:left="1134"/>
+        <w:rPr>
+          <w:lang w:eastAsia="es-CO"/>
+        </w:rPr>
+      </w:pPr>
+      <w:r>
+        <w:rPr>
+          <w:lang w:eastAsia="es-CO"/>
+        </w:rPr>
+        <w:t>Utilizar la información para la finalidad informada.</w:t>
+      </w:r>
+    </w:p>
+    <w:p>
+      <w:pPr>
+        <w:pStyle w:val="Prrafodelista"/>
+        <w:numPr>
+          <w:ilvl w:val="0"/>
+          <w:numId w:val="29"/>
+        </w:numPr>
+        <w:spacing w:before="0" w:after="0"/>
+        <w:ind w:left="1134"/>
+        <w:rPr>
+          <w:lang w:eastAsia="es-CO"/>
+        </w:rPr>
+      </w:pPr>
+      <w:r>
+        <w:rPr>
+          <w:lang w:eastAsia="es-CO"/>
+        </w:rPr>
+        <w:t>Evitar repetir en voz alta o exponer datos personales.</w:t>
+      </w:r>
+    </w:p>
+    <w:p>
+      <w:pPr>
+        <w:pStyle w:val="Prrafodelista"/>
+        <w:numPr>
+          <w:ilvl w:val="0"/>
+          <w:numId w:val="29"/>
+        </w:numPr>
+        <w:spacing w:before="0" w:after="0"/>
+        <w:ind w:left="1134"/>
+        <w:rPr>
+          <w:lang w:eastAsia="es-CO"/>
+        </w:rPr>
+      </w:pPr>
+      <w:r>
+        <w:rPr>
+          <w:lang w:eastAsia="es-CO"/>
+        </w:rPr>
+        <w:t>Proteger la confidencialidad de la información.</w:t>
+      </w:r>
+    </w:p>
+    <w:p>
+      <w:pPr>
+        <w:pStyle w:val="Prrafodelista"/>
+        <w:numPr>
+          <w:ilvl w:val="0"/>
+          <w:numId w:val="29"/>
+        </w:numPr>
+        <w:spacing w:before="0" w:after="0"/>
+        <w:ind w:left="1134"/>
+        <w:rPr>
+          <w:lang w:eastAsia="es-CO"/>
+        </w:rPr>
+      </w:pPr>
+      <w:r>
+        <w:rPr>
+          <w:lang w:eastAsia="es-CO"/>
+        </w:rPr>
+        <w:t>Utilizar solamente los sistemas autorizados por la organización.</w:t>
+      </w:r>
+    </w:p>
+    <w:p>
+      <w:pPr>
+        <w:pStyle w:val="Prrafodelista"/>
+        <w:numPr>
+          <w:ilvl w:val="0"/>
+          <w:numId w:val="29"/>
+        </w:numPr>
+        <w:spacing w:before="0" w:after="0"/>
+        <w:ind w:left="1134"/>
+        <w:rPr>
+          <w:lang w:eastAsia="es-CO"/>
+        </w:rPr>
+      </w:pPr>
+      <w:r>
+        <w:rPr>
+          <w:lang w:eastAsia="es-CO"/>
+        </w:rPr>
+        <w:t>Reportar cualquier pérdida, divulgación o uso inadecuado de los datos.</w:t>
+      </w:r>
+    </w:p>
+    <w:p>
+      <w:pPr>
+        <w:spacing w:before="0" w:after="0"/>
+        <w:rPr>
+          <w:lang w:eastAsia="es-CO"/>
+        </w:rPr>
+      </w:pPr>
+    </w:p>
+    <w:p>
+      <w:pPr>
+        <w:spacing w:before="0" w:after="0"/>
+        <w:rPr>
+          <w:lang w:eastAsia="es-CO"/>
+        </w:rPr>
+      </w:pPr>
+      <w:r>
+        <w:rPr>
+          <w:lang w:eastAsia="es-CO"/>
+        </w:rPr>
+        <w:t>Los titulares tienen derecho a conocer, actualizar y rectificar su información, solicitar prueba de la autorización otorgada, conocer el uso dado a sus datos y solicitar su supresión o revocar la autorización cuando sea procedente.</w:t>
+      </w:r>
     </w:p>
     <w:p>
       <w:pPr>
@@ -7170,12 +7346,12 @@
       <w:pPr>
         <w:pStyle w:val="Ttulo1"/>
       </w:pPr>
-      <w:bookmarkStart w:id="15" w:name="_Toc232764749"/>
+      <w:bookmarkStart w:id="18" w:name="_Toc236059867"/>
       <w:r>
         <w:lastRenderedPageBreak/>
         <w:t>Síntesis</w:t>
       </w:r>
-      <w:bookmarkEnd w:id="15"/>
+      <w:bookmarkEnd w:id="18"/>
     </w:p>
     <w:p>
       <w:pPr>
@@ -7208,10 +7384,10 @@
           <w:lang w:eastAsia="es-CO"/>
         </w:rPr>
         <w:drawing>
-          <wp:inline distT="0" distB="0" distL="0" distR="0" wp14:anchorId="0ED39920" wp14:editId="155466EF">
-            <wp:extent cx="6336000" cy="3561300"/>
-            <wp:effectExtent l="0" t="0" r="8255" b="1270"/>
-            <wp:docPr id="109986690" name="Gráfico 7" descr="El esquema presenta de manera general las temáticas que aborda el componente formativo Recursos del cajero, incluyendo conocimientos asociados a los medios de pago y normativa del recaudo de caja."/>
+          <wp:inline distT="0" distB="0" distL="0" distR="0" wp14:anchorId="5BAA7A96" wp14:editId="46204AEA">
+            <wp:extent cx="6332220" cy="3028315"/>
+            <wp:effectExtent l="0" t="0" r="0" b="635"/>
+            <wp:docPr id="96196413" name="Gráfico 10" descr="El esquema presenta de manera general las temáticas que aborda el componente formativo Recursos del cajero, incluyendo conocimientos asociados a los medios de pago y normativa del recaudo de caja."/>
             <wp:cNvGraphicFramePr>
               <a:graphicFrameLocks xmlns:a="http://schemas.openxmlformats.org/drawingml/2006/main" noChangeAspect="1"/>
             </wp:cNvGraphicFramePr>
@@ -7219,7 +7395,7 @@
               <a:graphicData uri="http://schemas.openxmlformats.org/drawingml/2006/picture">
                 <pic:pic xmlns:pic="http://schemas.openxmlformats.org/drawingml/2006/picture">
                   <pic:nvPicPr>
-                    <pic:cNvPr id="109986690" name="Gráfico 7" descr="El esquema presenta de manera general las temáticas que aborda el componente formativo Recursos del cajero, incluyendo conocimientos asociados a los medios de pago y normativa del recaudo de caja."/>
+                    <pic:cNvPr id="96196413" name="Gráfico 10" descr="El esquema presenta de manera general las temáticas que aborda el componente formativo Recursos del cajero, incluyendo conocimientos asociados a los medios de pago y normativa del recaudo de caja."/>
                     <pic:cNvPicPr/>
                   </pic:nvPicPr>
                   <pic:blipFill>
@@ -7237,7 +7413,7 @@
                   <pic:spPr>
                     <a:xfrm>
                       <a:off x="0" y="0"/>
-                      <a:ext cx="6336000" cy="3561300"/>
+                      <a:ext cx="6332220" cy="3028315"/>
                     </a:xfrm>
                     <a:prstGeom prst="rect">
                       <a:avLst/>
@@ -7292,21 +7468,31 @@
     </w:p>
     <w:p>
       <w:pPr>
+        <w:ind w:firstLine="0"/>
+        <w:jc w:val="center"/>
+        <w:rPr>
+          <w:rFonts w:cs="Calibri"/>
+          <w:lang w:eastAsia="es-CO"/>
+        </w:rPr>
+      </w:pPr>
+    </w:p>
+    <w:p>
+      <w:pPr>
         <w:pStyle w:val="Ttulo1"/>
       </w:pPr>
-      <w:bookmarkStart w:id="16" w:name="_Toc176443725"/>
-      <w:bookmarkStart w:id="17" w:name="_Toc232764750"/>
+      <w:bookmarkStart w:id="19" w:name="_Toc176443725"/>
     </w:p>
     <w:p>
       <w:pPr>
         <w:pStyle w:val="Ttulo1"/>
       </w:pPr>
+      <w:bookmarkStart w:id="20" w:name="_Toc236059868"/>
       <w:r>
         <w:lastRenderedPageBreak/>
         <w:t>Glosario</w:t>
       </w:r>
-      <w:bookmarkEnd w:id="16"/>
-      <w:bookmarkEnd w:id="17"/>
+      <w:bookmarkEnd w:id="19"/>
+      <w:bookmarkEnd w:id="20"/>
     </w:p>
     <w:p>
       <w:pPr>
@@ -7647,14 +7833,14 @@
       <w:pPr>
         <w:pStyle w:val="Ttulo1"/>
       </w:pPr>
-      <w:bookmarkStart w:id="18" w:name="_Toc176443726"/>
-      <w:bookmarkStart w:id="19" w:name="_Toc232764751"/>
+      <w:bookmarkStart w:id="21" w:name="_Toc176443726"/>
+      <w:bookmarkStart w:id="22" w:name="_Toc236059869"/>
       <w:r>
         <w:lastRenderedPageBreak/>
         <w:t>Referencias bibliográficas</w:t>
       </w:r>
-      <w:bookmarkEnd w:id="18"/>
-      <w:bookmarkEnd w:id="19"/>
+      <w:bookmarkEnd w:id="21"/>
+      <w:bookmarkEnd w:id="22"/>
     </w:p>
     <w:p>
       <w:pPr>
@@ -7694,15 +7880,23 @@
         </w:rPr>
         <w:t xml:space="preserve"> </w:t>
       </w:r>
-      <w:proofErr w:type="gramStart"/>
+      <w:hyperlink r:id="rId20" w:history="1">
+        <w:r>
+          <w:rPr>
+            <w:rStyle w:val="Hipervnculo"/>
+            <w:rFonts w:cs="Calibri"/>
+            <w:lang w:val="es-MX" w:eastAsia="es-CO"/>
+          </w:rPr>
+          <w:t>https://ojs.tdea.edu.co/index.php/agora/article/view/242</w:t>
+        </w:r>
+      </w:hyperlink>
       <w:r>
         <w:rPr>
           <w:rFonts w:cs="Calibri"/>
           <w:lang w:val="es-MX" w:eastAsia="es-CO"/>
         </w:rPr>
-        <w:t>https://ojs.tdea.edu.co/index.php/agora/article/view/242</w:t>
-      </w:r>
-      <w:proofErr w:type="gramEnd"/>
+        <w:t xml:space="preserve"> </w:t>
+      </w:r>
     </w:p>
     <w:p>
       <w:pPr>
@@ -7742,7 +7936,7 @@
         </w:rPr>
         <w:t xml:space="preserve"> </w:t>
       </w:r>
-      <w:hyperlink r:id="rId20" w:history="1">
+      <w:hyperlink r:id="rId21" w:history="1">
         <w:r>
           <w:rPr>
             <w:rStyle w:val="Hipervnculo"/>
@@ -7823,7 +8017,7 @@
         </w:rPr>
         <w:t xml:space="preserve">Pérez, J. C. M. (s. f.). Protección de Datos y Seguridad de la Información. Grupo Editorial Ra-Ma. </w:t>
       </w:r>
-      <w:hyperlink r:id="rId21" w:history="1">
+      <w:hyperlink r:id="rId22" w:history="1">
         <w:r>
           <w:rPr>
             <w:rStyle w:val="Hipervnculo"/>
@@ -7904,14 +8098,14 @@
       <w:pPr>
         <w:pStyle w:val="Ttulo1"/>
       </w:pPr>
-      <w:bookmarkStart w:id="20" w:name="_Toc176443727"/>
-      <w:bookmarkStart w:id="21" w:name="_Toc232764752"/>
+      <w:bookmarkStart w:id="23" w:name="_Toc176443727"/>
+      <w:bookmarkStart w:id="24" w:name="_Toc236059870"/>
       <w:r>
         <w:lastRenderedPageBreak/>
         <w:t>Créditos</w:t>
       </w:r>
-      <w:bookmarkEnd w:id="20"/>
-      <w:bookmarkEnd w:id="21"/>
+      <w:bookmarkEnd w:id="23"/>
+      <w:bookmarkEnd w:id="24"/>
     </w:p>
     <w:tbl>
       <w:tblPr>
@@ -7922,8 +8116,8 @@
       </w:tblPr>
       <w:tblGrid>
         <w:gridCol w:w="2830"/>
-        <w:gridCol w:w="3828"/>
-        <w:gridCol w:w="3402"/>
+        <w:gridCol w:w="3686"/>
+        <w:gridCol w:w="3544"/>
       </w:tblGrid>
       <w:tr>
         <w:trPr>
@@ -7955,7 +8149,7 @@
         </w:tc>
         <w:tc>
           <w:tcPr>
-            <w:tcW w:w="3828" w:type="dxa"/>
+            <w:tcW w:w="3686" w:type="dxa"/>
           </w:tcPr>
           <w:p>
             <w:pPr>
@@ -7977,7 +8171,7 @@
         </w:tc>
         <w:tc>
           <w:tcPr>
-            <w:tcW w:w="3402" w:type="dxa"/>
+            <w:tcW w:w="3544" w:type="dxa"/>
           </w:tcPr>
           <w:p>
             <w:pPr>
@@ -8011,16 +8205,12 @@
               <w:pStyle w:val="TextoTablas"/>
               <w:spacing w:before="0" w:after="0" w:line="360" w:lineRule="auto"/>
               <w:rPr>
-                <w:b/>
-                <w:bCs/>
                 <w:sz w:val="28"/>
                 <w:szCs w:val="28"/>
               </w:rPr>
             </w:pPr>
             <w:r>
               <w:rPr>
-                <w:b/>
-                <w:bCs/>
                 <w:sz w:val="28"/>
                 <w:szCs w:val="28"/>
               </w:rPr>
@@ -8030,7 +8220,7 @@
         </w:tc>
         <w:tc>
           <w:tcPr>
-            <w:tcW w:w="3828" w:type="dxa"/>
+            <w:tcW w:w="3686" w:type="dxa"/>
           </w:tcPr>
           <w:p>
             <w:pPr>
@@ -8066,7 +8256,7 @@
         </w:tc>
         <w:tc>
           <w:tcPr>
-            <w:tcW w:w="3402" w:type="dxa"/>
+            <w:tcW w:w="3544" w:type="dxa"/>
           </w:tcPr>
           <w:p>
             <w:pPr>
@@ -8097,16 +8287,12 @@
               <w:pStyle w:val="TextoTablas"/>
               <w:spacing w:before="0" w:after="0" w:line="360" w:lineRule="auto"/>
               <w:rPr>
-                <w:b/>
-                <w:bCs/>
                 <w:sz w:val="28"/>
                 <w:szCs w:val="28"/>
               </w:rPr>
             </w:pPr>
             <w:r>
               <w:rPr>
-                <w:b/>
-                <w:bCs/>
                 <w:sz w:val="28"/>
                 <w:szCs w:val="28"/>
               </w:rPr>
@@ -8116,7 +8302,7 @@
         </w:tc>
         <w:tc>
           <w:tcPr>
-            <w:tcW w:w="3828" w:type="dxa"/>
+            <w:tcW w:w="3686" w:type="dxa"/>
           </w:tcPr>
           <w:p>
             <w:pPr>
@@ -8138,7 +8324,7 @@
         </w:tc>
         <w:tc>
           <w:tcPr>
-            <w:tcW w:w="3402" w:type="dxa"/>
+            <w:tcW w:w="3544" w:type="dxa"/>
           </w:tcPr>
           <w:p>
             <w:pPr>
@@ -8173,16 +8359,12 @@
               <w:pStyle w:val="TextoTablas"/>
               <w:spacing w:before="0" w:after="0" w:line="360" w:lineRule="auto"/>
               <w:rPr>
-                <w:b/>
-                <w:bCs/>
                 <w:sz w:val="28"/>
                 <w:szCs w:val="28"/>
               </w:rPr>
             </w:pPr>
             <w:r>
               <w:rPr>
-                <w:b/>
-                <w:bCs/>
                 <w:sz w:val="28"/>
                 <w:szCs w:val="28"/>
               </w:rPr>
@@ -8192,7 +8374,7 @@
         </w:tc>
         <w:tc>
           <w:tcPr>
-            <w:tcW w:w="3828" w:type="dxa"/>
+            <w:tcW w:w="3686" w:type="dxa"/>
             <w:vAlign w:val="center"/>
           </w:tcPr>
           <w:p>
@@ -8215,7 +8397,7 @@
         </w:tc>
         <w:tc>
           <w:tcPr>
-            <w:tcW w:w="3402" w:type="dxa"/>
+            <w:tcW w:w="3544" w:type="dxa"/>
             <w:vAlign w:val="center"/>
           </w:tcPr>
           <w:p>
@@ -8248,16 +8430,12 @@
               <w:pStyle w:val="TextoTablas"/>
               <w:spacing w:before="0" w:after="0" w:line="360" w:lineRule="auto"/>
               <w:rPr>
-                <w:b/>
-                <w:bCs/>
                 <w:sz w:val="28"/>
                 <w:szCs w:val="28"/>
               </w:rPr>
             </w:pPr>
             <w:r>
               <w:rPr>
-                <w:b/>
-                <w:bCs/>
                 <w:sz w:val="28"/>
                 <w:szCs w:val="28"/>
               </w:rPr>
@@ -8267,7 +8445,7 @@
         </w:tc>
         <w:tc>
           <w:tcPr>
-            <w:tcW w:w="3828" w:type="dxa"/>
+            <w:tcW w:w="3686" w:type="dxa"/>
             <w:vAlign w:val="center"/>
           </w:tcPr>
           <w:p>
@@ -8290,7 +8468,7 @@
         </w:tc>
         <w:tc>
           <w:tcPr>
-            <w:tcW w:w="3402" w:type="dxa"/>
+            <w:tcW w:w="3544" w:type="dxa"/>
             <w:vAlign w:val="center"/>
           </w:tcPr>
           <w:p>
@@ -8326,16 +8504,12 @@
               <w:pStyle w:val="TextoTablas"/>
               <w:spacing w:before="0" w:after="0" w:line="360" w:lineRule="auto"/>
               <w:rPr>
-                <w:b/>
-                <w:bCs/>
                 <w:sz w:val="28"/>
                 <w:szCs w:val="28"/>
               </w:rPr>
             </w:pPr>
             <w:r>
               <w:rPr>
-                <w:b/>
-                <w:bCs/>
                 <w:sz w:val="28"/>
                 <w:szCs w:val="28"/>
               </w:rPr>
@@ -8345,7 +8519,7 @@
         </w:tc>
         <w:tc>
           <w:tcPr>
-            <w:tcW w:w="3828" w:type="dxa"/>
+            <w:tcW w:w="3686" w:type="dxa"/>
             <w:vAlign w:val="center"/>
           </w:tcPr>
           <w:p>
@@ -8368,7 +8542,7 @@
         </w:tc>
         <w:tc>
           <w:tcPr>
-            <w:tcW w:w="3402" w:type="dxa"/>
+            <w:tcW w:w="3544" w:type="dxa"/>
             <w:vAlign w:val="center"/>
           </w:tcPr>
           <w:p>
@@ -8401,16 +8575,12 @@
               <w:pStyle w:val="TextoTablas"/>
               <w:spacing w:before="0" w:after="0" w:line="360" w:lineRule="auto"/>
               <w:rPr>
-                <w:b/>
-                <w:bCs/>
                 <w:sz w:val="28"/>
                 <w:szCs w:val="28"/>
               </w:rPr>
             </w:pPr>
             <w:r>
               <w:rPr>
-                <w:b/>
-                <w:bCs/>
                 <w:sz w:val="28"/>
                 <w:szCs w:val="28"/>
               </w:rPr>
@@ -8420,7 +8590,7 @@
         </w:tc>
         <w:tc>
           <w:tcPr>
-            <w:tcW w:w="3828" w:type="dxa"/>
+            <w:tcW w:w="3686" w:type="dxa"/>
             <w:vAlign w:val="center"/>
           </w:tcPr>
           <w:p>
@@ -8443,7 +8613,7 @@
         </w:tc>
         <w:tc>
           <w:tcPr>
-            <w:tcW w:w="3402" w:type="dxa"/>
+            <w:tcW w:w="3544" w:type="dxa"/>
             <w:vAlign w:val="center"/>
           </w:tcPr>
           <w:p>
@@ -8479,16 +8649,12 @@
               <w:pStyle w:val="TextoTablas"/>
               <w:spacing w:before="0" w:after="0" w:line="360" w:lineRule="auto"/>
               <w:rPr>
-                <w:b/>
-                <w:bCs/>
                 <w:sz w:val="28"/>
                 <w:szCs w:val="28"/>
               </w:rPr>
             </w:pPr>
             <w:r>
               <w:rPr>
-                <w:b/>
-                <w:bCs/>
                 <w:sz w:val="28"/>
                 <w:szCs w:val="28"/>
               </w:rPr>
@@ -8498,7 +8664,7 @@
         </w:tc>
         <w:tc>
           <w:tcPr>
-            <w:tcW w:w="3828" w:type="dxa"/>
+            <w:tcW w:w="3686" w:type="dxa"/>
             <w:vAlign w:val="center"/>
           </w:tcPr>
           <w:p>
@@ -8521,7 +8687,7 @@
         </w:tc>
         <w:tc>
           <w:tcPr>
-            <w:tcW w:w="3402" w:type="dxa"/>
+            <w:tcW w:w="3544" w:type="dxa"/>
             <w:vAlign w:val="center"/>
           </w:tcPr>
           <w:p>
@@ -8554,16 +8720,12 @@
               <w:pStyle w:val="TextoTablas"/>
               <w:spacing w:before="0" w:after="0" w:line="360" w:lineRule="auto"/>
               <w:rPr>
-                <w:b/>
-                <w:bCs/>
                 <w:sz w:val="28"/>
                 <w:szCs w:val="28"/>
               </w:rPr>
             </w:pPr>
             <w:r>
               <w:rPr>
-                <w:b/>
-                <w:bCs/>
                 <w:sz w:val="28"/>
                 <w:szCs w:val="28"/>
               </w:rPr>
@@ -8573,7 +8735,7 @@
         </w:tc>
         <w:tc>
           <w:tcPr>
-            <w:tcW w:w="3828" w:type="dxa"/>
+            <w:tcW w:w="3686" w:type="dxa"/>
             <w:vAlign w:val="center"/>
           </w:tcPr>
           <w:p>
@@ -8596,7 +8758,7 @@
         </w:tc>
         <w:tc>
           <w:tcPr>
-            <w:tcW w:w="3402" w:type="dxa"/>
+            <w:tcW w:w="3544" w:type="dxa"/>
             <w:vAlign w:val="center"/>
           </w:tcPr>
           <w:p>
@@ -8631,16 +8793,12 @@
               <w:pStyle w:val="TextoTablas"/>
               <w:spacing w:before="0" w:after="0" w:line="360" w:lineRule="auto"/>
               <w:rPr>
-                <w:b/>
-                <w:bCs/>
                 <w:sz w:val="28"/>
                 <w:szCs w:val="28"/>
               </w:rPr>
             </w:pPr>
             <w:r>
               <w:rPr>
-                <w:b/>
-                <w:bCs/>
                 <w:sz w:val="28"/>
                 <w:szCs w:val="28"/>
               </w:rPr>
@@ -8651,7 +8809,7 @@
         </w:tc>
         <w:tc>
           <w:tcPr>
-            <w:tcW w:w="3828" w:type="dxa"/>
+            <w:tcW w:w="3686" w:type="dxa"/>
           </w:tcPr>
           <w:p>
             <w:pPr>
@@ -8673,7 +8831,7 @@
         </w:tc>
         <w:tc>
           <w:tcPr>
-            <w:tcW w:w="3402" w:type="dxa"/>
+            <w:tcW w:w="3544" w:type="dxa"/>
           </w:tcPr>
           <w:p>
             <w:pPr>
@@ -8704,16 +8862,12 @@
               <w:pStyle w:val="TextoTablas"/>
               <w:spacing w:before="0" w:after="0" w:line="360" w:lineRule="auto"/>
               <w:rPr>
-                <w:b/>
-                <w:bCs/>
                 <w:sz w:val="28"/>
                 <w:szCs w:val="24"/>
               </w:rPr>
             </w:pPr>
             <w:r>
               <w:rPr>
-                <w:b/>
-                <w:bCs/>
                 <w:sz w:val="28"/>
                 <w:szCs w:val="24"/>
               </w:rPr>
@@ -8723,7 +8877,7 @@
         </w:tc>
         <w:tc>
           <w:tcPr>
-            <w:tcW w:w="3828" w:type="dxa"/>
+            <w:tcW w:w="3686" w:type="dxa"/>
           </w:tcPr>
           <w:p>
             <w:pPr>
@@ -8769,7 +8923,7 @@
         </w:tc>
         <w:tc>
           <w:tcPr>
-            <w:tcW w:w="3402" w:type="dxa"/>
+            <w:tcW w:w="3544" w:type="dxa"/>
           </w:tcPr>
           <w:p>
             <w:pPr>
@@ -8803,16 +8957,12 @@
               <w:pStyle w:val="TextoTablas"/>
               <w:spacing w:before="0" w:after="0" w:line="360" w:lineRule="auto"/>
               <w:rPr>
-                <w:b/>
-                <w:bCs/>
                 <w:sz w:val="28"/>
                 <w:szCs w:val="24"/>
               </w:rPr>
             </w:pPr>
             <w:r>
               <w:rPr>
-                <w:b/>
-                <w:bCs/>
                 <w:sz w:val="28"/>
                 <w:szCs w:val="24"/>
               </w:rPr>
@@ -8822,7 +8972,7 @@
         </w:tc>
         <w:tc>
           <w:tcPr>
-            <w:tcW w:w="3828" w:type="dxa"/>
+            <w:tcW w:w="3686" w:type="dxa"/>
           </w:tcPr>
           <w:p>
             <w:pPr>
@@ -8844,7 +8994,7 @@
         </w:tc>
         <w:tc>
           <w:tcPr>
-            <w:tcW w:w="3402" w:type="dxa"/>
+            <w:tcW w:w="3544" w:type="dxa"/>
           </w:tcPr>
           <w:p>
             <w:pPr>
@@ -8876,16 +9026,12 @@
               <w:pStyle w:val="TextoTablas"/>
               <w:spacing w:before="0" w:after="0" w:line="360" w:lineRule="auto"/>
               <w:rPr>
-                <w:b/>
-                <w:bCs/>
                 <w:sz w:val="28"/>
                 <w:szCs w:val="24"/>
               </w:rPr>
             </w:pPr>
             <w:r>
               <w:rPr>
-                <w:b/>
-                <w:bCs/>
                 <w:sz w:val="28"/>
                 <w:szCs w:val="24"/>
               </w:rPr>
@@ -8895,7 +9041,7 @@
         </w:tc>
         <w:tc>
           <w:tcPr>
-            <w:tcW w:w="3828" w:type="dxa"/>
+            <w:tcW w:w="3686" w:type="dxa"/>
             <w:vAlign w:val="center"/>
           </w:tcPr>
           <w:p>
@@ -8932,7 +9078,7 @@
         </w:tc>
         <w:tc>
           <w:tcPr>
-            <w:tcW w:w="3402" w:type="dxa"/>
+            <w:tcW w:w="3544" w:type="dxa"/>
             <w:vAlign w:val="center"/>
           </w:tcPr>
           <w:p>
@@ -8967,16 +9113,12 @@
               <w:pStyle w:val="TextoTablas"/>
               <w:spacing w:before="0" w:after="0" w:line="360" w:lineRule="auto"/>
               <w:rPr>
-                <w:b/>
-                <w:bCs/>
                 <w:sz w:val="28"/>
                 <w:szCs w:val="28"/>
               </w:rPr>
             </w:pPr>
             <w:r>
               <w:rPr>
-                <w:b/>
-                <w:bCs/>
                 <w:sz w:val="28"/>
                 <w:szCs w:val="28"/>
               </w:rPr>
@@ -8986,7 +9128,7 @@
         </w:tc>
         <w:tc>
           <w:tcPr>
-            <w:tcW w:w="3828" w:type="dxa"/>
+            <w:tcW w:w="3686" w:type="dxa"/>
           </w:tcPr>
           <w:p>
             <w:pPr>
@@ -9008,7 +9150,7 @@
         </w:tc>
         <w:tc>
           <w:tcPr>
-            <w:tcW w:w="3402" w:type="dxa"/>
+            <w:tcW w:w="3544" w:type="dxa"/>
           </w:tcPr>
           <w:p>
             <w:pPr>
@@ -9039,8 +9181,8 @@
       </w:pPr>
     </w:p>
     <w:sectPr>
-      <w:headerReference w:type="default" r:id="rId22"/>
-      <w:footerReference w:type="default" r:id="rId23"/>
+      <w:headerReference w:type="default" r:id="rId23"/>
+      <w:footerReference w:type="default" r:id="rId24"/>
       <w:pgSz w:w="12240" w:h="15840"/>
       <w:pgMar w:top="1701" w:right="1134" w:bottom="1134" w:left="1134" w:header="709" w:footer="737" w:gutter="0"/>
       <w:pgNumType w:start="1"/>
@@ -9052,7 +9194,7 @@
 </file>
 
 <file path=word/endnotes.xml><?xml version="1.0" encoding="utf-8"?>
-<w:endnotes xmlns:wpc="http://schemas.microsoft.com/office/word/2010/wordprocessingCanvas" xmlns:cx="http://schemas.microsoft.com/office/drawing/2014/chartex" xmlns:cx1="http://schemas.microsoft.com/office/drawing/2015/9/8/chartex" xmlns:cx2="http://schemas.microsoft.com/office/drawing/2015/10/21/chartex" xmlns:cx3="http://schemas.microsoft.com/office/drawing/2016/5/9/chartex" xmlns:cx4="http://schemas.microsoft.com/office/drawing/2016/5/10/chartex" xmlns:cx5="http://schemas.microsoft.com/office/drawing/2016/5/11/chartex" xmlns:cx6="http://schemas.microsoft.com/office/drawing/2016/5/12/chartex" xmlns:cx7="http://schemas.microsoft.com/office/drawing/2016/5/13/chartex" xmlns:cx8="http://schemas.microsoft.com/office/drawing/2016/5/14/chartex" xmlns:mc="http://schemas.openxmlformats.org/markup-compatibility/2006" xmlns:aink="http://schemas.microsoft.com/office/drawing/2016/ink" xmlns:am3d="http://schemas.microsoft.com/office/drawing/2017/model3d" xmlns:o="urn:schemas-microsoft-com:office:office" xmlns:oel="http://schemas.microsoft.com/office/2019/extlst" xmlns:r="http://schemas.openxmlformats.org/officeDocument/2006/relationships" xmlns:m="http://schemas.openxmlformats.org/officeDocument/2006/math" xmlns:v="urn:schemas-microsoft-com:vml" xmlns:wp14="http://schemas.microsoft.com/office/word/2010/wordprocessingDrawing" xmlns:wp="http://schemas.openxmlformats.org/drawingml/2006/wordprocessingDrawing" xmlns:w10="urn:schemas-microsoft-com:office:word" xmlns:w="http://schemas.openxmlformats.org/wordprocessingml/2006/main" xmlns:w14="http://schemas.microsoft.com/office/word/2010/wordml" xmlns:w15="http://schemas.microsoft.com/office/word/2012/wordml" xmlns:w16cex="http://schemas.microsoft.com/office/word/2018/wordml/cex" xmlns:w16cid="http://schemas.microsoft.com/office/word/2016/wordml/cid" xmlns:w16="http://schemas.microsoft.com/office/word/2018/wordml" xmlns:w16du="http://schemas.microsoft.com/office/word/2023/wordml/word16du" xmlns:w16sdtdh="http://schemas.microsoft.com/office/word/2020/wordml/sdtdatahash" xmlns:w16sdtfl="http://schemas.microsoft.com/office/word/2024/wordml/sdtformatlock" xmlns:w16se="http://schemas.microsoft.com/office/word/2015/wordml/symex" xmlns:wpg="http://schemas.microsoft.com/office/word/2010/wordprocessingGroup" xmlns:wpi="http://schemas.microsoft.com/office/word/2010/wordprocessingInk" xmlns:wne="http://schemas.microsoft.com/office/word/2006/wordml" xmlns:wps="http://schemas.microsoft.com/office/word/2010/wordprocessingShape" mc:Ignorable="w14 w15 w16se w16cid w16 w16cex w16sdtdh w16sdtfl w16du wp14">
+<w:endnotes xmlns:wpc="http://schemas.microsoft.com/office/word/2010/wordprocessingCanvas" xmlns:cx="http://schemas.microsoft.com/office/drawing/2014/chartex" xmlns:cx1="http://schemas.microsoft.com/office/drawing/2015/9/8/chartex" xmlns:cx2="http://schemas.microsoft.com/office/drawing/2015/10/21/chartex" xmlns:cx3="http://schemas.microsoft.com/office/drawing/2016/5/9/chartex" xmlns:cx4="http://schemas.microsoft.com/office/drawing/2016/5/10/chartex" xmlns:cx5="http://schemas.microsoft.com/office/drawing/2016/5/11/chartex" xmlns:cx6="http://schemas.microsoft.com/office/drawing/2016/5/12/chartex" xmlns:cx7="http://schemas.microsoft.com/office/drawing/2016/5/13/chartex" xmlns:cx8="http://schemas.microsoft.com/office/drawing/2016/5/14/chartex" xmlns:mc="http://schemas.openxmlformats.org/markup-compatibility/2006" xmlns:aink="http://schemas.microsoft.com/office/drawing/2016/ink" xmlns:am3d="http://schemas.microsoft.com/office/drawing/2017/model3d" xmlns:o="urn:schemas-microsoft-com:office:office" xmlns:oel="http://schemas.microsoft.com/office/2019/extlst" xmlns:r="http://schemas.openxmlformats.org/officeDocument/2006/relationships" xmlns:m="http://schemas.openxmlformats.org/officeDocument/2006/math" xmlns:v="urn:schemas-microsoft-com:vml" xmlns:wp14="http://schemas.microsoft.com/office/word/2010/wordprocessingDrawing" xmlns:wp="http://schemas.openxmlformats.org/drawingml/2006/wordprocessingDrawing" xmlns:w10="urn:schemas-microsoft-com:office:word" xmlns:w="http://schemas.openxmlformats.org/wordprocessingml/2006/main" xmlns:w14="http://schemas.microsoft.com/office/word/2010/wordml" xmlns:w15="http://schemas.microsoft.com/office/word/2012/wordml" xmlns:w16cei="http://schemas.microsoft.com/office/word/2026/wordml/cei" xmlns:w16cex="http://schemas.microsoft.com/office/word/2018/wordml/cex" xmlns:w16cid="http://schemas.microsoft.com/office/word/2016/wordml/cid" xmlns:w16="http://schemas.microsoft.com/office/word/2018/wordml" xmlns:w16du="http://schemas.microsoft.com/office/word/2023/wordml/word16du" xmlns:w16sdtdh="http://schemas.microsoft.com/office/word/2020/wordml/sdtdatahash" xmlns:w16sdtfl="http://schemas.microsoft.com/office/word/2024/wordml/sdtformatlock" xmlns:w16se="http://schemas.microsoft.com/office/word/2015/wordml/symex" xmlns:wpg="http://schemas.microsoft.com/office/word/2010/wordprocessingGroup" xmlns:wpi="http://schemas.microsoft.com/office/word/2010/wordprocessingInk" xmlns:wne="http://schemas.microsoft.com/office/word/2006/wordml" xmlns:wps="http://schemas.microsoft.com/office/word/2010/wordprocessingShape" mc:Ignorable="w14 w15 w16se w16cid w16 w16cex w16sdtdh w16sdtfl w16du wp14">
   <w:endnote w:type="separator" w:id="-1">
     <w:p>
       <w:pPr>
@@ -9077,7 +9219,7 @@
 </file>
 
 <file path=word/footer1.xml><?xml version="1.0" encoding="utf-8"?>
-<w:ftr xmlns:wpc="http://schemas.microsoft.com/office/word/2010/wordprocessingCanvas" xmlns:cx="http://schemas.microsoft.com/office/drawing/2014/chartex" xmlns:cx1="http://schemas.microsoft.com/office/drawing/2015/9/8/chartex" xmlns:cx2="http://schemas.microsoft.com/office/drawing/2015/10/21/chartex" xmlns:cx3="http://schemas.microsoft.com/office/drawing/2016/5/9/chartex" xmlns:cx4="http://schemas.microsoft.com/office/drawing/2016/5/10/chartex" xmlns:cx5="http://schemas.microsoft.com/office/drawing/2016/5/11/chartex" xmlns:cx6="http://schemas.microsoft.com/office/drawing/2016/5/12/chartex" xmlns:cx7="http://schemas.microsoft.com/office/drawing/2016/5/13/chartex" xmlns:cx8="http://schemas.microsoft.com/office/drawing/2016/5/14/chartex" xmlns:mc="http://schemas.openxmlformats.org/markup-compatibility/2006" xmlns:aink="http://schemas.microsoft.com/office/drawing/2016/ink" xmlns:am3d="http://schemas.microsoft.com/office/drawing/2017/model3d" xmlns:o="urn:schemas-microsoft-com:office:office" xmlns:oel="http://schemas.microsoft.com/office/2019/extlst" xmlns:r="http://schemas.openxmlformats.org/officeDocument/2006/relationships" xmlns:m="http://schemas.openxmlformats.org/officeDocument/2006/math" xmlns:v="urn:schemas-microsoft-com:vml" xmlns:wp14="http://schemas.microsoft.com/office/word/2010/wordprocessingDrawing" xmlns:wp="http://schemas.openxmlformats.org/drawingml/2006/wordprocessingDrawing" xmlns:w10="urn:schemas-microsoft-com:office:word" xmlns:w="http://schemas.openxmlformats.org/wordprocessingml/2006/main" xmlns:w14="http://schemas.microsoft.com/office/word/2010/wordml" xmlns:w15="http://schemas.microsoft.com/office/word/2012/wordml" xmlns:w16cex="http://schemas.microsoft.com/office/word/2018/wordml/cex" xmlns:w16cid="http://schemas.microsoft.com/office/word/2016/wordml/cid" xmlns:w16="http://schemas.microsoft.com/office/word/2018/wordml" xmlns:w16du="http://schemas.microsoft.com/office/word/2023/wordml/word16du" xmlns:w16sdtdh="http://schemas.microsoft.com/office/word/2020/wordml/sdtdatahash" xmlns:w16sdtfl="http://schemas.microsoft.com/office/word/2024/wordml/sdtformatlock" xmlns:w16se="http://schemas.microsoft.com/office/word/2015/wordml/symex" xmlns:wpg="http://schemas.microsoft.com/office/word/2010/wordprocessingGroup" xmlns:wpi="http://schemas.microsoft.com/office/word/2010/wordprocessingInk" xmlns:wne="http://schemas.microsoft.com/office/word/2006/wordml" xmlns:wps="http://schemas.microsoft.com/office/word/2010/wordprocessingShape" mc:Ignorable="w14 w15 w16se w16cid w16 w16cex w16sdtdh w16sdtfl w16du wp14">
+<w:ftr xmlns:wpc="http://schemas.microsoft.com/office/word/2010/wordprocessingCanvas" xmlns:cx="http://schemas.microsoft.com/office/drawing/2014/chartex" xmlns:cx1="http://schemas.microsoft.com/office/drawing/2015/9/8/chartex" xmlns:cx2="http://schemas.microsoft.com/office/drawing/2015/10/21/chartex" xmlns:cx3="http://schemas.microsoft.com/office/drawing/2016/5/9/chartex" xmlns:cx4="http://schemas.microsoft.com/office/drawing/2016/5/10/chartex" xmlns:cx5="http://schemas.microsoft.com/office/drawing/2016/5/11/chartex" xmlns:cx6="http://schemas.microsoft.com/office/drawing/2016/5/12/chartex" xmlns:cx7="http://schemas.microsoft.com/office/drawing/2016/5/13/chartex" xmlns:cx8="http://schemas.microsoft.com/office/drawing/2016/5/14/chartex" xmlns:mc="http://schemas.openxmlformats.org/markup-compatibility/2006" xmlns:aink="http://schemas.microsoft.com/office/drawing/2016/ink" xmlns:am3d="http://schemas.microsoft.com/office/drawing/2017/model3d" xmlns:o="urn:schemas-microsoft-com:office:office" xmlns:oel="http://schemas.microsoft.com/office/2019/extlst" xmlns:r="http://schemas.openxmlformats.org/officeDocument/2006/relationships" xmlns:m="http://schemas.openxmlformats.org/officeDocument/2006/math" xmlns:v="urn:schemas-microsoft-com:vml" xmlns:wp14="http://schemas.microsoft.com/office/word/2010/wordprocessingDrawing" xmlns:wp="http://schemas.openxmlformats.org/drawingml/2006/wordprocessingDrawing" xmlns:w10="urn:schemas-microsoft-com:office:word" xmlns:w="http://schemas.openxmlformats.org/wordprocessingml/2006/main" xmlns:w14="http://schemas.microsoft.com/office/word/2010/wordml" xmlns:w15="http://schemas.microsoft.com/office/word/2012/wordml" xmlns:w16cei="http://schemas.microsoft.com/office/word/2026/wordml/cei" xmlns:w16cex="http://schemas.microsoft.com/office/word/2018/wordml/cex" xmlns:w16cid="http://schemas.microsoft.com/office/word/2016/wordml/cid" xmlns:w16="http://schemas.microsoft.com/office/word/2018/wordml" xmlns:w16du="http://schemas.microsoft.com/office/word/2023/wordml/word16du" xmlns:w16sdtdh="http://schemas.microsoft.com/office/word/2020/wordml/sdtdatahash" xmlns:w16sdtfl="http://schemas.microsoft.com/office/word/2024/wordml/sdtformatlock" xmlns:w16se="http://schemas.microsoft.com/office/word/2015/wordml/symex" xmlns:wpg="http://schemas.microsoft.com/office/word/2010/wordprocessingGroup" xmlns:wpi="http://schemas.microsoft.com/office/word/2010/wordprocessingInk" xmlns:wne="http://schemas.microsoft.com/office/word/2006/wordml" xmlns:wps="http://schemas.microsoft.com/office/word/2010/wordprocessingShape" mc:Ignorable="w14 w15 w16se w16cid w16 w16cex w16sdtdh w16sdtfl w16du wp14">
   <w:p>
     <w:pPr>
       <w:pStyle w:val="Piedepgina"/>
@@ -9213,7 +9355,7 @@
 </file>
 
 <file path=word/footnotes.xml><?xml version="1.0" encoding="utf-8"?>
-<w:footnotes xmlns:wpc="http://schemas.microsoft.com/office/word/2010/wordprocessingCanvas" xmlns:cx="http://schemas.microsoft.com/office/drawing/2014/chartex" xmlns:cx1="http://schemas.microsoft.com/office/drawing/2015/9/8/chartex" xmlns:cx2="http://schemas.microsoft.com/office/drawing/2015/10/21/chartex" xmlns:cx3="http://schemas.microsoft.com/office/drawing/2016/5/9/chartex" xmlns:cx4="http://schemas.microsoft.com/office/drawing/2016/5/10/chartex" xmlns:cx5="http://schemas.microsoft.com/office/drawing/2016/5/11/chartex" xmlns:cx6="http://schemas.microsoft.com/office/drawing/2016/5/12/chartex" xmlns:cx7="http://schemas.microsoft.com/office/drawing/2016/5/13/chartex" xmlns:cx8="http://schemas.microsoft.com/office/drawing/2016/5/14/chartex" xmlns:mc="http://schemas.openxmlformats.org/markup-compatibility/2006" xmlns:aink="http://schemas.microsoft.com/office/drawing/2016/ink" xmlns:am3d="http://schemas.microsoft.com/office/drawing/2017/model3d" xmlns:o="urn:schemas-microsoft-com:office:office" xmlns:oel="http://schemas.microsoft.com/office/2019/extlst" xmlns:r="http://schemas.openxmlformats.org/officeDocument/2006/relationships" xmlns:m="http://schemas.openxmlformats.org/officeDocument/2006/math" xmlns:v="urn:schemas-microsoft-com:vml" xmlns:wp14="http://schemas.microsoft.com/office/word/2010/wordprocessingDrawing" xmlns:wp="http://schemas.openxmlformats.org/drawingml/2006/wordprocessingDrawing" xmlns:w10="urn:schemas-microsoft-com:office:word" xmlns:w="http://schemas.openxmlformats.org/wordprocessingml/2006/main" xmlns:w14="http://schemas.microsoft.com/office/word/2010/wordml" xmlns:w15="http://schemas.microsoft.com/office/word/2012/wordml" xmlns:w16cex="http://schemas.microsoft.com/office/word/2018/wordml/cex" xmlns:w16cid="http://schemas.microsoft.com/office/word/2016/wordml/cid" xmlns:w16="http://schemas.microsoft.com/office/word/2018/wordml" xmlns:w16du="http://schemas.microsoft.com/office/word/2023/wordml/word16du" xmlns:w16sdtdh="http://schemas.microsoft.com/office/word/2020/wordml/sdtdatahash" xmlns:w16sdtfl="http://schemas.microsoft.com/office/word/2024/wordml/sdtformatlock" xmlns:w16se="http://schemas.microsoft.com/office/word/2015/wordml/symex" xmlns:wpg="http://schemas.microsoft.com/office/word/2010/wordprocessingGroup" xmlns:wpi="http://schemas.microsoft.com/office/word/2010/wordprocessingInk" xmlns:wne="http://schemas.microsoft.com/office/word/2006/wordml" xmlns:wps="http://schemas.microsoft.com/office/word/2010/wordprocessingShape" mc:Ignorable="w14 w15 w16se w16cid w16 w16cex w16sdtdh w16sdtfl w16du wp14">
+<w:footnotes xmlns:wpc="http://schemas.microsoft.com/office/word/2010/wordprocessingCanvas" xmlns:cx="http://schemas.microsoft.com/office/drawing/2014/chartex" xmlns:cx1="http://schemas.microsoft.com/office/drawing/2015/9/8/chartex" xmlns:cx2="http://schemas.microsoft.com/office/drawing/2015/10/21/chartex" xmlns:cx3="http://schemas.microsoft.com/office/drawing/2016/5/9/chartex" xmlns:cx4="http://schemas.microsoft.com/office/drawing/2016/5/10/chartex" xmlns:cx5="http://schemas.microsoft.com/office/drawing/2016/5/11/chartex" xmlns:cx6="http://schemas.microsoft.com/office/drawing/2016/5/12/chartex" xmlns:cx7="http://schemas.microsoft.com/office/drawing/2016/5/13/chartex" xmlns:cx8="http://schemas.microsoft.com/office/drawing/2016/5/14/chartex" xmlns:mc="http://schemas.openxmlformats.org/markup-compatibility/2006" xmlns:aink="http://schemas.microsoft.com/office/drawing/2016/ink" xmlns:am3d="http://schemas.microsoft.com/office/drawing/2017/model3d" xmlns:o="urn:schemas-microsoft-com:office:office" xmlns:oel="http://schemas.microsoft.com/office/2019/extlst" xmlns:r="http://schemas.openxmlformats.org/officeDocument/2006/relationships" xmlns:m="http://schemas.openxmlformats.org/officeDocument/2006/math" xmlns:v="urn:schemas-microsoft-com:vml" xmlns:wp14="http://schemas.microsoft.com/office/word/2010/wordprocessingDrawing" xmlns:wp="http://schemas.openxmlformats.org/drawingml/2006/wordprocessingDrawing" xmlns:w10="urn:schemas-microsoft-com:office:word" xmlns:w="http://schemas.openxmlformats.org/wordprocessingml/2006/main" xmlns:w14="http://schemas.microsoft.com/office/word/2010/wordml" xmlns:w15="http://schemas.microsoft.com/office/word/2012/wordml" xmlns:w16cei="http://schemas.microsoft.com/office/word/2026/wordml/cei" xmlns:w16cex="http://schemas.microsoft.com/office/word/2018/wordml/cex" xmlns:w16cid="http://schemas.microsoft.com/office/word/2016/wordml/cid" xmlns:w16="http://schemas.microsoft.com/office/word/2018/wordml" xmlns:w16du="http://schemas.microsoft.com/office/word/2023/wordml/word16du" xmlns:w16sdtdh="http://schemas.microsoft.com/office/word/2020/wordml/sdtdatahash" xmlns:w16sdtfl="http://schemas.microsoft.com/office/word/2024/wordml/sdtformatlock" xmlns:w16se="http://schemas.microsoft.com/office/word/2015/wordml/symex" xmlns:wpg="http://schemas.microsoft.com/office/word/2010/wordprocessingGroup" xmlns:wpi="http://schemas.microsoft.com/office/word/2010/wordprocessingInk" xmlns:wne="http://schemas.microsoft.com/office/word/2006/wordml" xmlns:wps="http://schemas.microsoft.com/office/word/2010/wordprocessingShape" mc:Ignorable="w14 w15 w16se w16cid w16 w16cex w16sdtdh w16sdtfl w16du wp14">
   <w:footnote w:type="separator" w:id="-1">
     <w:p>
       <w:pPr>
@@ -9238,7 +9380,7 @@
 </file>
 
 <file path=word/header1.xml><?xml version="1.0" encoding="utf-8"?>
-<w:hdr xmlns:wpc="http://schemas.microsoft.com/office/word/2010/wordprocessingCanvas" xmlns:cx="http://schemas.microsoft.com/office/drawing/2014/chartex" xmlns:cx1="http://schemas.microsoft.com/office/drawing/2015/9/8/chartex" xmlns:cx2="http://schemas.microsoft.com/office/drawing/2015/10/21/chartex" xmlns:cx3="http://schemas.microsoft.com/office/drawing/2016/5/9/chartex" xmlns:cx4="http://schemas.microsoft.com/office/drawing/2016/5/10/chartex" xmlns:cx5="http://schemas.microsoft.com/office/drawing/2016/5/11/chartex" xmlns:cx6="http://schemas.microsoft.com/office/drawing/2016/5/12/chartex" xmlns:cx7="http://schemas.microsoft.com/office/drawing/2016/5/13/chartex" xmlns:cx8="http://schemas.microsoft.com/office/drawing/2016/5/14/chartex" xmlns:mc="http://schemas.openxmlformats.org/markup-compatibility/2006" xmlns:aink="http://schemas.microsoft.com/office/drawing/2016/ink" xmlns:am3d="http://schemas.microsoft.com/office/drawing/2017/model3d" xmlns:o="urn:schemas-microsoft-com:office:office" xmlns:oel="http://schemas.microsoft.com/office/2019/extlst" xmlns:r="http://schemas.openxmlformats.org/officeDocument/2006/relationships" xmlns:m="http://schemas.openxmlformats.org/officeDocument/2006/math" xmlns:v="urn:schemas-microsoft-com:vml" xmlns:wp14="http://schemas.microsoft.com/office/word/2010/wordprocessingDrawing" xmlns:wp="http://schemas.openxmlformats.org/drawingml/2006/wordprocessingDrawing" xmlns:w10="urn:schemas-microsoft-com:office:word" xmlns:w="http://schemas.openxmlformats.org/wordprocessingml/2006/main" xmlns:w14="http://schemas.microsoft.com/office/word/2010/wordml" xmlns:w15="http://schemas.microsoft.com/office/word/2012/wordml" xmlns:w16cex="http://schemas.microsoft.com/office/word/2018/wordml/cex" xmlns:w16cid="http://schemas.microsoft.com/office/word/2016/wordml/cid" xmlns:w16="http://schemas.microsoft.com/office/word/2018/wordml" xmlns:w16du="http://schemas.microsoft.com/office/word/2023/wordml/word16du" xmlns:w16sdtdh="http://schemas.microsoft.com/office/word/2020/wordml/sdtdatahash" xmlns:w16sdtfl="http://schemas.microsoft.com/office/word/2024/wordml/sdtformatlock" xmlns:w16se="http://schemas.microsoft.com/office/word/2015/wordml/symex" xmlns:wpg="http://schemas.microsoft.com/office/word/2010/wordprocessingGroup" xmlns:wpi="http://schemas.microsoft.com/office/word/2010/wordprocessingInk" xmlns:wne="http://schemas.microsoft.com/office/word/2006/wordml" xmlns:wps="http://schemas.microsoft.com/office/word/2010/wordprocessingShape" mc:Ignorable="w14 w15 w16se w16cid w16 w16cex w16sdtdh w16sdtfl w16du wp14">
+<w:hdr xmlns:wpc="http://schemas.microsoft.com/office/word/2010/wordprocessingCanvas" xmlns:cx="http://schemas.microsoft.com/office/drawing/2014/chartex" xmlns:cx1="http://schemas.microsoft.com/office/drawing/2015/9/8/chartex" xmlns:cx2="http://schemas.microsoft.com/office/drawing/2015/10/21/chartex" xmlns:cx3="http://schemas.microsoft.com/office/drawing/2016/5/9/chartex" xmlns:cx4="http://schemas.microsoft.com/office/drawing/2016/5/10/chartex" xmlns:cx5="http://schemas.microsoft.com/office/drawing/2016/5/11/chartex" xmlns:cx6="http://schemas.microsoft.com/office/drawing/2016/5/12/chartex" xmlns:cx7="http://schemas.microsoft.com/office/drawing/2016/5/13/chartex" xmlns:cx8="http://schemas.microsoft.com/office/drawing/2016/5/14/chartex" xmlns:mc="http://schemas.openxmlformats.org/markup-compatibility/2006" xmlns:aink="http://schemas.microsoft.com/office/drawing/2016/ink" xmlns:am3d="http://schemas.microsoft.com/office/drawing/2017/model3d" xmlns:o="urn:schemas-microsoft-com:office:office" xmlns:oel="http://schemas.microsoft.com/office/2019/extlst" xmlns:r="http://schemas.openxmlformats.org/officeDocument/2006/relationships" xmlns:m="http://schemas.openxmlformats.org/officeDocument/2006/math" xmlns:v="urn:schemas-microsoft-com:vml" xmlns:wp14="http://schemas.microsoft.com/office/word/2010/wordprocessingDrawing" xmlns:wp="http://schemas.openxmlformats.org/drawingml/2006/wordprocessingDrawing" xmlns:w10="urn:schemas-microsoft-com:office:word" xmlns:w="http://schemas.openxmlformats.org/wordprocessingml/2006/main" xmlns:w14="http://schemas.microsoft.com/office/word/2010/wordml" xmlns:w15="http://schemas.microsoft.com/office/word/2012/wordml" xmlns:w16cei="http://schemas.microsoft.com/office/word/2026/wordml/cei" xmlns:w16cex="http://schemas.microsoft.com/office/word/2018/wordml/cex" xmlns:w16cid="http://schemas.microsoft.com/office/word/2016/wordml/cid" xmlns:w16="http://schemas.microsoft.com/office/word/2018/wordml" xmlns:w16du="http://schemas.microsoft.com/office/word/2023/wordml/word16du" xmlns:w16sdtdh="http://schemas.microsoft.com/office/word/2020/wordml/sdtdatahash" xmlns:w16sdtfl="http://schemas.microsoft.com/office/word/2024/wordml/sdtformatlock" xmlns:w16se="http://schemas.microsoft.com/office/word/2015/wordml/symex" xmlns:wpg="http://schemas.microsoft.com/office/word/2010/wordprocessingGroup" xmlns:wpi="http://schemas.microsoft.com/office/word/2010/wordprocessingInk" xmlns:wne="http://schemas.microsoft.com/office/word/2006/wordml" xmlns:wps="http://schemas.microsoft.com/office/word/2010/wordprocessingShape" mc:Ignorable="w14 w15 w16se w16cid w16 w16cex w16sdtdh w16sdtfl w16du wp14">
   <w:p>
     <w:pPr>
       <w:pStyle w:val="Encabezado"/>
@@ -9315,7 +9457,7 @@
 </file>
 
 <file path=word/numbering.xml><?xml version="1.0" encoding="utf-8"?>
-<w:numbering xmlns:wpc="http://schemas.microsoft.com/office/word/2010/wordprocessingCanvas" xmlns:cx="http://schemas.microsoft.com/office/drawing/2014/chartex" xmlns:cx1="http://schemas.microsoft.com/office/drawing/2015/9/8/chartex" xmlns:cx2="http://schemas.microsoft.com/office/drawing/2015/10/21/chartex" xmlns:cx3="http://schemas.microsoft.com/office/drawing/2016/5/9/chartex" xmlns:cx4="http://schemas.microsoft.com/office/drawing/2016/5/10/chartex" xmlns:cx5="http://schemas.microsoft.com/office/drawing/2016/5/11/chartex" xmlns:cx6="http://schemas.microsoft.com/office/drawing/2016/5/12/chartex" xmlns:cx7="http://schemas.microsoft.com/office/drawing/2016/5/13/chartex" xmlns:cx8="http://schemas.microsoft.com/office/drawing/2016/5/14/chartex" xmlns:mc="http://schemas.openxmlformats.org/markup-compatibility/2006" xmlns:aink="http://schemas.microsoft.com/office/drawing/2016/ink" xmlns:am3d="http://schemas.microsoft.com/office/drawing/2017/model3d" xmlns:o="urn:schemas-microsoft-com:office:office" xmlns:oel="http://schemas.microsoft.com/office/2019/extlst" xmlns:r="http://schemas.openxmlformats.org/officeDocument/2006/relationships" xmlns:m="http://schemas.openxmlformats.org/officeDocument/2006/math" xmlns:v="urn:schemas-microsoft-com:vml" xmlns:wp14="http://schemas.microsoft.com/office/word/2010/wordprocessingDrawing" xmlns:wp="http://schemas.openxmlformats.org/drawingml/2006/wordprocessingDrawing" xmlns:w10="urn:schemas-microsoft-com:office:word" xmlns:w="http://schemas.openxmlformats.org/wordprocessingml/2006/main" xmlns:w14="http://schemas.microsoft.com/office/word/2010/wordml" xmlns:w15="http://schemas.microsoft.com/office/word/2012/wordml" xmlns:w16cex="http://schemas.microsoft.com/office/word/2018/wordml/cex" xmlns:w16cid="http://schemas.microsoft.com/office/word/2016/wordml/cid" xmlns:w16="http://schemas.microsoft.com/office/word/2018/wordml" xmlns:w16du="http://schemas.microsoft.com/office/word/2023/wordml/word16du" xmlns:w16sdtdh="http://schemas.microsoft.com/office/word/2020/wordml/sdtdatahash" xmlns:w16sdtfl="http://schemas.microsoft.com/office/word/2024/wordml/sdtformatlock" xmlns:w16se="http://schemas.microsoft.com/office/word/2015/wordml/symex" xmlns:wpg="http://schemas.microsoft.com/office/word/2010/wordprocessingGroup" xmlns:wpi="http://schemas.microsoft.com/office/word/2010/wordprocessingInk" xmlns:wne="http://schemas.microsoft.com/office/word/2006/wordml" xmlns:wps="http://schemas.microsoft.com/office/word/2010/wordprocessingShape" mc:Ignorable="w14 w15 w16se w16cid w16 w16cex w16sdtdh w16sdtfl w16du wp14">
+<w:numbering xmlns:wpc="http://schemas.microsoft.com/office/word/2010/wordprocessingCanvas" xmlns:cx="http://schemas.microsoft.com/office/drawing/2014/chartex" xmlns:cx1="http://schemas.microsoft.com/office/drawing/2015/9/8/chartex" xmlns:cx2="http://schemas.microsoft.com/office/drawing/2015/10/21/chartex" xmlns:cx3="http://schemas.microsoft.com/office/drawing/2016/5/9/chartex" xmlns:cx4="http://schemas.microsoft.com/office/drawing/2016/5/10/chartex" xmlns:cx5="http://schemas.microsoft.com/office/drawing/2016/5/11/chartex" xmlns:cx6="http://schemas.microsoft.com/office/drawing/2016/5/12/chartex" xmlns:cx7="http://schemas.microsoft.com/office/drawing/2016/5/13/chartex" xmlns:cx8="http://schemas.microsoft.com/office/drawing/2016/5/14/chartex" xmlns:mc="http://schemas.openxmlformats.org/markup-compatibility/2006" xmlns:aink="http://schemas.microsoft.com/office/drawing/2016/ink" xmlns:am3d="http://schemas.microsoft.com/office/drawing/2017/model3d" xmlns:o="urn:schemas-microsoft-com:office:office" xmlns:oel="http://schemas.microsoft.com/office/2019/extlst" xmlns:r="http://schemas.openxmlformats.org/officeDocument/2006/relationships" xmlns:m="http://schemas.openxmlformats.org/officeDocument/2006/math" xmlns:v="urn:schemas-microsoft-com:vml" xmlns:wp14="http://schemas.microsoft.com/office/word/2010/wordprocessingDrawing" xmlns:wp="http://schemas.openxmlformats.org/drawingml/2006/wordprocessingDrawing" xmlns:w10="urn:schemas-microsoft-com:office:word" xmlns:w="http://schemas.openxmlformats.org/wordprocessingml/2006/main" xmlns:w14="http://schemas.microsoft.com/office/word/2010/wordml" xmlns:w15="http://schemas.microsoft.com/office/word/2012/wordml" xmlns:w16cei="http://schemas.microsoft.com/office/word/2026/wordml/cei" xmlns:w16cex="http://schemas.microsoft.com/office/word/2018/wordml/cex" xmlns:w16cid="http://schemas.microsoft.com/office/word/2016/wordml/cid" xmlns:w16="http://schemas.microsoft.com/office/word/2018/wordml" xmlns:w16du="http://schemas.microsoft.com/office/word/2023/wordml/word16du" xmlns:w16sdtdh="http://schemas.microsoft.com/office/word/2020/wordml/sdtdatahash" xmlns:w16sdtfl="http://schemas.microsoft.com/office/word/2024/wordml/sdtformatlock" xmlns:w16se="http://schemas.microsoft.com/office/word/2015/wordml/symex" xmlns:wpg="http://schemas.microsoft.com/office/word/2010/wordprocessingGroup" xmlns:wpi="http://schemas.microsoft.com/office/word/2010/wordprocessingInk" xmlns:wne="http://schemas.microsoft.com/office/word/2006/wordml" xmlns:wps="http://schemas.microsoft.com/office/word/2010/wordprocessingShape" mc:Ignorable="w14 w15 w16se w16cid w16 w16cex w16sdtdh w16sdtfl w16du wp14">
   <w:abstractNum w:abstractNumId="0" w15:restartNumberingAfterBreak="0">
     <w:nsid w:val="FFFFFF89"/>
     <w:multiLevelType w:val="singleLevel"/>
@@ -9566,7 +9708,7 @@
   <w:abstractNum w:abstractNumId="3" w15:restartNumberingAfterBreak="0">
     <w:nsid w:val="188148BC"/>
     <w:multiLevelType w:val="hybridMultilevel"/>
-    <w:tmpl w:val="16DAFFE0"/>
+    <w:tmpl w:val="F13A081C"/>
     <w:lvl w:ilvl="0" w:tplc="240A0001">
       <w:start w:val="1"/>
       <w:numFmt w:val="bullet"/>
@@ -9790,6 +9932,345 @@
     </w:lvl>
   </w:abstractNum>
   <w:abstractNum w:abstractNumId="5" w15:restartNumberingAfterBreak="0">
+    <w:nsid w:val="1DD11F36"/>
+    <w:multiLevelType w:val="hybridMultilevel"/>
+    <w:tmpl w:val="12E0700E"/>
+    <w:lvl w:ilvl="0" w:tplc="240A0003">
+      <w:start w:val="1"/>
+      <w:numFmt w:val="bullet"/>
+      <w:lvlText w:val="o"/>
+      <w:lvlJc w:val="left"/>
+      <w:pPr>
+        <w:ind w:left="1429" w:hanging="360"/>
+      </w:pPr>
+      <w:rPr>
+        <w:rFonts w:ascii="Courier New" w:hAnsi="Courier New" w:cs="Courier New" w:hint="default"/>
+      </w:rPr>
+    </w:lvl>
+    <w:lvl w:ilvl="1" w:tplc="240A0003" w:tentative="1">
+      <w:start w:val="1"/>
+      <w:numFmt w:val="bullet"/>
+      <w:lvlText w:val="o"/>
+      <w:lvlJc w:val="left"/>
+      <w:pPr>
+        <w:ind w:left="2149" w:hanging="360"/>
+      </w:pPr>
+      <w:rPr>
+        <w:rFonts w:ascii="Courier New" w:hAnsi="Courier New" w:cs="Courier New" w:hint="default"/>
+      </w:rPr>
+    </w:lvl>
+    <w:lvl w:ilvl="2" w:tplc="240A0005" w:tentative="1">
+      <w:start w:val="1"/>
+      <w:numFmt w:val="bullet"/>
+      <w:lvlText w:val=""/>
+      <w:lvlJc w:val="left"/>
+      <w:pPr>
+        <w:ind w:left="2869" w:hanging="360"/>
+      </w:pPr>
+      <w:rPr>
+        <w:rFonts w:ascii="Wingdings" w:hAnsi="Wingdings" w:hint="default"/>
+      </w:rPr>
+    </w:lvl>
+    <w:lvl w:ilvl="3" w:tplc="240A0001" w:tentative="1">
+      <w:start w:val="1"/>
+      <w:numFmt w:val="bullet"/>
+      <w:lvlText w:val=""/>
+      <w:lvlJc w:val="left"/>
+      <w:pPr>
+        <w:ind w:left="3589" w:hanging="360"/>
+      </w:pPr>
+      <w:rPr>
+        <w:rFonts w:ascii="Symbol" w:hAnsi="Symbol" w:hint="default"/>
+      </w:rPr>
+    </w:lvl>
+    <w:lvl w:ilvl="4" w:tplc="240A0003" w:tentative="1">
+      <w:start w:val="1"/>
+      <w:numFmt w:val="bullet"/>
+      <w:lvlText w:val="o"/>
+      <w:lvlJc w:val="left"/>
+      <w:pPr>
+        <w:ind w:left="4309" w:hanging="360"/>
+      </w:pPr>
+      <w:rPr>
+        <w:rFonts w:ascii="Courier New" w:hAnsi="Courier New" w:cs="Courier New" w:hint="default"/>
+      </w:rPr>
+    </w:lvl>
+    <w:lvl w:ilvl="5" w:tplc="240A0005" w:tentative="1">
+      <w:start w:val="1"/>
+      <w:numFmt w:val="bullet"/>
+      <w:lvlText w:val=""/>
+      <w:lvlJc w:val="left"/>
+      <w:pPr>
+        <w:ind w:left="5029" w:hanging="360"/>
+      </w:pPr>
+      <w:rPr>
+        <w:rFonts w:ascii="Wingdings" w:hAnsi="Wingdings" w:hint="default"/>
+      </w:rPr>
+    </w:lvl>
+    <w:lvl w:ilvl="6" w:tplc="240A0001" w:tentative="1">
+      <w:start w:val="1"/>
+      <w:numFmt w:val="bullet"/>
+      <w:lvlText w:val=""/>
+      <w:lvlJc w:val="left"/>
+      <w:pPr>
+        <w:ind w:left="5749" w:hanging="360"/>
+      </w:pPr>
+      <w:rPr>
+        <w:rFonts w:ascii="Symbol" w:hAnsi="Symbol" w:hint="default"/>
+      </w:rPr>
+    </w:lvl>
+    <w:lvl w:ilvl="7" w:tplc="240A0003" w:tentative="1">
+      <w:start w:val="1"/>
+      <w:numFmt w:val="bullet"/>
+      <w:lvlText w:val="o"/>
+      <w:lvlJc w:val="left"/>
+      <w:pPr>
+        <w:ind w:left="6469" w:hanging="360"/>
+      </w:pPr>
+      <w:rPr>
+        <w:rFonts w:ascii="Courier New" w:hAnsi="Courier New" w:cs="Courier New" w:hint="default"/>
+      </w:rPr>
+    </w:lvl>
+    <w:lvl w:ilvl="8" w:tplc="240A0005" w:tentative="1">
+      <w:start w:val="1"/>
+      <w:numFmt w:val="bullet"/>
+      <w:lvlText w:val=""/>
+      <w:lvlJc w:val="left"/>
+      <w:pPr>
+        <w:ind w:left="7189" w:hanging="360"/>
+      </w:pPr>
+      <w:rPr>
+        <w:rFonts w:ascii="Wingdings" w:hAnsi="Wingdings" w:hint="default"/>
+      </w:rPr>
+    </w:lvl>
+  </w:abstractNum>
+  <w:abstractNum w:abstractNumId="6" w15:restartNumberingAfterBreak="0">
+    <w:nsid w:val="212700C9"/>
+    <w:multiLevelType w:val="hybridMultilevel"/>
+    <w:tmpl w:val="CB0AD824"/>
+    <w:lvl w:ilvl="0" w:tplc="240A0005">
+      <w:start w:val="1"/>
+      <w:numFmt w:val="bullet"/>
+      <w:lvlText w:val=""/>
+      <w:lvlJc w:val="left"/>
+      <w:pPr>
+        <w:ind w:left="1429" w:hanging="360"/>
+      </w:pPr>
+      <w:rPr>
+        <w:rFonts w:ascii="Wingdings" w:hAnsi="Wingdings" w:hint="default"/>
+      </w:rPr>
+    </w:lvl>
+    <w:lvl w:ilvl="1" w:tplc="FFFFFFFF" w:tentative="1">
+      <w:start w:val="1"/>
+      <w:numFmt w:val="bullet"/>
+      <w:lvlText w:val="o"/>
+      <w:lvlJc w:val="left"/>
+      <w:pPr>
+        <w:ind w:left="2149" w:hanging="360"/>
+      </w:pPr>
+      <w:rPr>
+        <w:rFonts w:ascii="Courier New" w:hAnsi="Courier New" w:cs="Courier New" w:hint="default"/>
+      </w:rPr>
+    </w:lvl>
+    <w:lvl w:ilvl="2" w:tplc="FFFFFFFF" w:tentative="1">
+      <w:start w:val="1"/>
+      <w:numFmt w:val="bullet"/>
+      <w:lvlText w:val=""/>
+      <w:lvlJc w:val="left"/>
+      <w:pPr>
+        <w:ind w:left="2869" w:hanging="360"/>
+      </w:pPr>
+      <w:rPr>
+        <w:rFonts w:ascii="Wingdings" w:hAnsi="Wingdings" w:hint="default"/>
+      </w:rPr>
+    </w:lvl>
+    <w:lvl w:ilvl="3" w:tplc="FFFFFFFF" w:tentative="1">
+      <w:start w:val="1"/>
+      <w:numFmt w:val="bullet"/>
+      <w:lvlText w:val=""/>
+      <w:lvlJc w:val="left"/>
+      <w:pPr>
+        <w:ind w:left="3589" w:hanging="360"/>
+      </w:pPr>
+      <w:rPr>
+        <w:rFonts w:ascii="Symbol" w:hAnsi="Symbol" w:hint="default"/>
+      </w:rPr>
+    </w:lvl>
+    <w:lvl w:ilvl="4" w:tplc="FFFFFFFF" w:tentative="1">
+      <w:start w:val="1"/>
+      <w:numFmt w:val="bullet"/>
+      <w:lvlText w:val="o"/>
+      <w:lvlJc w:val="left"/>
+      <w:pPr>
+        <w:ind w:left="4309" w:hanging="360"/>
+      </w:pPr>
+      <w:rPr>
+        <w:rFonts w:ascii="Courier New" w:hAnsi="Courier New" w:cs="Courier New" w:hint="default"/>
+      </w:rPr>
+    </w:lvl>
+    <w:lvl w:ilvl="5" w:tplc="FFFFFFFF" w:tentative="1">
+      <w:start w:val="1"/>
+      <w:numFmt w:val="bullet"/>
+      <w:lvlText w:val=""/>
+      <w:lvlJc w:val="left"/>
+      <w:pPr>
+        <w:ind w:left="5029" w:hanging="360"/>
+      </w:pPr>
+      <w:rPr>
+        <w:rFonts w:ascii="Wingdings" w:hAnsi="Wingdings" w:hint="default"/>
+      </w:rPr>
+    </w:lvl>
+    <w:lvl w:ilvl="6" w:tplc="FFFFFFFF" w:tentative="1">
+      <w:start w:val="1"/>
+      <w:numFmt w:val="bullet"/>
+      <w:lvlText w:val=""/>
+      <w:lvlJc w:val="left"/>
+      <w:pPr>
+        <w:ind w:left="5749" w:hanging="360"/>
+      </w:pPr>
+      <w:rPr>
+        <w:rFonts w:ascii="Symbol" w:hAnsi="Symbol" w:hint="default"/>
+      </w:rPr>
+    </w:lvl>
+    <w:lvl w:ilvl="7" w:tplc="FFFFFFFF" w:tentative="1">
+      <w:start w:val="1"/>
+      <w:numFmt w:val="bullet"/>
+      <w:lvlText w:val="o"/>
+      <w:lvlJc w:val="left"/>
+      <w:pPr>
+        <w:ind w:left="6469" w:hanging="360"/>
+      </w:pPr>
+      <w:rPr>
+        <w:rFonts w:ascii="Courier New" w:hAnsi="Courier New" w:cs="Courier New" w:hint="default"/>
+      </w:rPr>
+    </w:lvl>
+    <w:lvl w:ilvl="8" w:tplc="FFFFFFFF" w:tentative="1">
+      <w:start w:val="1"/>
+      <w:numFmt w:val="bullet"/>
+      <w:lvlText w:val=""/>
+      <w:lvlJc w:val="left"/>
+      <w:pPr>
+        <w:ind w:left="7189" w:hanging="360"/>
+      </w:pPr>
+      <w:rPr>
+        <w:rFonts w:ascii="Wingdings" w:hAnsi="Wingdings" w:hint="default"/>
+      </w:rPr>
+    </w:lvl>
+  </w:abstractNum>
+  <w:abstractNum w:abstractNumId="7" w15:restartNumberingAfterBreak="0">
+    <w:nsid w:val="220D0F31"/>
+    <w:multiLevelType w:val="hybridMultilevel"/>
+    <w:tmpl w:val="F3021378"/>
+    <w:lvl w:ilvl="0" w:tplc="240A0001">
+      <w:start w:val="1"/>
+      <w:numFmt w:val="bullet"/>
+      <w:lvlText w:val=""/>
+      <w:lvlJc w:val="left"/>
+      <w:pPr>
+        <w:ind w:left="1428" w:hanging="360"/>
+      </w:pPr>
+      <w:rPr>
+        <w:rFonts w:ascii="Symbol" w:hAnsi="Symbol" w:hint="default"/>
+      </w:rPr>
+    </w:lvl>
+    <w:lvl w:ilvl="1" w:tplc="240A0003" w:tentative="1">
+      <w:start w:val="1"/>
+      <w:numFmt w:val="bullet"/>
+      <w:lvlText w:val="o"/>
+      <w:lvlJc w:val="left"/>
+      <w:pPr>
+        <w:ind w:left="2148" w:hanging="360"/>
+      </w:pPr>
+      <w:rPr>
+        <w:rFonts w:ascii="Courier New" w:hAnsi="Courier New" w:cs="Courier New" w:hint="default"/>
+      </w:rPr>
+    </w:lvl>
+    <w:lvl w:ilvl="2" w:tplc="240A0005" w:tentative="1">
+      <w:start w:val="1"/>
+      <w:numFmt w:val="bullet"/>
+      <w:lvlText w:val=""/>
+      <w:lvlJc w:val="left"/>
+      <w:pPr>
+        <w:ind w:left="2868" w:hanging="360"/>
+      </w:pPr>
+      <w:rPr>
+        <w:rFonts w:ascii="Wingdings" w:hAnsi="Wingdings" w:hint="default"/>
+      </w:rPr>
+    </w:lvl>
+    <w:lvl w:ilvl="3" w:tplc="240A0001" w:tentative="1">
+      <w:start w:val="1"/>
+      <w:numFmt w:val="bullet"/>
+      <w:lvlText w:val=""/>
+      <w:lvlJc w:val="left"/>
+      <w:pPr>
+        <w:ind w:left="3588" w:hanging="360"/>
+      </w:pPr>
+      <w:rPr>
+        <w:rFonts w:ascii="Symbol" w:hAnsi="Symbol" w:hint="default"/>
+      </w:rPr>
+    </w:lvl>
+    <w:lvl w:ilvl="4" w:tplc="240A0003" w:tentative="1">
+      <w:start w:val="1"/>
+      <w:numFmt w:val="bullet"/>
+      <w:lvlText w:val="o"/>
+      <w:lvlJc w:val="left"/>
+      <w:pPr>
+        <w:ind w:left="4308" w:hanging="360"/>
+      </w:pPr>
+      <w:rPr>
+        <w:rFonts w:ascii="Courier New" w:hAnsi="Courier New" w:cs="Courier New" w:hint="default"/>
+      </w:rPr>
+    </w:lvl>
+    <w:lvl w:ilvl="5" w:tplc="240A0005" w:tentative="1">
+      <w:start w:val="1"/>
+      <w:numFmt w:val="bullet"/>
+      <w:lvlText w:val=""/>
+      <w:lvlJc w:val="left"/>
+      <w:pPr>
+        <w:ind w:left="5028" w:hanging="360"/>
+      </w:pPr>
+      <w:rPr>
+        <w:rFonts w:ascii="Wingdings" w:hAnsi="Wingdings" w:hint="default"/>
+      </w:rPr>
+    </w:lvl>
+    <w:lvl w:ilvl="6" w:tplc="240A0001" w:tentative="1">
+      <w:start w:val="1"/>
+      <w:numFmt w:val="bullet"/>
+      <w:lvlText w:val=""/>
+      <w:lvlJc w:val="left"/>
+      <w:pPr>
+        <w:ind w:left="5748" w:hanging="360"/>
+      </w:pPr>
+      <w:rPr>
+        <w:rFonts w:ascii="Symbol" w:hAnsi="Symbol" w:hint="default"/>
+      </w:rPr>
+    </w:lvl>
+    <w:lvl w:ilvl="7" w:tplc="240A0003" w:tentative="1">
+      <w:start w:val="1"/>
+      <w:numFmt w:val="bullet"/>
+      <w:lvlText w:val="o"/>
+      <w:lvlJc w:val="left"/>
+      <w:pPr>
+        <w:ind w:left="6468" w:hanging="360"/>
+      </w:pPr>
+      <w:rPr>
+        <w:rFonts w:ascii="Courier New" w:hAnsi="Courier New" w:cs="Courier New" w:hint="default"/>
+      </w:rPr>
+    </w:lvl>
+    <w:lvl w:ilvl="8" w:tplc="240A0005" w:tentative="1">
+      <w:start w:val="1"/>
+      <w:numFmt w:val="bullet"/>
+      <w:lvlText w:val=""/>
+      <w:lvlJc w:val="left"/>
+      <w:pPr>
+        <w:ind w:left="7188" w:hanging="360"/>
+      </w:pPr>
+      <w:rPr>
+        <w:rFonts w:ascii="Wingdings" w:hAnsi="Wingdings" w:hint="default"/>
+      </w:rPr>
+    </w:lvl>
+  </w:abstractNum>
+  <w:abstractNum w:abstractNumId="8" w15:restartNumberingAfterBreak="0">
     <w:nsid w:val="23EC5051"/>
     <w:multiLevelType w:val="hybridMultilevel"/>
     <w:tmpl w:val="50AEA77C"/>
@@ -9878,7 +10359,7 @@
       </w:pPr>
     </w:lvl>
   </w:abstractNum>
-  <w:abstractNum w:abstractNumId="6" w15:restartNumberingAfterBreak="0">
+  <w:abstractNum w:abstractNumId="9" w15:restartNumberingAfterBreak="0">
     <w:nsid w:val="29211AA4"/>
     <w:multiLevelType w:val="multilevel"/>
     <w:tmpl w:val="95405FBC"/>
@@ -9991,7 +10472,7 @@
       </w:rPr>
     </w:lvl>
   </w:abstractNum>
-  <w:abstractNum w:abstractNumId="7" w15:restartNumberingAfterBreak="0">
+  <w:abstractNum w:abstractNumId="10" w15:restartNumberingAfterBreak="0">
     <w:nsid w:val="2FAC13E9"/>
     <w:multiLevelType w:val="hybridMultilevel"/>
     <w:tmpl w:val="FA3EA00A"/>
@@ -10104,7 +10585,7 @@
       </w:rPr>
     </w:lvl>
   </w:abstractNum>
-  <w:abstractNum w:abstractNumId="8" w15:restartNumberingAfterBreak="0">
+  <w:abstractNum w:abstractNumId="11" w15:restartNumberingAfterBreak="0">
     <w:nsid w:val="323D00A5"/>
     <w:multiLevelType w:val="hybridMultilevel"/>
     <w:tmpl w:val="DC52EC6E"/>
@@ -10217,7 +10698,7 @@
       </w:rPr>
     </w:lvl>
   </w:abstractNum>
-  <w:abstractNum w:abstractNumId="9" w15:restartNumberingAfterBreak="0">
+  <w:abstractNum w:abstractNumId="12" w15:restartNumberingAfterBreak="0">
     <w:nsid w:val="325E0B70"/>
     <w:multiLevelType w:val="hybridMultilevel"/>
     <w:tmpl w:val="E5661FAA"/>
@@ -10330,7 +10811,7 @@
       </w:rPr>
     </w:lvl>
   </w:abstractNum>
-  <w:abstractNum w:abstractNumId="10" w15:restartNumberingAfterBreak="0">
+  <w:abstractNum w:abstractNumId="13" w15:restartNumberingAfterBreak="0">
     <w:nsid w:val="368E176E"/>
     <w:multiLevelType w:val="hybridMultilevel"/>
     <w:tmpl w:val="BDF054FE"/>
@@ -10424,7 +10905,120 @@
       </w:pPr>
     </w:lvl>
   </w:abstractNum>
-  <w:abstractNum w:abstractNumId="11" w15:restartNumberingAfterBreak="0">
+  <w:abstractNum w:abstractNumId="14" w15:restartNumberingAfterBreak="0">
+    <w:nsid w:val="38277DBE"/>
+    <w:multiLevelType w:val="hybridMultilevel"/>
+    <w:tmpl w:val="2DA45496"/>
+    <w:lvl w:ilvl="0" w:tplc="240A0003">
+      <w:start w:val="1"/>
+      <w:numFmt w:val="bullet"/>
+      <w:lvlText w:val="o"/>
+      <w:lvlJc w:val="left"/>
+      <w:pPr>
+        <w:ind w:left="1428" w:hanging="360"/>
+      </w:pPr>
+      <w:rPr>
+        <w:rFonts w:ascii="Courier New" w:hAnsi="Courier New" w:cs="Courier New" w:hint="default"/>
+      </w:rPr>
+    </w:lvl>
+    <w:lvl w:ilvl="1" w:tplc="FFFFFFFF" w:tentative="1">
+      <w:start w:val="1"/>
+      <w:numFmt w:val="bullet"/>
+      <w:lvlText w:val="o"/>
+      <w:lvlJc w:val="left"/>
+      <w:pPr>
+        <w:ind w:left="2148" w:hanging="360"/>
+      </w:pPr>
+      <w:rPr>
+        <w:rFonts w:ascii="Courier New" w:hAnsi="Courier New" w:cs="Courier New" w:hint="default"/>
+      </w:rPr>
+    </w:lvl>
+    <w:lvl w:ilvl="2" w:tplc="FFFFFFFF" w:tentative="1">
+      <w:start w:val="1"/>
+      <w:numFmt w:val="bullet"/>
+      <w:lvlText w:val=""/>
+      <w:lvlJc w:val="left"/>
+      <w:pPr>
+        <w:ind w:left="2868" w:hanging="360"/>
+      </w:pPr>
+      <w:rPr>
+        <w:rFonts w:ascii="Wingdings" w:hAnsi="Wingdings" w:hint="default"/>
+      </w:rPr>
+    </w:lvl>
+    <w:lvl w:ilvl="3" w:tplc="FFFFFFFF" w:tentative="1">
+      <w:start w:val="1"/>
+      <w:numFmt w:val="bullet"/>
+      <w:lvlText w:val=""/>
+      <w:lvlJc w:val="left"/>
+      <w:pPr>
+        <w:ind w:left="3588" w:hanging="360"/>
+      </w:pPr>
+      <w:rPr>
+        <w:rFonts w:ascii="Symbol" w:hAnsi="Symbol" w:hint="default"/>
+      </w:rPr>
+    </w:lvl>
+    <w:lvl w:ilvl="4" w:tplc="FFFFFFFF" w:tentative="1">
+      <w:start w:val="1"/>
+      <w:numFmt w:val="bullet"/>
+      <w:lvlText w:val="o"/>
+      <w:lvlJc w:val="left"/>
+      <w:pPr>
+        <w:ind w:left="4308" w:hanging="360"/>
+      </w:pPr>
+      <w:rPr>
+        <w:rFonts w:ascii="Courier New" w:hAnsi="Courier New" w:cs="Courier New" w:hint="default"/>
+      </w:rPr>
+    </w:lvl>
+    <w:lvl w:ilvl="5" w:tplc="FFFFFFFF" w:tentative="1">
+      <w:start w:val="1"/>
+      <w:numFmt w:val="bullet"/>
+      <w:lvlText w:val=""/>
+      <w:lvlJc w:val="left"/>
+      <w:pPr>
+        <w:ind w:left="5028" w:hanging="360"/>
+      </w:pPr>
+      <w:rPr>
+        <w:rFonts w:ascii="Wingdings" w:hAnsi="Wingdings" w:hint="default"/>
+      </w:rPr>
+    </w:lvl>
+    <w:lvl w:ilvl="6" w:tplc="FFFFFFFF" w:tentative="1">
+      <w:start w:val="1"/>
+      <w:numFmt w:val="bullet"/>
+      <w:lvlText w:val=""/>
+      <w:lvlJc w:val="left"/>
+      <w:pPr>
+        <w:ind w:left="5748" w:hanging="360"/>
+      </w:pPr>
+      <w:rPr>
+        <w:rFonts w:ascii="Symbol" w:hAnsi="Symbol" w:hint="default"/>
+      </w:rPr>
+    </w:lvl>
+    <w:lvl w:ilvl="7" w:tplc="FFFFFFFF" w:tentative="1">
+      <w:start w:val="1"/>
+      <w:numFmt w:val="bullet"/>
+      <w:lvlText w:val="o"/>
+      <w:lvlJc w:val="left"/>
+      <w:pPr>
+        <w:ind w:left="6468" w:hanging="360"/>
+      </w:pPr>
+      <w:rPr>
+        <w:rFonts w:ascii="Courier New" w:hAnsi="Courier New" w:cs="Courier New" w:hint="default"/>
+      </w:rPr>
+    </w:lvl>
+    <w:lvl w:ilvl="8" w:tplc="FFFFFFFF" w:tentative="1">
+      <w:start w:val="1"/>
+      <w:numFmt w:val="bullet"/>
+      <w:lvlText w:val=""/>
+      <w:lvlJc w:val="left"/>
+      <w:pPr>
+        <w:ind w:left="7188" w:hanging="360"/>
+      </w:pPr>
+      <w:rPr>
+        <w:rFonts w:ascii="Wingdings" w:hAnsi="Wingdings" w:hint="default"/>
+      </w:rPr>
+    </w:lvl>
+  </w:abstractNum>
+  <w:abstractNum w:abstractNumId="15" w15:restartNumberingAfterBreak="0">
     <w:nsid w:val="41603D48"/>
     <w:multiLevelType w:val="multilevel"/>
     <w:tmpl w:val="567EB034"/>
@@ -10537,7 +11131,7 @@
       </w:rPr>
     </w:lvl>
   </w:abstractNum>
-  <w:abstractNum w:abstractNumId="12" w15:restartNumberingAfterBreak="0">
+  <w:abstractNum w:abstractNumId="16" w15:restartNumberingAfterBreak="0">
     <w:nsid w:val="41673F0A"/>
     <w:multiLevelType w:val="hybridMultilevel"/>
     <w:tmpl w:val="080ADE16"/>
@@ -10650,7 +11244,128 @@
       </w:rPr>
     </w:lvl>
   </w:abstractNum>
-  <w:abstractNum w:abstractNumId="13" w15:restartNumberingAfterBreak="0">
+  <w:abstractNum w:abstractNumId="17" w15:restartNumberingAfterBreak="0">
+    <w:nsid w:val="4199488D"/>
+    <w:multiLevelType w:val="multilevel"/>
+    <w:tmpl w:val="02D88172"/>
+    <w:lvl w:ilvl="0">
+      <w:start w:val="1"/>
+      <w:numFmt w:val="decimal"/>
+      <w:lvlText w:val="%1."/>
+      <w:lvlJc w:val="left"/>
+      <w:pPr>
+        <w:ind w:left="720" w:hanging="360"/>
+      </w:pPr>
+      <w:rPr>
+        <w:rFonts w:hint="default"/>
+      </w:rPr>
+    </w:lvl>
+    <w:lvl w:ilvl="1">
+      <w:start w:val="1"/>
+      <w:numFmt w:val="decimal"/>
+      <w:isLgl/>
+      <w:lvlText w:val="%1.%2."/>
+      <w:lvlJc w:val="left"/>
+      <w:pPr>
+        <w:ind w:left="1080" w:hanging="720"/>
+      </w:pPr>
+      <w:rPr>
+        <w:rFonts w:hint="default"/>
+      </w:rPr>
+    </w:lvl>
+    <w:lvl w:ilvl="2">
+      <w:start w:val="1"/>
+      <w:numFmt w:val="decimal"/>
+      <w:isLgl/>
+      <w:lvlText w:val="%1.%2.%3."/>
+      <w:lvlJc w:val="left"/>
+      <w:pPr>
+        <w:ind w:left="1080" w:hanging="720"/>
+      </w:pPr>
+      <w:rPr>
+        <w:rFonts w:hint="default"/>
+      </w:rPr>
+    </w:lvl>
+    <w:lvl w:ilvl="3">
+      <w:start w:val="1"/>
+      <w:numFmt w:val="decimal"/>
+      <w:isLgl/>
+      <w:lvlText w:val="%1.%2.%3.%4."/>
+      <w:lvlJc w:val="left"/>
+      <w:pPr>
+        <w:ind w:left="1440" w:hanging="1080"/>
+      </w:pPr>
+      <w:rPr>
+        <w:rFonts w:hint="default"/>
+      </w:rPr>
+    </w:lvl>
+    <w:lvl w:ilvl="4">
+      <w:start w:val="1"/>
+      <w:numFmt w:val="decimal"/>
+      <w:isLgl/>
+      <w:lvlText w:val="%1.%2.%3.%4.%5."/>
+      <w:lvlJc w:val="left"/>
+      <w:pPr>
+        <w:ind w:left="1440" w:hanging="1080"/>
+      </w:pPr>
+      <w:rPr>
+        <w:rFonts w:hint="default"/>
+      </w:rPr>
+    </w:lvl>
+    <w:lvl w:ilvl="5">
+      <w:start w:val="1"/>
+      <w:numFmt w:val="decimal"/>
+      <w:isLgl/>
+      <w:lvlText w:val="%1.%2.%3.%4.%5.%6."/>
+      <w:lvlJc w:val="left"/>
+      <w:pPr>
+        <w:ind w:left="1800" w:hanging="1440"/>
+      </w:pPr>
+      <w:rPr>
+        <w:rFonts w:hint="default"/>
+      </w:rPr>
+    </w:lvl>
+    <w:lvl w:ilvl="6">
+      <w:start w:val="1"/>
+      <w:numFmt w:val="decimal"/>
+      <w:isLgl/>
+      <w:lvlText w:val="%1.%2.%3.%4.%5.%6.%7."/>
+      <w:lvlJc w:val="left"/>
+      <w:pPr>
+        <w:ind w:left="2160" w:hanging="1800"/>
+      </w:pPr>
+      <w:rPr>
+        <w:rFonts w:hint="default"/>
+      </w:rPr>
+    </w:lvl>
+    <w:lvl w:ilvl="7">
+      <w:start w:val="1"/>
+      <w:numFmt w:val="decimal"/>
+      <w:isLgl/>
+      <w:lvlText w:val="%1.%2.%3.%4.%5.%6.%7.%8."/>
+      <w:lvlJc w:val="left"/>
+      <w:pPr>
+        <w:ind w:left="2160" w:hanging="1800"/>
+      </w:pPr>
+      <w:rPr>
+        <w:rFonts w:hint="default"/>
+      </w:rPr>
+    </w:lvl>
+    <w:lvl w:ilvl="8">
+      <w:start w:val="1"/>
+      <w:numFmt w:val="decimal"/>
+      <w:isLgl/>
+      <w:lvlText w:val="%1.%2.%3.%4.%5.%6.%7.%8.%9."/>
+      <w:lvlJc w:val="left"/>
+      <w:pPr>
+        <w:ind w:left="2520" w:hanging="2160"/>
+      </w:pPr>
+      <w:rPr>
+        <w:rFonts w:hint="default"/>
+      </w:rPr>
+    </w:lvl>
+  </w:abstractNum>
+  <w:abstractNum w:abstractNumId="18" w15:restartNumberingAfterBreak="0">
     <w:nsid w:val="44DF6FFD"/>
     <w:multiLevelType w:val="hybridMultilevel"/>
     <w:tmpl w:val="3544C468"/>
@@ -10763,7 +11478,7 @@
       </w:rPr>
     </w:lvl>
   </w:abstractNum>
-  <w:abstractNum w:abstractNumId="14" w15:restartNumberingAfterBreak="0">
+  <w:abstractNum w:abstractNumId="19" w15:restartNumberingAfterBreak="0">
     <w:nsid w:val="45384377"/>
     <w:multiLevelType w:val="hybridMultilevel"/>
     <w:tmpl w:val="0298BD72"/>
@@ -10852,7 +11567,7 @@
       </w:pPr>
     </w:lvl>
   </w:abstractNum>
-  <w:abstractNum w:abstractNumId="15" w15:restartNumberingAfterBreak="0">
+  <w:abstractNum w:abstractNumId="20" w15:restartNumberingAfterBreak="0">
     <w:nsid w:val="462A792E"/>
     <w:multiLevelType w:val="hybridMultilevel"/>
     <w:tmpl w:val="05B41440"/>
@@ -10965,7 +11680,7 @@
       </w:rPr>
     </w:lvl>
   </w:abstractNum>
-  <w:abstractNum w:abstractNumId="16" w15:restartNumberingAfterBreak="0">
+  <w:abstractNum w:abstractNumId="21" w15:restartNumberingAfterBreak="0">
     <w:nsid w:val="46DF1B5A"/>
     <w:multiLevelType w:val="hybridMultilevel"/>
     <w:tmpl w:val="4E104828"/>
@@ -11078,7 +11793,7 @@
       </w:rPr>
     </w:lvl>
   </w:abstractNum>
-  <w:abstractNum w:abstractNumId="17" w15:restartNumberingAfterBreak="0">
+  <w:abstractNum w:abstractNumId="22" w15:restartNumberingAfterBreak="0">
     <w:nsid w:val="4B1E0A03"/>
     <w:multiLevelType w:val="hybridMultilevel"/>
     <w:tmpl w:val="297E5354"/>
@@ -11167,7 +11882,7 @@
       </w:pPr>
     </w:lvl>
   </w:abstractNum>
-  <w:abstractNum w:abstractNumId="18" w15:restartNumberingAfterBreak="0">
+  <w:abstractNum w:abstractNumId="23" w15:restartNumberingAfterBreak="0">
     <w:nsid w:val="4DA61A70"/>
     <w:multiLevelType w:val="hybridMultilevel"/>
     <w:tmpl w:val="070CCCB6"/>
@@ -11280,7 +11995,7 @@
       </w:rPr>
     </w:lvl>
   </w:abstractNum>
-  <w:abstractNum w:abstractNumId="19" w15:restartNumberingAfterBreak="0">
+  <w:abstractNum w:abstractNumId="24" w15:restartNumberingAfterBreak="0">
     <w:nsid w:val="4EBE1EF6"/>
     <w:multiLevelType w:val="hybridMultilevel"/>
     <w:tmpl w:val="A190C170"/>
@@ -11374,7 +12089,7 @@
       </w:pPr>
     </w:lvl>
   </w:abstractNum>
-  <w:abstractNum w:abstractNumId="20" w15:restartNumberingAfterBreak="0">
+  <w:abstractNum w:abstractNumId="25" w15:restartNumberingAfterBreak="0">
     <w:nsid w:val="51877DAF"/>
     <w:multiLevelType w:val="hybridMultilevel"/>
     <w:tmpl w:val="D7F2E764"/>
@@ -11487,7 +12202,233 @@
       </w:rPr>
     </w:lvl>
   </w:abstractNum>
-  <w:abstractNum w:abstractNumId="21" w15:restartNumberingAfterBreak="0">
+  <w:abstractNum w:abstractNumId="26" w15:restartNumberingAfterBreak="0">
+    <w:nsid w:val="57FF0C1D"/>
+    <w:multiLevelType w:val="hybridMultilevel"/>
+    <w:tmpl w:val="CF86F002"/>
+    <w:lvl w:ilvl="0" w:tplc="240A0003">
+      <w:start w:val="1"/>
+      <w:numFmt w:val="bullet"/>
+      <w:lvlText w:val="o"/>
+      <w:lvlJc w:val="left"/>
+      <w:pPr>
+        <w:ind w:left="1429" w:hanging="360"/>
+      </w:pPr>
+      <w:rPr>
+        <w:rFonts w:ascii="Courier New" w:hAnsi="Courier New" w:cs="Courier New" w:hint="default"/>
+      </w:rPr>
+    </w:lvl>
+    <w:lvl w:ilvl="1" w:tplc="FFFFFFFF" w:tentative="1">
+      <w:start w:val="1"/>
+      <w:numFmt w:val="bullet"/>
+      <w:lvlText w:val="o"/>
+      <w:lvlJc w:val="left"/>
+      <w:pPr>
+        <w:ind w:left="2149" w:hanging="360"/>
+      </w:pPr>
+      <w:rPr>
+        <w:rFonts w:ascii="Courier New" w:hAnsi="Courier New" w:cs="Courier New" w:hint="default"/>
+      </w:rPr>
+    </w:lvl>
+    <w:lvl w:ilvl="2" w:tplc="FFFFFFFF" w:tentative="1">
+      <w:start w:val="1"/>
+      <w:numFmt w:val="bullet"/>
+      <w:lvlText w:val=""/>
+      <w:lvlJc w:val="left"/>
+      <w:pPr>
+        <w:ind w:left="2869" w:hanging="360"/>
+      </w:pPr>
+      <w:rPr>
+        <w:rFonts w:ascii="Wingdings" w:hAnsi="Wingdings" w:hint="default"/>
+      </w:rPr>
+    </w:lvl>
+    <w:lvl w:ilvl="3" w:tplc="FFFFFFFF" w:tentative="1">
+      <w:start w:val="1"/>
+      <w:numFmt w:val="bullet"/>
+      <w:lvlText w:val=""/>
+      <w:lvlJc w:val="left"/>
+      <w:pPr>
+        <w:ind w:left="3589" w:hanging="360"/>
+      </w:pPr>
+      <w:rPr>
+        <w:rFonts w:ascii="Symbol" w:hAnsi="Symbol" w:hint="default"/>
+      </w:rPr>
+    </w:lvl>
+    <w:lvl w:ilvl="4" w:tplc="FFFFFFFF" w:tentative="1">
+      <w:start w:val="1"/>
+      <w:numFmt w:val="bullet"/>
+      <w:lvlText w:val="o"/>
+      <w:lvlJc w:val="left"/>
+      <w:pPr>
+        <w:ind w:left="4309" w:hanging="360"/>
+      </w:pPr>
+      <w:rPr>
+        <w:rFonts w:ascii="Courier New" w:hAnsi="Courier New" w:cs="Courier New" w:hint="default"/>
+      </w:rPr>
+    </w:lvl>
+    <w:lvl w:ilvl="5" w:tplc="FFFFFFFF" w:tentative="1">
+      <w:start w:val="1"/>
+      <w:numFmt w:val="bullet"/>
+      <w:lvlText w:val=""/>
+      <w:lvlJc w:val="left"/>
+      <w:pPr>
+        <w:ind w:left="5029" w:hanging="360"/>
+      </w:pPr>
+      <w:rPr>
+        <w:rFonts w:ascii="Wingdings" w:hAnsi="Wingdings" w:hint="default"/>
+      </w:rPr>
+    </w:lvl>
+    <w:lvl w:ilvl="6" w:tplc="FFFFFFFF" w:tentative="1">
+      <w:start w:val="1"/>
+      <w:numFmt w:val="bullet"/>
+      <w:lvlText w:val=""/>
+      <w:lvlJc w:val="left"/>
+      <w:pPr>
+        <w:ind w:left="5749" w:hanging="360"/>
+      </w:pPr>
+      <w:rPr>
+        <w:rFonts w:ascii="Symbol" w:hAnsi="Symbol" w:hint="default"/>
+      </w:rPr>
+    </w:lvl>
+    <w:lvl w:ilvl="7" w:tplc="FFFFFFFF" w:tentative="1">
+      <w:start w:val="1"/>
+      <w:numFmt w:val="bullet"/>
+      <w:lvlText w:val="o"/>
+      <w:lvlJc w:val="left"/>
+      <w:pPr>
+        <w:ind w:left="6469" w:hanging="360"/>
+      </w:pPr>
+      <w:rPr>
+        <w:rFonts w:ascii="Courier New" w:hAnsi="Courier New" w:cs="Courier New" w:hint="default"/>
+      </w:rPr>
+    </w:lvl>
+    <w:lvl w:ilvl="8" w:tplc="FFFFFFFF" w:tentative="1">
+      <w:start w:val="1"/>
+      <w:numFmt w:val="bullet"/>
+      <w:lvlText w:val=""/>
+      <w:lvlJc w:val="left"/>
+      <w:pPr>
+        <w:ind w:left="7189" w:hanging="360"/>
+      </w:pPr>
+      <w:rPr>
+        <w:rFonts w:ascii="Wingdings" w:hAnsi="Wingdings" w:hint="default"/>
+      </w:rPr>
+    </w:lvl>
+  </w:abstractNum>
+  <w:abstractNum w:abstractNumId="27" w15:restartNumberingAfterBreak="0">
+    <w:nsid w:val="615125D9"/>
+    <w:multiLevelType w:val="hybridMultilevel"/>
+    <w:tmpl w:val="7258F8F2"/>
+    <w:lvl w:ilvl="0" w:tplc="240A0001">
+      <w:start w:val="1"/>
+      <w:numFmt w:val="bullet"/>
+      <w:lvlText w:val=""/>
+      <w:lvlJc w:val="left"/>
+      <w:pPr>
+        <w:ind w:left="1429" w:hanging="360"/>
+      </w:pPr>
+      <w:rPr>
+        <w:rFonts w:ascii="Symbol" w:hAnsi="Symbol" w:hint="default"/>
+      </w:rPr>
+    </w:lvl>
+    <w:lvl w:ilvl="1" w:tplc="FFFFFFFF" w:tentative="1">
+      <w:start w:val="1"/>
+      <w:numFmt w:val="bullet"/>
+      <w:lvlText w:val="o"/>
+      <w:lvlJc w:val="left"/>
+      <w:pPr>
+        <w:ind w:left="2149" w:hanging="360"/>
+      </w:pPr>
+      <w:rPr>
+        <w:rFonts w:ascii="Courier New" w:hAnsi="Courier New" w:cs="Courier New" w:hint="default"/>
+      </w:rPr>
+    </w:lvl>
+    <w:lvl w:ilvl="2" w:tplc="FFFFFFFF" w:tentative="1">
+      <w:start w:val="1"/>
+      <w:numFmt w:val="bullet"/>
+      <w:lvlText w:val=""/>
+      <w:lvlJc w:val="left"/>
+      <w:pPr>
+        <w:ind w:left="2869" w:hanging="360"/>
+      </w:pPr>
+      <w:rPr>
+        <w:rFonts w:ascii="Wingdings" w:hAnsi="Wingdings" w:hint="default"/>
+      </w:rPr>
+    </w:lvl>
+    <w:lvl w:ilvl="3" w:tplc="FFFFFFFF" w:tentative="1">
+      <w:start w:val="1"/>
+      <w:numFmt w:val="bullet"/>
+      <w:lvlText w:val=""/>
+      <w:lvlJc w:val="left"/>
+      <w:pPr>
+        <w:ind w:left="3589" w:hanging="360"/>
+      </w:pPr>
+      <w:rPr>
+        <w:rFonts w:ascii="Symbol" w:hAnsi="Symbol" w:hint="default"/>
+      </w:rPr>
+    </w:lvl>
+    <w:lvl w:ilvl="4" w:tplc="FFFFFFFF" w:tentative="1">
+      <w:start w:val="1"/>
+      <w:numFmt w:val="bullet"/>
+      <w:lvlText w:val="o"/>
+      <w:lvlJc w:val="left"/>
+      <w:pPr>
+        <w:ind w:left="4309" w:hanging="360"/>
+      </w:pPr>
+      <w:rPr>
+        <w:rFonts w:ascii="Courier New" w:hAnsi="Courier New" w:cs="Courier New" w:hint="default"/>
+      </w:rPr>
+    </w:lvl>
+    <w:lvl w:ilvl="5" w:tplc="FFFFFFFF" w:tentative="1">
+      <w:start w:val="1"/>
+      <w:numFmt w:val="bullet"/>
+      <w:lvlText w:val=""/>
+      <w:lvlJc w:val="left"/>
+      <w:pPr>
+        <w:ind w:left="5029" w:hanging="360"/>
+      </w:pPr>
+      <w:rPr>
+        <w:rFonts w:ascii="Wingdings" w:hAnsi="Wingdings" w:hint="default"/>
+      </w:rPr>
+    </w:lvl>
+    <w:lvl w:ilvl="6" w:tplc="FFFFFFFF" w:tentative="1">
+      <w:start w:val="1"/>
+      <w:numFmt w:val="bullet"/>
+      <w:lvlText w:val=""/>
+      <w:lvlJc w:val="left"/>
+      <w:pPr>
+        <w:ind w:left="5749" w:hanging="360"/>
+      </w:pPr>
+      <w:rPr>
+        <w:rFonts w:ascii="Symbol" w:hAnsi="Symbol" w:hint="default"/>
+      </w:rPr>
+    </w:lvl>
+    <w:lvl w:ilvl="7" w:tplc="FFFFFFFF" w:tentative="1">
+      <w:start w:val="1"/>
+      <w:numFmt w:val="bullet"/>
+      <w:lvlText w:val="o"/>
+      <w:lvlJc w:val="left"/>
+      <w:pPr>
+        <w:ind w:left="6469" w:hanging="360"/>
+      </w:pPr>
+      <w:rPr>
+        <w:rFonts w:ascii="Courier New" w:hAnsi="Courier New" w:cs="Courier New" w:hint="default"/>
+      </w:rPr>
+    </w:lvl>
+    <w:lvl w:ilvl="8" w:tplc="FFFFFFFF" w:tentative="1">
+      <w:start w:val="1"/>
+      <w:numFmt w:val="bullet"/>
+      <w:lvlText w:val=""/>
+      <w:lvlJc w:val="left"/>
+      <w:pPr>
+        <w:ind w:left="7189" w:hanging="360"/>
+      </w:pPr>
+      <w:rPr>
+        <w:rFonts w:ascii="Wingdings" w:hAnsi="Wingdings" w:hint="default"/>
+      </w:rPr>
+    </w:lvl>
+  </w:abstractNum>
+  <w:abstractNum w:abstractNumId="28" w15:restartNumberingAfterBreak="0">
     <w:nsid w:val="621F77DE"/>
     <w:multiLevelType w:val="hybridMultilevel"/>
     <w:tmpl w:val="3F04FFA6"/>
@@ -11600,7 +12541,7 @@
       </w:rPr>
     </w:lvl>
   </w:abstractNum>
-  <w:abstractNum w:abstractNumId="22" w15:restartNumberingAfterBreak="0">
+  <w:abstractNum w:abstractNumId="29" w15:restartNumberingAfterBreak="0">
     <w:nsid w:val="69220765"/>
     <w:multiLevelType w:val="hybridMultilevel"/>
     <w:tmpl w:val="D4D6C5EE"/>
@@ -11691,7 +12632,7 @@
       </w:pPr>
     </w:lvl>
   </w:abstractNum>
-  <w:abstractNum w:abstractNumId="23" w15:restartNumberingAfterBreak="0">
+  <w:abstractNum w:abstractNumId="30" w15:restartNumberingAfterBreak="0">
     <w:nsid w:val="6C443436"/>
     <w:multiLevelType w:val="hybridMultilevel"/>
     <w:tmpl w:val="C51C6A12"/>
@@ -11804,7 +12745,7 @@
       </w:rPr>
     </w:lvl>
   </w:abstractNum>
-  <w:abstractNum w:abstractNumId="24" w15:restartNumberingAfterBreak="0">
+  <w:abstractNum w:abstractNumId="31" w15:restartNumberingAfterBreak="0">
     <w:nsid w:val="6EA61F56"/>
     <w:multiLevelType w:val="hybridMultilevel"/>
     <w:tmpl w:val="68B66642"/>
@@ -11890,7 +12831,7 @@
       </w:pPr>
     </w:lvl>
   </w:abstractNum>
-  <w:abstractNum w:abstractNumId="25" w15:restartNumberingAfterBreak="0">
+  <w:abstractNum w:abstractNumId="32" w15:restartNumberingAfterBreak="0">
     <w:nsid w:val="76F317DE"/>
     <w:multiLevelType w:val="hybridMultilevel"/>
     <w:tmpl w:val="BDF87044"/>
@@ -12003,7 +12944,120 @@
       </w:rPr>
     </w:lvl>
   </w:abstractNum>
-  <w:abstractNum w:abstractNumId="26" w15:restartNumberingAfterBreak="0">
+  <w:abstractNum w:abstractNumId="33" w15:restartNumberingAfterBreak="0">
+    <w:nsid w:val="7E293E94"/>
+    <w:multiLevelType w:val="hybridMultilevel"/>
+    <w:tmpl w:val="40D6CA1C"/>
+    <w:lvl w:ilvl="0" w:tplc="240A0003">
+      <w:start w:val="1"/>
+      <w:numFmt w:val="bullet"/>
+      <w:lvlText w:val="o"/>
+      <w:lvlJc w:val="left"/>
+      <w:pPr>
+        <w:ind w:left="1429" w:hanging="360"/>
+      </w:pPr>
+      <w:rPr>
+        <w:rFonts w:ascii="Courier New" w:hAnsi="Courier New" w:cs="Courier New" w:hint="default"/>
+      </w:rPr>
+    </w:lvl>
+    <w:lvl w:ilvl="1" w:tplc="FFFFFFFF" w:tentative="1">
+      <w:start w:val="1"/>
+      <w:numFmt w:val="bullet"/>
+      <w:lvlText w:val="o"/>
+      <w:lvlJc w:val="left"/>
+      <w:pPr>
+        <w:ind w:left="2149" w:hanging="360"/>
+      </w:pPr>
+      <w:rPr>
+        <w:rFonts w:ascii="Courier New" w:hAnsi="Courier New" w:cs="Courier New" w:hint="default"/>
+      </w:rPr>
+    </w:lvl>
+    <w:lvl w:ilvl="2" w:tplc="FFFFFFFF" w:tentative="1">
+      <w:start w:val="1"/>
+      <w:numFmt w:val="bullet"/>
+      <w:lvlText w:val=""/>
+      <w:lvlJc w:val="left"/>
+      <w:pPr>
+        <w:ind w:left="2869" w:hanging="360"/>
+      </w:pPr>
+      <w:rPr>
+        <w:rFonts w:ascii="Wingdings" w:hAnsi="Wingdings" w:hint="default"/>
+      </w:rPr>
+    </w:lvl>
+    <w:lvl w:ilvl="3" w:tplc="FFFFFFFF" w:tentative="1">
+      <w:start w:val="1"/>
+      <w:numFmt w:val="bullet"/>
+      <w:lvlText w:val=""/>
+      <w:lvlJc w:val="left"/>
+      <w:pPr>
+        <w:ind w:left="3589" w:hanging="360"/>
+      </w:pPr>
+      <w:rPr>
+        <w:rFonts w:ascii="Symbol" w:hAnsi="Symbol" w:hint="default"/>
+      </w:rPr>
+    </w:lvl>
+    <w:lvl w:ilvl="4" w:tplc="FFFFFFFF" w:tentative="1">
+      <w:start w:val="1"/>
+      <w:numFmt w:val="bullet"/>
+      <w:lvlText w:val="o"/>
+      <w:lvlJc w:val="left"/>
+      <w:pPr>
+        <w:ind w:left="4309" w:hanging="360"/>
+      </w:pPr>
+      <w:rPr>
+        <w:rFonts w:ascii="Courier New" w:hAnsi="Courier New" w:cs="Courier New" w:hint="default"/>
+      </w:rPr>
+    </w:lvl>
+    <w:lvl w:ilvl="5" w:tplc="FFFFFFFF" w:tentative="1">
+      <w:start w:val="1"/>
+      <w:numFmt w:val="bullet"/>
+      <w:lvlText w:val=""/>
+      <w:lvlJc w:val="left"/>
+      <w:pPr>
+        <w:ind w:left="5029" w:hanging="360"/>
+      </w:pPr>
+      <w:rPr>
+        <w:rFonts w:ascii="Wingdings" w:hAnsi="Wingdings" w:hint="default"/>
+      </w:rPr>
+    </w:lvl>
+    <w:lvl w:ilvl="6" w:tplc="FFFFFFFF" w:tentative="1">
+      <w:start w:val="1"/>
+      <w:numFmt w:val="bullet"/>
+      <w:lvlText w:val=""/>
+      <w:lvlJc w:val="left"/>
+      <w:pPr>
+        <w:ind w:left="5749" w:hanging="360"/>
+      </w:pPr>
+      <w:rPr>
+        <w:rFonts w:ascii="Symbol" w:hAnsi="Symbol" w:hint="default"/>
+      </w:rPr>
+    </w:lvl>
+    <w:lvl w:ilvl="7" w:tplc="FFFFFFFF" w:tentative="1">
+      <w:start w:val="1"/>
+      <w:numFmt w:val="bullet"/>
+      <w:lvlText w:val="o"/>
+      <w:lvlJc w:val="left"/>
+      <w:pPr>
+        <w:ind w:left="6469" w:hanging="360"/>
+      </w:pPr>
+      <w:rPr>
+        <w:rFonts w:ascii="Courier New" w:hAnsi="Courier New" w:cs="Courier New" w:hint="default"/>
+      </w:rPr>
+    </w:lvl>
+    <w:lvl w:ilvl="8" w:tplc="FFFFFFFF" w:tentative="1">
+      <w:start w:val="1"/>
+      <w:numFmt w:val="bullet"/>
+      <w:lvlText w:val=""/>
+      <w:lvlJc w:val="left"/>
+      <w:pPr>
+        <w:ind w:left="7189" w:hanging="360"/>
+      </w:pPr>
+      <w:rPr>
+        <w:rFonts w:ascii="Wingdings" w:hAnsi="Wingdings" w:hint="default"/>
+      </w:rPr>
+    </w:lvl>
+  </w:abstractNum>
+  <w:abstractNum w:abstractNumId="34" w15:restartNumberingAfterBreak="0">
     <w:nsid w:val="7F68144C"/>
     <w:multiLevelType w:val="hybridMultilevel"/>
     <w:tmpl w:val="776CDBAA"/>
@@ -12116,7 +13170,7 @@
       </w:rPr>
     </w:lvl>
   </w:abstractNum>
-  <w:abstractNum w:abstractNumId="27" w15:restartNumberingAfterBreak="0">
+  <w:abstractNum w:abstractNumId="35" w15:restartNumberingAfterBreak="0">
     <w:nsid w:val="7FD73F14"/>
     <w:multiLevelType w:val="hybridMultilevel"/>
     <w:tmpl w:val="EBE67B56"/>
@@ -12233,79 +13287,79 @@
     <w:abstractNumId w:val="0"/>
   </w:num>
   <w:num w:numId="2" w16cid:durableId="481848001">
-    <w:abstractNumId w:val="19"/>
+    <w:abstractNumId w:val="24"/>
   </w:num>
   <w:num w:numId="3" w16cid:durableId="1286155358">
-    <w:abstractNumId w:val="10"/>
+    <w:abstractNumId w:val="13"/>
   </w:num>
   <w:num w:numId="4" w16cid:durableId="1070883761">
-    <w:abstractNumId w:val="20"/>
+    <w:abstractNumId w:val="25"/>
   </w:num>
   <w:num w:numId="5" w16cid:durableId="1236359988">
-    <w:abstractNumId w:val="9"/>
+    <w:abstractNumId w:val="12"/>
   </w:num>
   <w:num w:numId="6" w16cid:durableId="1141460955">
-    <w:abstractNumId w:val="18"/>
+    <w:abstractNumId w:val="23"/>
   </w:num>
   <w:num w:numId="7" w16cid:durableId="1850437818">
-    <w:abstractNumId w:val="24"/>
+    <w:abstractNumId w:val="31"/>
   </w:num>
   <w:num w:numId="8" w16cid:durableId="839545786">
-    <w:abstractNumId w:val="12"/>
+    <w:abstractNumId w:val="16"/>
   </w:num>
   <w:num w:numId="9" w16cid:durableId="1197159250">
-    <w:abstractNumId w:val="24"/>
+    <w:abstractNumId w:val="31"/>
     <w:lvlOverride w:ilvl="0">
       <w:startOverride w:val="2"/>
     </w:lvlOverride>
   </w:num>
   <w:num w:numId="10" w16cid:durableId="1861577211">
-    <w:abstractNumId w:val="24"/>
+    <w:abstractNumId w:val="31"/>
     <w:lvlOverride w:ilvl="0">
       <w:startOverride w:val="1"/>
     </w:lvlOverride>
   </w:num>
   <w:num w:numId="11" w16cid:durableId="1596472925">
-    <w:abstractNumId w:val="22"/>
+    <w:abstractNumId w:val="29"/>
   </w:num>
   <w:num w:numId="12" w16cid:durableId="648243069">
-    <w:abstractNumId w:val="15"/>
+    <w:abstractNumId w:val="20"/>
   </w:num>
   <w:num w:numId="13" w16cid:durableId="491409707">
-    <w:abstractNumId w:val="7"/>
+    <w:abstractNumId w:val="10"/>
   </w:num>
   <w:num w:numId="14" w16cid:durableId="1394546565">
     <w:abstractNumId w:val="2"/>
   </w:num>
   <w:num w:numId="15" w16cid:durableId="1278368711">
+    <w:abstractNumId w:val="28"/>
+  </w:num>
+  <w:num w:numId="16" w16cid:durableId="1723556269">
+    <w:abstractNumId w:val="32"/>
+  </w:num>
+  <w:num w:numId="17" w16cid:durableId="2076856393">
+    <w:abstractNumId w:val="18"/>
+  </w:num>
+  <w:num w:numId="18" w16cid:durableId="58021635">
     <w:abstractNumId w:val="21"/>
   </w:num>
-  <w:num w:numId="16" w16cid:durableId="1723556269">
-    <w:abstractNumId w:val="25"/>
-  </w:num>
-  <w:num w:numId="17" w16cid:durableId="2076856393">
-    <w:abstractNumId w:val="13"/>
-  </w:num>
-  <w:num w:numId="18" w16cid:durableId="58021635">
-    <w:abstractNumId w:val="16"/>
-  </w:num>
   <w:num w:numId="19" w16cid:durableId="588732954">
-    <w:abstractNumId w:val="6"/>
+    <w:abstractNumId w:val="9"/>
   </w:num>
   <w:num w:numId="20" w16cid:durableId="618487044">
-    <w:abstractNumId w:val="11"/>
+    <w:abstractNumId w:val="15"/>
   </w:num>
   <w:num w:numId="21" w16cid:durableId="1003052647">
-    <w:abstractNumId w:val="23"/>
+    <w:abstractNumId w:val="30"/>
   </w:num>
   <w:num w:numId="22" w16cid:durableId="511992174">
-    <w:abstractNumId w:val="14"/>
+    <w:abstractNumId w:val="19"/>
   </w:num>
   <w:num w:numId="23" w16cid:durableId="782772780">
-    <w:abstractNumId w:val="17"/>
+    <w:abstractNumId w:val="22"/>
   </w:num>
   <w:num w:numId="24" w16cid:durableId="539827712">
-    <w:abstractNumId w:val="5"/>
+    <w:abstractNumId w:val="8"/>
   </w:num>
   <w:num w:numId="25" w16cid:durableId="303899496">
     <w:abstractNumId w:val="3"/>
@@ -12314,16 +13368,40 @@
     <w:abstractNumId w:val="4"/>
   </w:num>
   <w:num w:numId="27" w16cid:durableId="1330446599">
-    <w:abstractNumId w:val="26"/>
+    <w:abstractNumId w:val="34"/>
   </w:num>
   <w:num w:numId="28" w16cid:durableId="1777599817">
     <w:abstractNumId w:val="1"/>
   </w:num>
   <w:num w:numId="29" w16cid:durableId="561602462">
+    <w:abstractNumId w:val="35"/>
+  </w:num>
+  <w:num w:numId="30" w16cid:durableId="1562672609">
+    <w:abstractNumId w:val="11"/>
+  </w:num>
+  <w:num w:numId="31" w16cid:durableId="185221566">
+    <w:abstractNumId w:val="17"/>
+  </w:num>
+  <w:num w:numId="32" w16cid:durableId="502816978">
+    <w:abstractNumId w:val="7"/>
+  </w:num>
+  <w:num w:numId="33" w16cid:durableId="1024788914">
+    <w:abstractNumId w:val="14"/>
+  </w:num>
+  <w:num w:numId="34" w16cid:durableId="1022242929">
+    <w:abstractNumId w:val="5"/>
+  </w:num>
+  <w:num w:numId="35" w16cid:durableId="635992177">
     <w:abstractNumId w:val="27"/>
   </w:num>
-  <w:num w:numId="30" w16cid:durableId="1562672609">
-    <w:abstractNumId w:val="8"/>
+  <w:num w:numId="36" w16cid:durableId="1747528065">
+    <w:abstractNumId w:val="26"/>
+  </w:num>
+  <w:num w:numId="37" w16cid:durableId="2059354723">
+    <w:abstractNumId w:val="33"/>
+  </w:num>
+  <w:num w:numId="38" w16cid:durableId="1530603968">
+    <w:abstractNumId w:val="6"/>
   </w:num>
   <w:numIdMacAtCleanup w:val="21"/>
 </w:numbering>
@@ -12741,7 +13819,7 @@
     <w:autoRedefine/>
     <w:uiPriority w:val="9"/>
     <w:qFormat/>
-    <w:rsid w:val="00A620B9"/>
+    <w:rsid w:val="00154C8E"/>
     <w:pPr>
       <w:shd w:val="clear" w:color="auto" w:fill="FFFFFF"/>
       <w:spacing w:line="360" w:lineRule="auto"/>
@@ -12927,6 +14005,7 @@
   <w:style w:type="character" w:default="1" w:styleId="Fuentedeprrafopredeter">
     <w:name w:val="Default Paragraph Font"/>
     <w:uiPriority w:val="1"/>
+    <w:semiHidden/>
     <w:unhideWhenUsed/>
   </w:style>
   <w:style w:type="table" w:default="1" w:styleId="Tablanormal">
@@ -12978,7 +14057,7 @@
     <w:name w:val="Título 1 Car"/>
     <w:link w:val="Ttulo1"/>
     <w:uiPriority w:val="9"/>
-    <w:rsid w:val="00A620B9"/>
+    <w:rsid w:val="00154C8E"/>
     <w:rPr>
       <w:rFonts w:eastAsia="Times New Roman" w:cs="Times New Roman (Títulos en alf"/>
       <w:b/>
@@ -14168,30 +15247,6 @@
 </file>
 
 <file path=customXml/item1.xml><?xml version="1.0" encoding="utf-8"?>
-<p:properties xmlns:p="http://schemas.microsoft.com/office/2006/metadata/properties" xmlns:xsi="http://www.w3.org/2001/XMLSchema-instance" xmlns:pc="http://schemas.microsoft.com/office/infopath/2007/PartnerControls">
-  <documentManagement>
-    <TaxCatchAll xmlns="13c90a0b-73bc-4dc0-be5f-28d77b615beb" xsi:nil="true"/>
-    <lcf76f155ced4ddcb4097134ff3c332f xmlns="13c93bba-48ce-428c-bfe5-88b42c19b028">
-      <Terms xmlns="http://schemas.microsoft.com/office/infopath/2007/PartnerControls"/>
-    </lcf76f155ced4ddcb4097134ff3c332f>
-  </documentManagement>
-</p:properties>
-</file>
-
-<file path=customXml/item2.xml><?xml version="1.0" encoding="utf-8"?>
-<?mso-contentType ?>
-<FormTemplates xmlns="http://schemas.microsoft.com/sharepoint/v3/contenttype/forms">
-  <Display>DocumentLibraryForm</Display>
-  <Edit>DocumentLibraryForm</Edit>
-  <New>DocumentLibraryForm</New>
-</FormTemplates>
-</file>
-
-<file path=customXml/item3.xml><?xml version="1.0" encoding="utf-8"?>
-<b:Sources xmlns:b="http://schemas.openxmlformats.org/officeDocument/2006/bibliography" xmlns="http://schemas.openxmlformats.org/officeDocument/2006/bibliography" SelectedStyle="\APASixthEditionOfficeOnline.xsl" StyleName="APA" Version="6"/>
-</file>
-
-<file path=customXml/item4.xml><?xml version="1.0" encoding="utf-8"?>
 <ct:contentTypeSchema xmlns:ct="http://schemas.microsoft.com/office/2006/metadata/contentType" xmlns:ma="http://schemas.microsoft.com/office/2006/metadata/properties/metaAttributes" ct:_="" ma:_="" ma:contentTypeName="Documento" ma:contentTypeID="0x0101006A81D6BD42E8DF4C91013959704817E1" ma:contentTypeVersion="15" ma:contentTypeDescription="Crear nuevo documento." ma:contentTypeScope="" ma:versionID="bf4f72ffd194f0963ff564daca6869f7">
   <xsd:schema xmlns:xsd="http://www.w3.org/2001/XMLSchema" xmlns:xs="http://www.w3.org/2001/XMLSchema" xmlns:p="http://schemas.microsoft.com/office/2006/metadata/properties" xmlns:ns2="13c90a0b-73bc-4dc0-be5f-28d77b615beb" xmlns:ns3="13c93bba-48ce-428c-bfe5-88b42c19b028" targetNamespace="http://schemas.microsoft.com/office/2006/metadata/properties" ma:root="true" ma:fieldsID="8718d6f4873a5b1392a45044efa78385" ns2:_="" ns3:_="">
     <xsd:import namespace="13c90a0b-73bc-4dc0-be5f-28d77b615beb"/>
@@ -14426,34 +15481,31 @@
 </ct:contentTypeSchema>
 </file>
 
-<file path=customXml/itemProps1.xml><?xml version="1.0" encoding="utf-8"?>
-<ds:datastoreItem xmlns:ds="http://schemas.openxmlformats.org/officeDocument/2006/customXml" ds:itemID="{CEECB56F-E1D8-45BF-A0A3-B5258E7263D4}">
-  <ds:schemaRefs>
-    <ds:schemaRef ds:uri="http://schemas.microsoft.com/office/2006/metadata/properties"/>
-    <ds:schemaRef ds:uri="http://schemas.microsoft.com/office/infopath/2007/PartnerControls"/>
-    <ds:schemaRef ds:uri="13c90a0b-73bc-4dc0-be5f-28d77b615beb"/>
-    <ds:schemaRef ds:uri="13c93bba-48ce-428c-bfe5-88b42c19b028"/>
-  </ds:schemaRefs>
-</ds:datastoreItem>
+<file path=customXml/item2.xml><?xml version="1.0" encoding="utf-8"?>
+<p:properties xmlns:p="http://schemas.microsoft.com/office/2006/metadata/properties" xmlns:xsi="http://www.w3.org/2001/XMLSchema-instance" xmlns:pc="http://schemas.microsoft.com/office/infopath/2007/PartnerControls">
+  <documentManagement>
+    <TaxCatchAll xmlns="13c90a0b-73bc-4dc0-be5f-28d77b615beb" xsi:nil="true"/>
+    <lcf76f155ced4ddcb4097134ff3c332f xmlns="13c93bba-48ce-428c-bfe5-88b42c19b028">
+      <Terms xmlns="http://schemas.microsoft.com/office/infopath/2007/PartnerControls"/>
+    </lcf76f155ced4ddcb4097134ff3c332f>
+  </documentManagement>
+</p:properties>
 </file>
 
-<file path=customXml/itemProps2.xml><?xml version="1.0" encoding="utf-8"?>
-<ds:datastoreItem xmlns:ds="http://schemas.openxmlformats.org/officeDocument/2006/customXml" ds:itemID="{91756AAB-0645-4FFC-990B-34BB6096B23B}">
-  <ds:schemaRefs>
-    <ds:schemaRef ds:uri="http://schemas.microsoft.com/sharepoint/v3/contenttype/forms"/>
-  </ds:schemaRefs>
-</ds:datastoreItem>
+<file path=customXml/item3.xml><?xml version="1.0" encoding="utf-8"?>
+<?mso-contentType ?>
+<FormTemplates xmlns="http://schemas.microsoft.com/sharepoint/v3/contenttype/forms">
+  <Display>DocumentLibraryForm</Display>
+  <Edit>DocumentLibraryForm</Edit>
+  <New>DocumentLibraryForm</New>
+</FormTemplates>
 </file>
 
-<file path=customXml/itemProps3.xml><?xml version="1.0" encoding="utf-8"?>
-<ds:datastoreItem xmlns:ds="http://schemas.openxmlformats.org/officeDocument/2006/customXml" ds:itemID="{1AF2C25B-FB23-49D7-861B-D97474F002D2}">
-  <ds:schemaRefs>
-    <ds:schemaRef ds:uri="http://schemas.openxmlformats.org/officeDocument/2006/bibliography"/>
-  </ds:schemaRefs>
-</ds:datastoreItem>
+<file path=customXml/item4.xml><?xml version="1.0" encoding="utf-8"?>
+<b:Sources xmlns:b="http://schemas.openxmlformats.org/officeDocument/2006/bibliography" xmlns="http://schemas.openxmlformats.org/officeDocument/2006/bibliography" SelectedStyle="\APASixthEditionOfficeOnline.xsl" StyleName="APA" Version="6"/>
 </file>
 
-<file path=customXml/itemProps4.xml><?xml version="1.0" encoding="utf-8"?>
+<file path=customXml/itemProps1.xml><?xml version="1.0" encoding="utf-8"?>
 <ds:datastoreItem xmlns:ds="http://schemas.openxmlformats.org/officeDocument/2006/customXml" ds:itemID="{4B3C6E78-634C-4AE7-B2E1-4D68F5BA9D52}">
   <ds:schemaRefs>
     <ds:schemaRef ds:uri="http://schemas.microsoft.com/office/2006/metadata/contentType"/>
@@ -14470,4 +15522,31 @@
     <ds:schemaRef ds:uri="http://schemas.microsoft.com/internal/obd"/>
   </ds:schemaRefs>
 </ds:datastoreItem>
+</file>
+
+<file path=customXml/itemProps2.xml><?xml version="1.0" encoding="utf-8"?>
+<ds:datastoreItem xmlns:ds="http://schemas.openxmlformats.org/officeDocument/2006/customXml" ds:itemID="{CEECB56F-E1D8-45BF-A0A3-B5258E7263D4}">
+  <ds:schemaRefs>
+    <ds:schemaRef ds:uri="http://schemas.microsoft.com/office/2006/metadata/properties"/>
+    <ds:schemaRef ds:uri="http://schemas.microsoft.com/office/infopath/2007/PartnerControls"/>
+    <ds:schemaRef ds:uri="13c90a0b-73bc-4dc0-be5f-28d77b615beb"/>
+    <ds:schemaRef ds:uri="13c93bba-48ce-428c-bfe5-88b42c19b028"/>
+  </ds:schemaRefs>
+</ds:datastoreItem>
+</file>
+
+<file path=customXml/itemProps3.xml><?xml version="1.0" encoding="utf-8"?>
+<ds:datastoreItem xmlns:ds="http://schemas.openxmlformats.org/officeDocument/2006/customXml" ds:itemID="{91756AAB-0645-4FFC-990B-34BB6096B23B}">
+  <ds:schemaRefs>
+    <ds:schemaRef ds:uri="http://schemas.microsoft.com/sharepoint/v3/contenttype/forms"/>
+  </ds:schemaRefs>
+</ds:datastoreItem>
+</file>
+
+<file path=customXml/itemProps4.xml><?xml version="1.0" encoding="utf-8"?>
+<ds:datastoreItem xmlns:ds="http://schemas.openxmlformats.org/officeDocument/2006/customXml" ds:itemID="{1AF2C25B-FB23-49D7-861B-D97474F002D2}">
+  <ds:schemaRefs>
+    <ds:schemaRef ds:uri="http://schemas.openxmlformats.org/officeDocument/2006/bibliography"/>
+  </ds:schemaRefs>
+</ds:datastoreItem>
 </file>